--- a/Etapa Elaboración - Iteración 1/Especificacion de Requerimientos - Kairos - NexTech.docx
+++ b/Etapa Elaboración - Iteración 1/Especificacion de Requerimientos - Kairos - NexTech.docx
@@ -798,12 +798,12 @@
             <wp:extent cx="1200150" cy="1200150"/>
             <wp:effectExtent b="0" l="0" r="0" t="0"/>
             <wp:wrapSquare wrapText="bothSides" distB="0" distT="0" distL="114300" distR="114300"/>
-            <wp:docPr descr="psi-negro.png" id="17" name="image2.png"/>
+            <wp:docPr descr="psi-negro.png" id="17" name="image5.png"/>
             <a:graphic>
               <a:graphicData uri="http://schemas.openxmlformats.org/drawingml/2006/picture">
                 <pic:pic>
                   <pic:nvPicPr>
-                    <pic:cNvPr descr="psi-negro.png" id="0" name="image2.png"/>
+                    <pic:cNvPr descr="psi-negro.png" id="0" name="image5.png"/>
                     <pic:cNvPicPr preferRelativeResize="0"/>
                   </pic:nvPicPr>
                   <pic:blipFill>
@@ -1193,12 +1193,12 @@
             <wp:extent cx="1200150" cy="1200150"/>
             <wp:effectExtent b="0" l="0" r="0" t="0"/>
             <wp:wrapSquare wrapText="bothSides" distB="0" distT="0" distL="114300" distR="114300"/>
-            <wp:docPr descr="psi-negro.png" id="15" name="image4.png"/>
+            <wp:docPr descr="psi-negro.png" id="15" name="image2.png"/>
             <a:graphic>
               <a:graphicData uri="http://schemas.openxmlformats.org/drawingml/2006/picture">
                 <pic:pic>
                   <pic:nvPicPr>
-                    <pic:cNvPr descr="psi-negro.png" id="0" name="image4.png"/>
+                    <pic:cNvPr descr="psi-negro.png" id="0" name="image2.png"/>
                     <pic:cNvPicPr preferRelativeResize="0"/>
                   </pic:nvPicPr>
                   <pic:blipFill>
@@ -1295,7 +1295,7 @@
     </w:p>
     <w:sdt>
       <w:sdtPr>
-        <w:id w:val="2118035106"/>
+        <w:id w:val="-1426722040"/>
         <w:docPartObj>
           <w:docPartGallery w:val="Table of Contents"/>
           <w:docPartUnique w:val="1"/>
@@ -5438,12 +5438,12 @@
             <wp:extent cx="7124700" cy="4915645"/>
             <wp:effectExtent b="0" l="0" r="0" t="0"/>
             <wp:wrapNone/>
-            <wp:docPr id="13" name="image5.png"/>
+            <wp:docPr id="13" name="image6.png"/>
             <a:graphic>
               <a:graphicData uri="http://schemas.openxmlformats.org/drawingml/2006/picture">
                 <pic:pic>
                   <pic:nvPicPr>
-                    <pic:cNvPr id="0" name="image5.png"/>
+                    <pic:cNvPr id="0" name="image6.png"/>
                     <pic:cNvPicPr preferRelativeResize="0"/>
                   </pic:nvPicPr>
                   <pic:blipFill>
@@ -25580,12 +25580,12 @@
           <wp:extent cx="425450" cy="666750"/>
           <wp:effectExtent b="0" l="0" r="0" t="0"/>
           <wp:wrapSquare wrapText="bothSides" distB="0" distT="0" distL="114300" distR="114300"/>
-          <wp:docPr descr="UNPA.JPG" id="18" name="image6.jpg"/>
+          <wp:docPr descr="UNPA.JPG" id="18" name="image4.jpg"/>
           <a:graphic>
             <a:graphicData uri="http://schemas.openxmlformats.org/drawingml/2006/picture">
               <pic:pic>
                 <pic:nvPicPr>
-                  <pic:cNvPr descr="UNPA.JPG" id="0" name="image6.jpg"/>
+                  <pic:cNvPr descr="UNPA.JPG" id="0" name="image4.jpg"/>
                   <pic:cNvPicPr preferRelativeResize="0"/>
                 </pic:nvPicPr>
                 <pic:blipFill>

--- a/Etapa Elaboración - Iteración 1/Especificacion de Requerimientos - Kairos - NexTech.docx
+++ b/Etapa Elaboración - Iteración 1/Especificacion de Requerimientos - Kairos - NexTech.docx
@@ -1193,12 +1193,12 @@
             <wp:extent cx="1200150" cy="1200150"/>
             <wp:effectExtent b="0" l="0" r="0" t="0"/>
             <wp:wrapSquare wrapText="bothSides" distB="0" distT="0" distL="114300" distR="114300"/>
-            <wp:docPr descr="psi-negro.png" id="15" name="image2.png"/>
+            <wp:docPr descr="psi-negro.png" id="15" name="image4.png"/>
             <a:graphic>
               <a:graphicData uri="http://schemas.openxmlformats.org/drawingml/2006/picture">
                 <pic:pic>
                   <pic:nvPicPr>
-                    <pic:cNvPr descr="psi-negro.png" id="0" name="image2.png"/>
+                    <pic:cNvPr descr="psi-negro.png" id="0" name="image4.png"/>
                     <pic:cNvPicPr preferRelativeResize="0"/>
                   </pic:nvPicPr>
                   <pic:blipFill>
@@ -1295,7 +1295,7 @@
     </w:p>
     <w:sdt>
       <w:sdtPr>
-        <w:id w:val="-1426722040"/>
+        <w:id w:val="-1798094137"/>
         <w:docPartObj>
           <w:docPartGallery w:val="Table of Contents"/>
           <w:docPartUnique w:val="1"/>
@@ -25580,12 +25580,12 @@
           <wp:extent cx="425450" cy="666750"/>
           <wp:effectExtent b="0" l="0" r="0" t="0"/>
           <wp:wrapSquare wrapText="bothSides" distB="0" distT="0" distL="114300" distR="114300"/>
-          <wp:docPr descr="UNPA.JPG" id="18" name="image4.jpg"/>
+          <wp:docPr descr="UNPA.JPG" id="18" name="image2.jpg"/>
           <a:graphic>
             <a:graphicData uri="http://schemas.openxmlformats.org/drawingml/2006/picture">
               <pic:pic>
                 <pic:nvPicPr>
-                  <pic:cNvPr descr="UNPA.JPG" id="0" name="image4.jpg"/>
+                  <pic:cNvPr descr="UNPA.JPG" id="0" name="image2.jpg"/>
                   <pic:cNvPicPr preferRelativeResize="0"/>
                 </pic:nvPicPr>
                 <pic:blipFill>

--- a/Etapa Elaboración - Iteración 1/Especificacion de Requerimientos - Kairos - NexTech.docx
+++ b/Etapa Elaboración - Iteración 1/Especificacion de Requerimientos - Kairos - NexTech.docx
@@ -798,12 +798,12 @@
             <wp:extent cx="1200150" cy="1200150"/>
             <wp:effectExtent b="0" l="0" r="0" t="0"/>
             <wp:wrapSquare wrapText="bothSides" distB="0" distT="0" distL="114300" distR="114300"/>
-            <wp:docPr descr="psi-negro.png" id="17" name="image5.png"/>
+            <wp:docPr descr="psi-negro.png" id="17" name="image4.png"/>
             <a:graphic>
               <a:graphicData uri="http://schemas.openxmlformats.org/drawingml/2006/picture">
                 <pic:pic>
                   <pic:nvPicPr>
-                    <pic:cNvPr descr="psi-negro.png" id="0" name="image5.png"/>
+                    <pic:cNvPr descr="psi-negro.png" id="0" name="image4.png"/>
                     <pic:cNvPicPr preferRelativeResize="0"/>
                   </pic:nvPicPr>
                   <pic:blipFill>
@@ -853,12 +853,12 @@
             <wp:extent cx="1304925" cy="2019300"/>
             <wp:effectExtent b="0" l="0" r="0" t="0"/>
             <wp:wrapSquare wrapText="bothSides" distB="0" distT="0" distL="114300" distR="114300"/>
-            <wp:docPr descr="UNPA.JPG" id="16" name="image1.jpg"/>
+            <wp:docPr descr="UNPA.JPG" id="16" name="image5.jpg"/>
             <a:graphic>
               <a:graphicData uri="http://schemas.openxmlformats.org/drawingml/2006/picture">
                 <pic:pic>
                   <pic:nvPicPr>
-                    <pic:cNvPr descr="UNPA.JPG" id="0" name="image1.jpg"/>
+                    <pic:cNvPr descr="UNPA.JPG" id="0" name="image5.jpg"/>
                     <pic:cNvPicPr preferRelativeResize="0"/>
                   </pic:nvPicPr>
                   <pic:blipFill>
@@ -1193,12 +1193,12 @@
             <wp:extent cx="1200150" cy="1200150"/>
             <wp:effectExtent b="0" l="0" r="0" t="0"/>
             <wp:wrapSquare wrapText="bothSides" distB="0" distT="0" distL="114300" distR="114300"/>
-            <wp:docPr descr="psi-negro.png" id="15" name="image4.png"/>
+            <wp:docPr descr="psi-negro.png" id="15" name="image3.png"/>
             <a:graphic>
               <a:graphicData uri="http://schemas.openxmlformats.org/drawingml/2006/picture">
                 <pic:pic>
                   <pic:nvPicPr>
-                    <pic:cNvPr descr="psi-negro.png" id="0" name="image4.png"/>
+                    <pic:cNvPr descr="psi-negro.png" id="0" name="image3.png"/>
                     <pic:cNvPicPr preferRelativeResize="0"/>
                   </pic:nvPicPr>
                   <pic:blipFill>
@@ -1295,7 +1295,7 @@
     </w:p>
     <w:sdt>
       <w:sdtPr>
-        <w:id w:val="-1798094137"/>
+        <w:id w:val="771531847"/>
         <w:docPartObj>
           <w:docPartGallery w:val="Table of Contents"/>
           <w:docPartUnique w:val="1"/>
@@ -25535,12 +25535,12 @@
           <wp:extent cx="669290" cy="669290"/>
           <wp:effectExtent b="0" l="0" r="0" t="0"/>
           <wp:wrapSquare wrapText="bothSides" distB="0" distT="0" distL="114300" distR="114300"/>
-          <wp:docPr descr="psi-negro.png" id="14" name="image3.png"/>
+          <wp:docPr descr="psi-negro.png" id="14" name="image2.png"/>
           <a:graphic>
             <a:graphicData uri="http://schemas.openxmlformats.org/drawingml/2006/picture">
               <pic:pic>
                 <pic:nvPicPr>
-                  <pic:cNvPr descr="psi-negro.png" id="0" name="image3.png"/>
+                  <pic:cNvPr descr="psi-negro.png" id="0" name="image2.png"/>
                   <pic:cNvPicPr preferRelativeResize="0"/>
                 </pic:nvPicPr>
                 <pic:blipFill>
@@ -25580,12 +25580,12 @@
           <wp:extent cx="425450" cy="666750"/>
           <wp:effectExtent b="0" l="0" r="0" t="0"/>
           <wp:wrapSquare wrapText="bothSides" distB="0" distT="0" distL="114300" distR="114300"/>
-          <wp:docPr descr="UNPA.JPG" id="18" name="image2.jpg"/>
+          <wp:docPr descr="UNPA.JPG" id="18" name="image1.jpg"/>
           <a:graphic>
             <a:graphicData uri="http://schemas.openxmlformats.org/drawingml/2006/picture">
               <pic:pic>
                 <pic:nvPicPr>
-                  <pic:cNvPr descr="UNPA.JPG" id="0" name="image2.jpg"/>
+                  <pic:cNvPr descr="UNPA.JPG" id="0" name="image1.jpg"/>
                   <pic:cNvPicPr preferRelativeResize="0"/>
                 </pic:nvPicPr>
                 <pic:blipFill>

--- a/Etapa Elaboración - Iteración 1/Especificacion de Requerimientos - Kairos - NexTech.docx
+++ b/Etapa Elaboración - Iteración 1/Especificacion de Requerimientos - Kairos - NexTech.docx
@@ -798,12 +798,12 @@
             <wp:extent cx="1200150" cy="1200150"/>
             <wp:effectExtent b="0" l="0" r="0" t="0"/>
             <wp:wrapSquare wrapText="bothSides" distB="0" distT="0" distL="114300" distR="114300"/>
-            <wp:docPr descr="psi-negro.png" id="17" name="image4.png"/>
+            <wp:docPr descr="psi-negro.png" id="17" name="image1.png"/>
             <a:graphic>
               <a:graphicData uri="http://schemas.openxmlformats.org/drawingml/2006/picture">
                 <pic:pic>
                   <pic:nvPicPr>
-                    <pic:cNvPr descr="psi-negro.png" id="0" name="image4.png"/>
+                    <pic:cNvPr descr="psi-negro.png" id="0" name="image1.png"/>
                     <pic:cNvPicPr preferRelativeResize="0"/>
                   </pic:nvPicPr>
                   <pic:blipFill>
@@ -1193,12 +1193,12 @@
             <wp:extent cx="1200150" cy="1200150"/>
             <wp:effectExtent b="0" l="0" r="0" t="0"/>
             <wp:wrapSquare wrapText="bothSides" distB="0" distT="0" distL="114300" distR="114300"/>
-            <wp:docPr descr="psi-negro.png" id="15" name="image3.png"/>
+            <wp:docPr descr="psi-negro.png" id="15" name="image2.png"/>
             <a:graphic>
               <a:graphicData uri="http://schemas.openxmlformats.org/drawingml/2006/picture">
                 <pic:pic>
                   <pic:nvPicPr>
-                    <pic:cNvPr descr="psi-negro.png" id="0" name="image3.png"/>
+                    <pic:cNvPr descr="psi-negro.png" id="0" name="image2.png"/>
                     <pic:cNvPicPr preferRelativeResize="0"/>
                   </pic:nvPicPr>
                   <pic:blipFill>
@@ -1295,7 +1295,7 @@
     </w:p>
     <w:sdt>
       <w:sdtPr>
-        <w:id w:val="771531847"/>
+        <w:id w:val="1546148557"/>
         <w:docPartObj>
           <w:docPartGallery w:val="Table of Contents"/>
           <w:docPartUnique w:val="1"/>
@@ -25535,12 +25535,12 @@
           <wp:extent cx="669290" cy="669290"/>
           <wp:effectExtent b="0" l="0" r="0" t="0"/>
           <wp:wrapSquare wrapText="bothSides" distB="0" distT="0" distL="114300" distR="114300"/>
-          <wp:docPr descr="psi-negro.png" id="14" name="image2.png"/>
+          <wp:docPr descr="psi-negro.png" id="14" name="image4.png"/>
           <a:graphic>
             <a:graphicData uri="http://schemas.openxmlformats.org/drawingml/2006/picture">
               <pic:pic>
                 <pic:nvPicPr>
-                  <pic:cNvPr descr="psi-negro.png" id="0" name="image2.png"/>
+                  <pic:cNvPr descr="psi-negro.png" id="0" name="image4.png"/>
                   <pic:cNvPicPr preferRelativeResize="0"/>
                 </pic:nvPicPr>
                 <pic:blipFill>
@@ -25580,12 +25580,12 @@
           <wp:extent cx="425450" cy="666750"/>
           <wp:effectExtent b="0" l="0" r="0" t="0"/>
           <wp:wrapSquare wrapText="bothSides" distB="0" distT="0" distL="114300" distR="114300"/>
-          <wp:docPr descr="UNPA.JPG" id="18" name="image1.jpg"/>
+          <wp:docPr descr="UNPA.JPG" id="18" name="image3.jpg"/>
           <a:graphic>
             <a:graphicData uri="http://schemas.openxmlformats.org/drawingml/2006/picture">
               <pic:pic>
                 <pic:nvPicPr>
-                  <pic:cNvPr descr="UNPA.JPG" id="0" name="image1.jpg"/>
+                  <pic:cNvPr descr="UNPA.JPG" id="0" name="image3.jpg"/>
                   <pic:cNvPicPr preferRelativeResize="0"/>
                 </pic:nvPicPr>
                 <pic:blipFill>

--- a/Etapa Elaboración - Iteración 1/Especificacion de Requerimientos - Kairos - NexTech.docx
+++ b/Etapa Elaboración - Iteración 1/Especificacion de Requerimientos - Kairos - NexTech.docx
@@ -798,12 +798,12 @@
             <wp:extent cx="1200150" cy="1200150"/>
             <wp:effectExtent b="0" l="0" r="0" t="0"/>
             <wp:wrapSquare wrapText="bothSides" distB="0" distT="0" distL="114300" distR="114300"/>
-            <wp:docPr descr="psi-negro.png" id="17" name="image1.png"/>
+            <wp:docPr descr="psi-negro.png" id="17" name="image3.png"/>
             <a:graphic>
               <a:graphicData uri="http://schemas.openxmlformats.org/drawingml/2006/picture">
                 <pic:pic>
                   <pic:nvPicPr>
-                    <pic:cNvPr descr="psi-negro.png" id="0" name="image1.png"/>
+                    <pic:cNvPr descr="psi-negro.png" id="0" name="image3.png"/>
                     <pic:cNvPicPr preferRelativeResize="0"/>
                   </pic:nvPicPr>
                   <pic:blipFill>
@@ -1193,12 +1193,12 @@
             <wp:extent cx="1200150" cy="1200150"/>
             <wp:effectExtent b="0" l="0" r="0" t="0"/>
             <wp:wrapSquare wrapText="bothSides" distB="0" distT="0" distL="114300" distR="114300"/>
-            <wp:docPr descr="psi-negro.png" id="15" name="image2.png"/>
+            <wp:docPr descr="psi-negro.png" id="15" name="image1.png"/>
             <a:graphic>
               <a:graphicData uri="http://schemas.openxmlformats.org/drawingml/2006/picture">
                 <pic:pic>
                   <pic:nvPicPr>
-                    <pic:cNvPr descr="psi-negro.png" id="0" name="image2.png"/>
+                    <pic:cNvPr descr="psi-negro.png" id="0" name="image1.png"/>
                     <pic:cNvPicPr preferRelativeResize="0"/>
                   </pic:nvPicPr>
                   <pic:blipFill>
@@ -1295,7 +1295,7 @@
     </w:p>
     <w:sdt>
       <w:sdtPr>
-        <w:id w:val="1546148557"/>
+        <w:id w:val="-1754398102"/>
         <w:docPartObj>
           <w:docPartGallery w:val="Table of Contents"/>
           <w:docPartUnique w:val="1"/>
@@ -25535,12 +25535,12 @@
           <wp:extent cx="669290" cy="669290"/>
           <wp:effectExtent b="0" l="0" r="0" t="0"/>
           <wp:wrapSquare wrapText="bothSides" distB="0" distT="0" distL="114300" distR="114300"/>
-          <wp:docPr descr="psi-negro.png" id="14" name="image4.png"/>
+          <wp:docPr descr="psi-negro.png" id="14" name="image2.png"/>
           <a:graphic>
             <a:graphicData uri="http://schemas.openxmlformats.org/drawingml/2006/picture">
               <pic:pic>
                 <pic:nvPicPr>
-                  <pic:cNvPr descr="psi-negro.png" id="0" name="image4.png"/>
+                  <pic:cNvPr descr="psi-negro.png" id="0" name="image2.png"/>
                   <pic:cNvPicPr preferRelativeResize="0"/>
                 </pic:nvPicPr>
                 <pic:blipFill>
@@ -25580,12 +25580,12 @@
           <wp:extent cx="425450" cy="666750"/>
           <wp:effectExtent b="0" l="0" r="0" t="0"/>
           <wp:wrapSquare wrapText="bothSides" distB="0" distT="0" distL="114300" distR="114300"/>
-          <wp:docPr descr="UNPA.JPG" id="18" name="image3.jpg"/>
+          <wp:docPr descr="UNPA.JPG" id="18" name="image4.jpg"/>
           <a:graphic>
             <a:graphicData uri="http://schemas.openxmlformats.org/drawingml/2006/picture">
               <pic:pic>
                 <pic:nvPicPr>
-                  <pic:cNvPr descr="UNPA.JPG" id="0" name="image3.jpg"/>
+                  <pic:cNvPr descr="UNPA.JPG" id="0" name="image4.jpg"/>
                   <pic:cNvPicPr preferRelativeResize="0"/>
                 </pic:nvPicPr>
                 <pic:blipFill>

--- a/Etapa Elaboración - Iteración 1/Especificacion de Requerimientos - Kairos - NexTech.docx
+++ b/Etapa Elaboración - Iteración 1/Especificacion de Requerimientos - Kairos - NexTech.docx
@@ -853,12 +853,12 @@
             <wp:extent cx="1304925" cy="2019300"/>
             <wp:effectExtent b="0" l="0" r="0" t="0"/>
             <wp:wrapSquare wrapText="bothSides" distB="0" distT="0" distL="114300" distR="114300"/>
-            <wp:docPr descr="UNPA.JPG" id="16" name="image5.jpg"/>
+            <wp:docPr descr="UNPA.JPG" id="16" name="image2.jpg"/>
             <a:graphic>
               <a:graphicData uri="http://schemas.openxmlformats.org/drawingml/2006/picture">
                 <pic:pic>
                   <pic:nvPicPr>
-                    <pic:cNvPr descr="UNPA.JPG" id="0" name="image5.jpg"/>
+                    <pic:cNvPr descr="UNPA.JPG" id="0" name="image2.jpg"/>
                     <pic:cNvPicPr preferRelativeResize="0"/>
                   </pic:nvPicPr>
                   <pic:blipFill>
@@ -1193,12 +1193,12 @@
             <wp:extent cx="1200150" cy="1200150"/>
             <wp:effectExtent b="0" l="0" r="0" t="0"/>
             <wp:wrapSquare wrapText="bothSides" distB="0" distT="0" distL="114300" distR="114300"/>
-            <wp:docPr descr="psi-negro.png" id="15" name="image1.png"/>
+            <wp:docPr descr="psi-negro.png" id="15" name="image5.png"/>
             <a:graphic>
               <a:graphicData uri="http://schemas.openxmlformats.org/drawingml/2006/picture">
                 <pic:pic>
                   <pic:nvPicPr>
-                    <pic:cNvPr descr="psi-negro.png" id="0" name="image1.png"/>
+                    <pic:cNvPr descr="psi-negro.png" id="0" name="image5.png"/>
                     <pic:cNvPicPr preferRelativeResize="0"/>
                   </pic:nvPicPr>
                   <pic:blipFill>
@@ -1295,7 +1295,7 @@
     </w:p>
     <w:sdt>
       <w:sdtPr>
-        <w:id w:val="-1754398102"/>
+        <w:id w:val="-255184372"/>
         <w:docPartObj>
           <w:docPartGallery w:val="Table of Contents"/>
           <w:docPartUnique w:val="1"/>
@@ -25535,12 +25535,12 @@
           <wp:extent cx="669290" cy="669290"/>
           <wp:effectExtent b="0" l="0" r="0" t="0"/>
           <wp:wrapSquare wrapText="bothSides" distB="0" distT="0" distL="114300" distR="114300"/>
-          <wp:docPr descr="psi-negro.png" id="14" name="image2.png"/>
+          <wp:docPr descr="psi-negro.png" id="14" name="image1.png"/>
           <a:graphic>
             <a:graphicData uri="http://schemas.openxmlformats.org/drawingml/2006/picture">
               <pic:pic>
                 <pic:nvPicPr>
-                  <pic:cNvPr descr="psi-negro.png" id="0" name="image2.png"/>
+                  <pic:cNvPr descr="psi-negro.png" id="0" name="image1.png"/>
                   <pic:cNvPicPr preferRelativeResize="0"/>
                 </pic:nvPicPr>
                 <pic:blipFill>

--- a/Etapa Elaboración - Iteración 1/Especificacion de Requerimientos - Kairos - NexTech.docx
+++ b/Etapa Elaboración - Iteración 1/Especificacion de Requerimientos - Kairos - NexTech.docx
@@ -798,12 +798,12 @@
             <wp:extent cx="1200150" cy="1200150"/>
             <wp:effectExtent b="0" l="0" r="0" t="0"/>
             <wp:wrapSquare wrapText="bothSides" distB="0" distT="0" distL="114300" distR="114300"/>
-            <wp:docPr descr="psi-negro.png" id="17" name="image3.png"/>
+            <wp:docPr descr="psi-negro.png" id="17" name="image5.png"/>
             <a:graphic>
               <a:graphicData uri="http://schemas.openxmlformats.org/drawingml/2006/picture">
                 <pic:pic>
                   <pic:nvPicPr>
-                    <pic:cNvPr descr="psi-negro.png" id="0" name="image3.png"/>
+                    <pic:cNvPr descr="psi-negro.png" id="0" name="image5.png"/>
                     <pic:cNvPicPr preferRelativeResize="0"/>
                   </pic:nvPicPr>
                   <pic:blipFill>
@@ -1193,12 +1193,12 @@
             <wp:extent cx="1200150" cy="1200150"/>
             <wp:effectExtent b="0" l="0" r="0" t="0"/>
             <wp:wrapSquare wrapText="bothSides" distB="0" distT="0" distL="114300" distR="114300"/>
-            <wp:docPr descr="psi-negro.png" id="15" name="image5.png"/>
+            <wp:docPr descr="psi-negro.png" id="15" name="image1.png"/>
             <a:graphic>
               <a:graphicData uri="http://schemas.openxmlformats.org/drawingml/2006/picture">
                 <pic:pic>
                   <pic:nvPicPr>
-                    <pic:cNvPr descr="psi-negro.png" id="0" name="image5.png"/>
+                    <pic:cNvPr descr="psi-negro.png" id="0" name="image1.png"/>
                     <pic:cNvPicPr preferRelativeResize="0"/>
                   </pic:nvPicPr>
                   <pic:blipFill>
@@ -1295,7 +1295,7 @@
     </w:p>
     <w:sdt>
       <w:sdtPr>
-        <w:id w:val="-255184372"/>
+        <w:id w:val="494238255"/>
         <w:docPartObj>
           <w:docPartGallery w:val="Table of Contents"/>
           <w:docPartUnique w:val="1"/>
@@ -25535,12 +25535,12 @@
           <wp:extent cx="669290" cy="669290"/>
           <wp:effectExtent b="0" l="0" r="0" t="0"/>
           <wp:wrapSquare wrapText="bothSides" distB="0" distT="0" distL="114300" distR="114300"/>
-          <wp:docPr descr="psi-negro.png" id="14" name="image1.png"/>
+          <wp:docPr descr="psi-negro.png" id="14" name="image4.png"/>
           <a:graphic>
             <a:graphicData uri="http://schemas.openxmlformats.org/drawingml/2006/picture">
               <pic:pic>
                 <pic:nvPicPr>
-                  <pic:cNvPr descr="psi-negro.png" id="0" name="image1.png"/>
+                  <pic:cNvPr descr="psi-negro.png" id="0" name="image4.png"/>
                   <pic:cNvPicPr preferRelativeResize="0"/>
                 </pic:nvPicPr>
                 <pic:blipFill>
@@ -25580,12 +25580,12 @@
           <wp:extent cx="425450" cy="666750"/>
           <wp:effectExtent b="0" l="0" r="0" t="0"/>
           <wp:wrapSquare wrapText="bothSides" distB="0" distT="0" distL="114300" distR="114300"/>
-          <wp:docPr descr="UNPA.JPG" id="18" name="image4.jpg"/>
+          <wp:docPr descr="UNPA.JPG" id="18" name="image3.jpg"/>
           <a:graphic>
             <a:graphicData uri="http://schemas.openxmlformats.org/drawingml/2006/picture">
               <pic:pic>
                 <pic:nvPicPr>
-                  <pic:cNvPr descr="UNPA.JPG" id="0" name="image4.jpg"/>
+                  <pic:cNvPr descr="UNPA.JPG" id="0" name="image3.jpg"/>
                   <pic:cNvPicPr preferRelativeResize="0"/>
                 </pic:nvPicPr>
                 <pic:blipFill>

--- a/Etapa Elaboración - Iteración 1/Especificacion de Requerimientos - Kairos - NexTech.docx
+++ b/Etapa Elaboración - Iteración 1/Especificacion de Requerimientos - Kairos - NexTech.docx
@@ -798,12 +798,12 @@
             <wp:extent cx="1200150" cy="1200150"/>
             <wp:effectExtent b="0" l="0" r="0" t="0"/>
             <wp:wrapSquare wrapText="bothSides" distB="0" distT="0" distL="114300" distR="114300"/>
-            <wp:docPr descr="psi-negro.png" id="17" name="image5.png"/>
+            <wp:docPr descr="psi-negro.png" id="17" name="image3.png"/>
             <a:graphic>
               <a:graphicData uri="http://schemas.openxmlformats.org/drawingml/2006/picture">
                 <pic:pic>
                   <pic:nvPicPr>
-                    <pic:cNvPr descr="psi-negro.png" id="0" name="image5.png"/>
+                    <pic:cNvPr descr="psi-negro.png" id="0" name="image3.png"/>
                     <pic:cNvPicPr preferRelativeResize="0"/>
                   </pic:nvPicPr>
                   <pic:blipFill>
@@ -1193,12 +1193,12 @@
             <wp:extent cx="1200150" cy="1200150"/>
             <wp:effectExtent b="0" l="0" r="0" t="0"/>
             <wp:wrapSquare wrapText="bothSides" distB="0" distT="0" distL="114300" distR="114300"/>
-            <wp:docPr descr="psi-negro.png" id="15" name="image1.png"/>
+            <wp:docPr descr="psi-negro.png" id="15" name="image4.png"/>
             <a:graphic>
               <a:graphicData uri="http://schemas.openxmlformats.org/drawingml/2006/picture">
                 <pic:pic>
                   <pic:nvPicPr>
-                    <pic:cNvPr descr="psi-negro.png" id="0" name="image1.png"/>
+                    <pic:cNvPr descr="psi-negro.png" id="0" name="image4.png"/>
                     <pic:cNvPicPr preferRelativeResize="0"/>
                   </pic:nvPicPr>
                   <pic:blipFill>
@@ -1295,7 +1295,7 @@
     </w:p>
     <w:sdt>
       <w:sdtPr>
-        <w:id w:val="494238255"/>
+        <w:id w:val="2058686653"/>
         <w:docPartObj>
           <w:docPartGallery w:val="Table of Contents"/>
           <w:docPartUnique w:val="1"/>
@@ -25535,12 +25535,12 @@
           <wp:extent cx="669290" cy="669290"/>
           <wp:effectExtent b="0" l="0" r="0" t="0"/>
           <wp:wrapSquare wrapText="bothSides" distB="0" distT="0" distL="114300" distR="114300"/>
-          <wp:docPr descr="psi-negro.png" id="14" name="image4.png"/>
+          <wp:docPr descr="psi-negro.png" id="14" name="image5.png"/>
           <a:graphic>
             <a:graphicData uri="http://schemas.openxmlformats.org/drawingml/2006/picture">
               <pic:pic>
                 <pic:nvPicPr>
-                  <pic:cNvPr descr="psi-negro.png" id="0" name="image4.png"/>
+                  <pic:cNvPr descr="psi-negro.png" id="0" name="image5.png"/>
                   <pic:cNvPicPr preferRelativeResize="0"/>
                 </pic:nvPicPr>
                 <pic:blipFill>
@@ -25580,12 +25580,12 @@
           <wp:extent cx="425450" cy="666750"/>
           <wp:effectExtent b="0" l="0" r="0" t="0"/>
           <wp:wrapSquare wrapText="bothSides" distB="0" distT="0" distL="114300" distR="114300"/>
-          <wp:docPr descr="UNPA.JPG" id="18" name="image3.jpg"/>
+          <wp:docPr descr="UNPA.JPG" id="18" name="image1.jpg"/>
           <a:graphic>
             <a:graphicData uri="http://schemas.openxmlformats.org/drawingml/2006/picture">
               <pic:pic>
                 <pic:nvPicPr>
-                  <pic:cNvPr descr="UNPA.JPG" id="0" name="image3.jpg"/>
+                  <pic:cNvPr descr="UNPA.JPG" id="0" name="image1.jpg"/>
                   <pic:cNvPicPr preferRelativeResize="0"/>
                 </pic:nvPicPr>
                 <pic:blipFill>

--- a/Etapa Elaboración - Iteración 1/Especificacion de Requerimientos - Kairos - NexTech.docx
+++ b/Etapa Elaboración - Iteración 1/Especificacion de Requerimientos - Kairos - NexTech.docx
@@ -853,12 +853,12 @@
             <wp:extent cx="1304925" cy="2019300"/>
             <wp:effectExtent b="0" l="0" r="0" t="0"/>
             <wp:wrapSquare wrapText="bothSides" distB="0" distT="0" distL="114300" distR="114300"/>
-            <wp:docPr descr="UNPA.JPG" id="16" name="image2.jpg"/>
+            <wp:docPr descr="UNPA.JPG" id="16" name="image5.jpg"/>
             <a:graphic>
               <a:graphicData uri="http://schemas.openxmlformats.org/drawingml/2006/picture">
                 <pic:pic>
                   <pic:nvPicPr>
-                    <pic:cNvPr descr="UNPA.JPG" id="0" name="image2.jpg"/>
+                    <pic:cNvPr descr="UNPA.JPG" id="0" name="image5.jpg"/>
                     <pic:cNvPicPr preferRelativeResize="0"/>
                   </pic:nvPicPr>
                   <pic:blipFill>
@@ -1193,12 +1193,12 @@
             <wp:extent cx="1200150" cy="1200150"/>
             <wp:effectExtent b="0" l="0" r="0" t="0"/>
             <wp:wrapSquare wrapText="bothSides" distB="0" distT="0" distL="114300" distR="114300"/>
-            <wp:docPr descr="psi-negro.png" id="15" name="image4.png"/>
+            <wp:docPr descr="psi-negro.png" id="15" name="image2.png"/>
             <a:graphic>
               <a:graphicData uri="http://schemas.openxmlformats.org/drawingml/2006/picture">
                 <pic:pic>
                   <pic:nvPicPr>
-                    <pic:cNvPr descr="psi-negro.png" id="0" name="image4.png"/>
+                    <pic:cNvPr descr="psi-negro.png" id="0" name="image2.png"/>
                     <pic:cNvPicPr preferRelativeResize="0"/>
                   </pic:nvPicPr>
                   <pic:blipFill>
@@ -1295,7 +1295,7 @@
     </w:p>
     <w:sdt>
       <w:sdtPr>
-        <w:id w:val="2058686653"/>
+        <w:id w:val="367085103"/>
         <w:docPartObj>
           <w:docPartGallery w:val="Table of Contents"/>
           <w:docPartUnique w:val="1"/>
@@ -25535,12 +25535,12 @@
           <wp:extent cx="669290" cy="669290"/>
           <wp:effectExtent b="0" l="0" r="0" t="0"/>
           <wp:wrapSquare wrapText="bothSides" distB="0" distT="0" distL="114300" distR="114300"/>
-          <wp:docPr descr="psi-negro.png" id="14" name="image5.png"/>
+          <wp:docPr descr="psi-negro.png" id="14" name="image4.png"/>
           <a:graphic>
             <a:graphicData uri="http://schemas.openxmlformats.org/drawingml/2006/picture">
               <pic:pic>
                 <pic:nvPicPr>
-                  <pic:cNvPr descr="psi-negro.png" id="0" name="image5.png"/>
+                  <pic:cNvPr descr="psi-negro.png" id="0" name="image4.png"/>
                   <pic:cNvPicPr preferRelativeResize="0"/>
                 </pic:nvPicPr>
                 <pic:blipFill>

--- a/Etapa Elaboración - Iteración 1/Especificacion de Requerimientos - Kairos - NexTech.docx
+++ b/Etapa Elaboración - Iteración 1/Especificacion de Requerimientos - Kairos - NexTech.docx
@@ -853,12 +853,12 @@
             <wp:extent cx="1304925" cy="2019300"/>
             <wp:effectExtent b="0" l="0" r="0" t="0"/>
             <wp:wrapSquare wrapText="bothSides" distB="0" distT="0" distL="114300" distR="114300"/>
-            <wp:docPr descr="UNPA.JPG" id="16" name="image5.jpg"/>
+            <wp:docPr descr="UNPA.JPG" id="16" name="image1.jpg"/>
             <a:graphic>
               <a:graphicData uri="http://schemas.openxmlformats.org/drawingml/2006/picture">
                 <pic:pic>
                   <pic:nvPicPr>
-                    <pic:cNvPr descr="UNPA.JPG" id="0" name="image5.jpg"/>
+                    <pic:cNvPr descr="UNPA.JPG" id="0" name="image1.jpg"/>
                     <pic:cNvPicPr preferRelativeResize="0"/>
                   </pic:nvPicPr>
                   <pic:blipFill>
@@ -1193,12 +1193,12 @@
             <wp:extent cx="1200150" cy="1200150"/>
             <wp:effectExtent b="0" l="0" r="0" t="0"/>
             <wp:wrapSquare wrapText="bothSides" distB="0" distT="0" distL="114300" distR="114300"/>
-            <wp:docPr descr="psi-negro.png" id="15" name="image2.png"/>
+            <wp:docPr descr="psi-negro.png" id="15" name="image6.png"/>
             <a:graphic>
               <a:graphicData uri="http://schemas.openxmlformats.org/drawingml/2006/picture">
                 <pic:pic>
                   <pic:nvPicPr>
-                    <pic:cNvPr descr="psi-negro.png" id="0" name="image2.png"/>
+                    <pic:cNvPr descr="psi-negro.png" id="0" name="image6.png"/>
                     <pic:cNvPicPr preferRelativeResize="0"/>
                   </pic:nvPicPr>
                   <pic:blipFill>
@@ -1295,7 +1295,7 @@
     </w:p>
     <w:sdt>
       <w:sdtPr>
-        <w:id w:val="367085103"/>
+        <w:id w:val="943749841"/>
         <w:docPartObj>
           <w:docPartGallery w:val="Table of Contents"/>
           <w:docPartUnique w:val="1"/>
@@ -5438,12 +5438,12 @@
             <wp:extent cx="7124700" cy="4915645"/>
             <wp:effectExtent b="0" l="0" r="0" t="0"/>
             <wp:wrapNone/>
-            <wp:docPr id="13" name="image6.png"/>
+            <wp:docPr id="13" name="image5.png"/>
             <a:graphic>
               <a:graphicData uri="http://schemas.openxmlformats.org/drawingml/2006/picture">
                 <pic:pic>
                   <pic:nvPicPr>
-                    <pic:cNvPr id="0" name="image6.png"/>
+                    <pic:cNvPr id="0" name="image5.png"/>
                     <pic:cNvPicPr preferRelativeResize="0"/>
                   </pic:nvPicPr>
                   <pic:blipFill>
@@ -25535,12 +25535,12 @@
           <wp:extent cx="669290" cy="669290"/>
           <wp:effectExtent b="0" l="0" r="0" t="0"/>
           <wp:wrapSquare wrapText="bothSides" distB="0" distT="0" distL="114300" distR="114300"/>
-          <wp:docPr descr="psi-negro.png" id="14" name="image4.png"/>
+          <wp:docPr descr="psi-negro.png" id="14" name="image2.png"/>
           <a:graphic>
             <a:graphicData uri="http://schemas.openxmlformats.org/drawingml/2006/picture">
               <pic:pic>
                 <pic:nvPicPr>
-                  <pic:cNvPr descr="psi-negro.png" id="0" name="image4.png"/>
+                  <pic:cNvPr descr="psi-negro.png" id="0" name="image2.png"/>
                   <pic:cNvPicPr preferRelativeResize="0"/>
                 </pic:nvPicPr>
                 <pic:blipFill>
@@ -25580,12 +25580,12 @@
           <wp:extent cx="425450" cy="666750"/>
           <wp:effectExtent b="0" l="0" r="0" t="0"/>
           <wp:wrapSquare wrapText="bothSides" distB="0" distT="0" distL="114300" distR="114300"/>
-          <wp:docPr descr="UNPA.JPG" id="18" name="image1.jpg"/>
+          <wp:docPr descr="UNPA.JPG" id="18" name="image4.jpg"/>
           <a:graphic>
             <a:graphicData uri="http://schemas.openxmlformats.org/drawingml/2006/picture">
               <pic:pic>
                 <pic:nvPicPr>
-                  <pic:cNvPr descr="UNPA.JPG" id="0" name="image1.jpg"/>
+                  <pic:cNvPr descr="UNPA.JPG" id="0" name="image4.jpg"/>
                   <pic:cNvPicPr preferRelativeResize="0"/>
                 </pic:nvPicPr>
                 <pic:blipFill>

--- a/Etapa Elaboración - Iteración 1/Especificacion de Requerimientos - Kairos - NexTech.docx
+++ b/Etapa Elaboración - Iteración 1/Especificacion de Requerimientos - Kairos - NexTech.docx
@@ -22,7 +22,9 @@
         <w:rPr>
           <w:rFonts w:ascii="Cambria" w:cs="Cambria" w:eastAsia="Cambria" w:hAnsi="Cambria"/>
           <w:b w:val="0"/>
+          <w:bCs w:val="0"/>
           <w:i w:val="0"/>
+          <w:iCs w:val="0"/>
           <w:smallCaps w:val="0"/>
           <w:strike w:val="0"/>
           <w:color w:val="000000"/>
@@ -59,7 +61,9 @@
         <w:rPr>
           <w:rFonts w:ascii="Cambria" w:cs="Cambria" w:eastAsia="Cambria" w:hAnsi="Cambria"/>
           <w:b w:val="0"/>
+          <w:bCs w:val="0"/>
           <w:i w:val="0"/>
+          <w:iCs w:val="0"/>
           <w:smallCaps w:val="0"/>
           <w:strike w:val="0"/>
           <w:color w:val="000000"/>
@@ -96,7 +100,9 @@
         <w:rPr>
           <w:rFonts w:ascii="Cambria" w:cs="Cambria" w:eastAsia="Cambria" w:hAnsi="Cambria"/>
           <w:b w:val="0"/>
+          <w:bCs w:val="0"/>
           <w:i w:val="0"/>
+          <w:iCs w:val="0"/>
           <w:smallCaps w:val="0"/>
           <w:strike w:val="0"/>
           <w:color w:val="000000"/>
@@ -111,7 +117,9 @@
         <w:rPr>
           <w:rFonts w:ascii="Calibri" w:cs="Calibri" w:eastAsia="Calibri" w:hAnsi="Calibri"/>
           <w:b w:val="0"/>
+          <w:bCs w:val="0"/>
           <w:i w:val="0"/>
+          <w:iCs w:val="0"/>
           <w:smallCaps w:val="0"/>
           <w:strike w:val="0"/>
           <w:color w:val="000000"/>
@@ -231,7 +239,9 @@
         <w:rPr>
           <w:rFonts w:ascii="Calibri" w:cs="Calibri" w:eastAsia="Calibri" w:hAnsi="Calibri"/>
           <w:b w:val="0"/>
+          <w:bCs w:val="0"/>
           <w:i w:val="0"/>
+          <w:iCs w:val="0"/>
           <w:smallCaps w:val="0"/>
           <w:strike w:val="0"/>
           <w:color w:val="000000"/>
@@ -351,7 +361,9 @@
         <w:rPr>
           <w:rFonts w:ascii="Calibri" w:cs="Calibri" w:eastAsia="Calibri" w:hAnsi="Calibri"/>
           <w:b w:val="0"/>
+          <w:bCs w:val="0"/>
           <w:i w:val="0"/>
+          <w:iCs w:val="0"/>
           <w:smallCaps w:val="0"/>
           <w:strike w:val="0"/>
           <w:color w:val="000000"/>
@@ -471,7 +483,9 @@
         <w:rPr>
           <w:rFonts w:ascii="Calibri" w:cs="Calibri" w:eastAsia="Calibri" w:hAnsi="Calibri"/>
           <w:b w:val="0"/>
+          <w:bCs w:val="0"/>
           <w:i w:val="0"/>
+          <w:iCs w:val="0"/>
           <w:smallCaps w:val="0"/>
           <w:strike w:val="0"/>
           <w:color w:val="000000"/>
@@ -613,7 +627,9 @@
         <w:rPr>
           <w:rFonts w:ascii="Cambria" w:cs="Cambria" w:eastAsia="Cambria" w:hAnsi="Cambria"/>
           <w:b w:val="0"/>
+          <w:bCs w:val="0"/>
           <w:i w:val="0"/>
+          <w:iCs w:val="0"/>
           <w:smallCaps w:val="0"/>
           <w:strike w:val="0"/>
           <w:color w:val="000000"/>
@@ -628,7 +644,9 @@
         <w:rPr>
           <w:rFonts w:ascii="Cambria" w:cs="Cambria" w:eastAsia="Cambria" w:hAnsi="Cambria"/>
           <w:b w:val="0"/>
+          <w:bCs w:val="0"/>
           <w:i w:val="0"/>
+          <w:iCs w:val="0"/>
           <w:smallCaps w:val="0"/>
           <w:strike w:val="0"/>
           <w:color w:val="000000"/>
@@ -770,7 +788,9 @@
         <w:rPr>
           <w:rFonts w:ascii="Calibri" w:cs="Calibri" w:eastAsia="Calibri" w:hAnsi="Calibri"/>
           <w:b w:val="0"/>
+          <w:bCs w:val="0"/>
           <w:i w:val="1"/>
+          <w:iCs w:val="1"/>
           <w:smallCaps w:val="0"/>
           <w:strike w:val="0"/>
           <w:color w:val="548dd4"/>
@@ -784,6 +804,7 @@
       <w:r>
         <w:rPr>
           <w:i w:val="1"/>
+          <w:iCs w:val="1"/>
           <w:color w:val="548dd4"/>
         </w:rPr>
         <w:drawing>
@@ -798,12 +819,12 @@
             <wp:extent cx="1200150" cy="1200150"/>
             <wp:effectExtent b="0" l="0" r="0" t="0"/>
             <wp:wrapSquare wrapText="bothSides" distB="0" distT="0" distL="114300" distR="114300"/>
-            <wp:docPr descr="psi-negro.png" id="17" name="image3.png"/>
+            <wp:docPr descr="psi-negro.png" id="17" name="image4.png"/>
             <a:graphic>
               <a:graphicData uri="http://schemas.openxmlformats.org/drawingml/2006/picture">
                 <pic:pic>
                   <pic:nvPicPr>
-                    <pic:cNvPr descr="psi-negro.png" id="0" name="image3.png"/>
+                    <pic:cNvPr descr="psi-negro.png" id="0" name="image4.png"/>
                     <pic:cNvPicPr preferRelativeResize="0"/>
                   </pic:nvPicPr>
                   <pic:blipFill>
@@ -831,7 +852,9 @@
         <w:rPr>
           <w:rFonts w:ascii="Calibri" w:cs="Calibri" w:eastAsia="Calibri" w:hAnsi="Calibri"/>
           <w:b w:val="0"/>
+          <w:bCs w:val="0"/>
           <w:i w:val="1"/>
+          <w:iCs w:val="1"/>
           <w:smallCaps w:val="0"/>
           <w:strike w:val="0"/>
           <w:color w:val="548dd4"/>
@@ -853,12 +876,12 @@
             <wp:extent cx="1304925" cy="2019300"/>
             <wp:effectExtent b="0" l="0" r="0" t="0"/>
             <wp:wrapSquare wrapText="bothSides" distB="0" distT="0" distL="114300" distR="114300"/>
-            <wp:docPr descr="UNPA.JPG" id="16" name="image1.jpg"/>
+            <wp:docPr descr="UNPA.JPG" id="16" name="image3.jpg"/>
             <a:graphic>
               <a:graphicData uri="http://schemas.openxmlformats.org/drawingml/2006/picture">
                 <pic:pic>
                   <pic:nvPicPr>
-                    <pic:cNvPr descr="UNPA.JPG" id="0" name="image1.jpg"/>
+                    <pic:cNvPr descr="UNPA.JPG" id="0" name="image3.jpg"/>
                     <pic:cNvPicPr preferRelativeResize="0"/>
                   </pic:nvPicPr>
                   <pic:blipFill>
@@ -914,7 +937,9 @@
         <w:rPr>
           <w:rFonts w:ascii="Calibri" w:cs="Calibri" w:eastAsia="Calibri" w:hAnsi="Calibri"/>
           <w:b w:val="0"/>
+          <w:bCs w:val="0"/>
           <w:i w:val="1"/>
+          <w:iCs w:val="1"/>
           <w:smallCaps w:val="0"/>
           <w:strike w:val="0"/>
           <w:color w:val="548dd4"/>
@@ -928,6 +953,7 @@
       <w:r>
         <w:rPr>
           <w:i w:val="1"/>
+          <w:iCs w:val="1"/>
           <w:color w:val="548dd4"/>
         </w:rPr>
         <mc:AlternateContent>
@@ -1148,7 +1174,9 @@
         <w:rPr>
           <w:rFonts w:ascii="Calibri" w:cs="Calibri" w:eastAsia="Calibri" w:hAnsi="Calibri"/>
           <w:b w:val="0"/>
+          <w:bCs w:val="0"/>
           <w:i w:val="1"/>
+          <w:iCs w:val="1"/>
           <w:smallCaps w:val="0"/>
           <w:strike w:val="0"/>
           <w:color w:val="548dd4"/>
@@ -1193,12 +1221,12 @@
             <wp:extent cx="1200150" cy="1200150"/>
             <wp:effectExtent b="0" l="0" r="0" t="0"/>
             <wp:wrapSquare wrapText="bothSides" distB="0" distT="0" distL="114300" distR="114300"/>
-            <wp:docPr descr="psi-negro.png" id="15" name="image6.png"/>
+            <wp:docPr descr="psi-negro.png" id="15" name="image1.png"/>
             <a:graphic>
               <a:graphicData uri="http://schemas.openxmlformats.org/drawingml/2006/picture">
                 <pic:pic>
                   <pic:nvPicPr>
-                    <pic:cNvPr descr="psi-negro.png" id="0" name="image6.png"/>
+                    <pic:cNvPr descr="psi-negro.png" id="0" name="image1.png"/>
                     <pic:cNvPicPr preferRelativeResize="0"/>
                   </pic:nvPicPr>
                   <pic:blipFill>
@@ -1264,7 +1292,9 @@
         <w:rPr>
           <w:rFonts w:ascii="Cambria" w:cs="Cambria" w:eastAsia="Cambria" w:hAnsi="Cambria"/>
           <w:b w:val="1"/>
+          <w:bCs w:val="1"/>
           <w:i w:val="0"/>
+          <w:iCs w:val="0"/>
           <w:smallCaps w:val="0"/>
           <w:strike w:val="0"/>
           <w:color w:val="366091"/>
@@ -1279,7 +1309,9 @@
         <w:rPr>
           <w:rFonts w:ascii="Cambria" w:cs="Cambria" w:eastAsia="Cambria" w:hAnsi="Cambria"/>
           <w:b w:val="1"/>
+          <w:bCs w:val="1"/>
           <w:i w:val="0"/>
+          <w:iCs w:val="0"/>
           <w:smallCaps w:val="0"/>
           <w:strike w:val="0"/>
           <w:color w:val="366091"/>
@@ -1295,7 +1327,7 @@
     </w:p>
     <w:sdt>
       <w:sdtPr>
-        <w:id w:val="943749841"/>
+        <w:id w:val="1251684289"/>
         <w:docPartObj>
           <w:docPartGallery w:val="Table of Contents"/>
           <w:docPartUnique w:val="1"/>
@@ -1313,7 +1345,9 @@
             <w:rPr>
               <w:rFonts w:ascii="Arial" w:cs="Arial" w:eastAsia="Arial" w:hAnsi="Arial"/>
               <w:b w:val="1"/>
+              <w:bCs w:val="1"/>
               <w:i w:val="0"/>
+              <w:iCs w:val="0"/>
               <w:smallCaps w:val="0"/>
               <w:strike w:val="0"/>
               <w:color w:val="000000"/>
@@ -1334,7 +1368,9 @@
               <w:rPr>
                 <w:rFonts w:ascii="Calibri" w:cs="Calibri" w:eastAsia="Calibri" w:hAnsi="Calibri"/>
                 <w:b w:val="1"/>
+                <w:bCs w:val="1"/>
                 <w:i w:val="0"/>
+                <w:iCs w:val="0"/>
                 <w:smallCaps w:val="0"/>
                 <w:strike w:val="0"/>
                 <w:color w:val="366091"/>
@@ -1367,7 +1403,9 @@
             <w:rPr>
               <w:rFonts w:ascii="Arial" w:cs="Arial" w:eastAsia="Arial" w:hAnsi="Arial"/>
               <w:b w:val="0"/>
+              <w:bCs w:val="0"/>
               <w:i w:val="0"/>
+              <w:iCs w:val="0"/>
               <w:smallCaps w:val="0"/>
               <w:strike w:val="0"/>
               <w:color w:val="000000"/>
@@ -1383,7 +1421,9 @@
               <w:rPr>
                 <w:rFonts w:ascii="Calibri" w:cs="Calibri" w:eastAsia="Calibri" w:hAnsi="Calibri"/>
                 <w:b w:val="0"/>
+                <w:bCs w:val="0"/>
                 <w:i w:val="1"/>
+                <w:iCs w:val="1"/>
                 <w:smallCaps w:val="0"/>
                 <w:strike w:val="0"/>
                 <w:color w:val="548dd4"/>
@@ -1416,7 +1456,9 @@
             <w:rPr>
               <w:rFonts w:ascii="Arial" w:cs="Arial" w:eastAsia="Arial" w:hAnsi="Arial"/>
               <w:b w:val="0"/>
+              <w:bCs w:val="0"/>
               <w:i w:val="0"/>
+              <w:iCs w:val="0"/>
               <w:smallCaps w:val="0"/>
               <w:strike w:val="0"/>
               <w:color w:val="000000"/>
@@ -1432,7 +1474,9 @@
               <w:rPr>
                 <w:rFonts w:ascii="Calibri" w:cs="Calibri" w:eastAsia="Calibri" w:hAnsi="Calibri"/>
                 <w:b w:val="0"/>
+                <w:bCs w:val="0"/>
                 <w:i w:val="1"/>
+                <w:iCs w:val="1"/>
                 <w:smallCaps w:val="0"/>
                 <w:strike w:val="0"/>
                 <w:color w:val="548dd4"/>
@@ -1465,7 +1509,9 @@
             <w:rPr>
               <w:rFonts w:ascii="Arial" w:cs="Arial" w:eastAsia="Arial" w:hAnsi="Arial"/>
               <w:b w:val="1"/>
+              <w:bCs w:val="1"/>
               <w:i w:val="0"/>
+              <w:iCs w:val="0"/>
               <w:smallCaps w:val="0"/>
               <w:strike w:val="0"/>
               <w:color w:val="000000"/>
@@ -1481,7 +1527,9 @@
               <w:rPr>
                 <w:rFonts w:ascii="Calibri" w:cs="Calibri" w:eastAsia="Calibri" w:hAnsi="Calibri"/>
                 <w:b w:val="1"/>
+                <w:bCs w:val="1"/>
                 <w:i w:val="0"/>
+                <w:iCs w:val="0"/>
                 <w:smallCaps w:val="0"/>
                 <w:strike w:val="0"/>
                 <w:color w:val="366091"/>
@@ -1514,7 +1562,9 @@
             <w:rPr>
               <w:rFonts w:ascii="Arial" w:cs="Arial" w:eastAsia="Arial" w:hAnsi="Arial"/>
               <w:b w:val="0"/>
+              <w:bCs w:val="0"/>
               <w:i w:val="0"/>
+              <w:iCs w:val="0"/>
               <w:smallCaps w:val="0"/>
               <w:strike w:val="0"/>
               <w:color w:val="000000"/>
@@ -1530,7 +1580,9 @@
               <w:rPr>
                 <w:rFonts w:ascii="Calibri" w:cs="Calibri" w:eastAsia="Calibri" w:hAnsi="Calibri"/>
                 <w:b w:val="0"/>
+                <w:bCs w:val="0"/>
                 <w:i w:val="1"/>
+                <w:iCs w:val="1"/>
                 <w:smallCaps w:val="0"/>
                 <w:strike w:val="0"/>
                 <w:color w:val="548dd4"/>
@@ -1563,7 +1615,9 @@
             <w:rPr>
               <w:rFonts w:ascii="Arial" w:cs="Arial" w:eastAsia="Arial" w:hAnsi="Arial"/>
               <w:b w:val="0"/>
+              <w:bCs w:val="0"/>
               <w:i w:val="0"/>
+              <w:iCs w:val="0"/>
               <w:smallCaps w:val="0"/>
               <w:strike w:val="0"/>
               <w:color w:val="000000"/>
@@ -1579,7 +1633,9 @@
               <w:rPr>
                 <w:rFonts w:ascii="Calibri" w:cs="Calibri" w:eastAsia="Calibri" w:hAnsi="Calibri"/>
                 <w:b w:val="0"/>
+                <w:bCs w:val="0"/>
                 <w:i w:val="1"/>
+                <w:iCs w:val="1"/>
                 <w:smallCaps w:val="0"/>
                 <w:strike w:val="0"/>
                 <w:color w:val="548dd4"/>
@@ -1612,7 +1668,9 @@
             <w:rPr>
               <w:rFonts w:ascii="Arial" w:cs="Arial" w:eastAsia="Arial" w:hAnsi="Arial"/>
               <w:b w:val="0"/>
+              <w:bCs w:val="0"/>
               <w:i w:val="0"/>
+              <w:iCs w:val="0"/>
               <w:smallCaps w:val="0"/>
               <w:strike w:val="0"/>
               <w:color w:val="000000"/>
@@ -1628,7 +1686,9 @@
               <w:rPr>
                 <w:rFonts w:ascii="Calibri" w:cs="Calibri" w:eastAsia="Calibri" w:hAnsi="Calibri"/>
                 <w:b w:val="0"/>
+                <w:bCs w:val="0"/>
                 <w:i w:val="1"/>
+                <w:iCs w:val="1"/>
                 <w:smallCaps w:val="0"/>
                 <w:strike w:val="0"/>
                 <w:color w:val="548dd4"/>
@@ -1661,7 +1721,9 @@
             <w:rPr>
               <w:rFonts w:ascii="Arial" w:cs="Arial" w:eastAsia="Arial" w:hAnsi="Arial"/>
               <w:b w:val="1"/>
+              <w:bCs w:val="1"/>
               <w:i w:val="0"/>
+              <w:iCs w:val="0"/>
               <w:smallCaps w:val="0"/>
               <w:strike w:val="0"/>
               <w:color w:val="000000"/>
@@ -1677,7 +1739,9 @@
               <w:rPr>
                 <w:rFonts w:ascii="Calibri" w:cs="Calibri" w:eastAsia="Calibri" w:hAnsi="Calibri"/>
                 <w:b w:val="1"/>
+                <w:bCs w:val="1"/>
                 <w:i w:val="0"/>
+                <w:iCs w:val="0"/>
                 <w:smallCaps w:val="0"/>
                 <w:strike w:val="0"/>
                 <w:color w:val="366091"/>
@@ -1710,7 +1774,9 @@
             <w:rPr>
               <w:rFonts w:ascii="Arial" w:cs="Arial" w:eastAsia="Arial" w:hAnsi="Arial"/>
               <w:b w:val="1"/>
+              <w:bCs w:val="1"/>
               <w:i w:val="0"/>
+              <w:iCs w:val="0"/>
               <w:smallCaps w:val="0"/>
               <w:strike w:val="0"/>
               <w:color w:val="000000"/>
@@ -1726,7 +1792,9 @@
               <w:rPr>
                 <w:rFonts w:ascii="Calibri" w:cs="Calibri" w:eastAsia="Calibri" w:hAnsi="Calibri"/>
                 <w:b w:val="1"/>
+                <w:bCs w:val="1"/>
                 <w:i w:val="0"/>
+                <w:iCs w:val="0"/>
                 <w:smallCaps w:val="0"/>
                 <w:strike w:val="0"/>
                 <w:color w:val="366091"/>
@@ -1759,7 +1827,9 @@
             <w:rPr>
               <w:rFonts w:ascii="Arial" w:cs="Arial" w:eastAsia="Arial" w:hAnsi="Arial"/>
               <w:b w:val="1"/>
+              <w:bCs w:val="1"/>
               <w:i w:val="0"/>
+              <w:iCs w:val="0"/>
               <w:smallCaps w:val="0"/>
               <w:strike w:val="0"/>
               <w:color w:val="000000"/>
@@ -1775,7 +1845,9 @@
               <w:rPr>
                 <w:rFonts w:ascii="Calibri" w:cs="Calibri" w:eastAsia="Calibri" w:hAnsi="Calibri"/>
                 <w:b w:val="1"/>
+                <w:bCs w:val="1"/>
                 <w:i w:val="0"/>
+                <w:iCs w:val="0"/>
                 <w:smallCaps w:val="0"/>
                 <w:strike w:val="0"/>
                 <w:color w:val="366091"/>
@@ -1808,7 +1880,9 @@
             <w:rPr>
               <w:rFonts w:ascii="Arial" w:cs="Arial" w:eastAsia="Arial" w:hAnsi="Arial"/>
               <w:b w:val="0"/>
+              <w:bCs w:val="0"/>
               <w:i w:val="0"/>
+              <w:iCs w:val="0"/>
               <w:smallCaps w:val="0"/>
               <w:strike w:val="0"/>
               <w:color w:val="000000"/>
@@ -1824,7 +1898,9 @@
               <w:rPr>
                 <w:rFonts w:ascii="Calibri" w:cs="Calibri" w:eastAsia="Calibri" w:hAnsi="Calibri"/>
                 <w:b w:val="0"/>
+                <w:bCs w:val="0"/>
                 <w:i w:val="1"/>
+                <w:iCs w:val="1"/>
                 <w:smallCaps w:val="0"/>
                 <w:strike w:val="0"/>
                 <w:color w:val="548dd4"/>
@@ -1857,7 +1933,9 @@
             <w:rPr>
               <w:rFonts w:ascii="Arial" w:cs="Arial" w:eastAsia="Arial" w:hAnsi="Arial"/>
               <w:b w:val="0"/>
+              <w:bCs w:val="0"/>
               <w:i w:val="0"/>
+              <w:iCs w:val="0"/>
               <w:smallCaps w:val="0"/>
               <w:strike w:val="0"/>
               <w:color w:val="000000"/>
@@ -1873,7 +1951,9 @@
               <w:rPr>
                 <w:rFonts w:ascii="Calibri" w:cs="Calibri" w:eastAsia="Calibri" w:hAnsi="Calibri"/>
                 <w:b w:val="0"/>
+                <w:bCs w:val="0"/>
                 <w:i w:val="1"/>
+                <w:iCs w:val="1"/>
                 <w:smallCaps w:val="0"/>
                 <w:strike w:val="0"/>
                 <w:color w:val="548dd4"/>
@@ -1906,7 +1986,9 @@
             <w:rPr>
               <w:rFonts w:ascii="Arial" w:cs="Arial" w:eastAsia="Arial" w:hAnsi="Arial"/>
               <w:b w:val="0"/>
+              <w:bCs w:val="0"/>
               <w:i w:val="0"/>
+              <w:iCs w:val="0"/>
               <w:smallCaps w:val="0"/>
               <w:strike w:val="0"/>
               <w:color w:val="000000"/>
@@ -1922,7 +2004,9 @@
               <w:rPr>
                 <w:rFonts w:ascii="Calibri" w:cs="Calibri" w:eastAsia="Calibri" w:hAnsi="Calibri"/>
                 <w:b w:val="0"/>
+                <w:bCs w:val="0"/>
                 <w:i w:val="1"/>
+                <w:iCs w:val="1"/>
                 <w:smallCaps w:val="0"/>
                 <w:strike w:val="0"/>
                 <w:color w:val="548dd4"/>
@@ -1955,7 +2039,9 @@
             <w:rPr>
               <w:rFonts w:ascii="Arial" w:cs="Arial" w:eastAsia="Arial" w:hAnsi="Arial"/>
               <w:b w:val="0"/>
+              <w:bCs w:val="0"/>
               <w:i w:val="0"/>
+              <w:iCs w:val="0"/>
               <w:smallCaps w:val="0"/>
               <w:strike w:val="0"/>
               <w:color w:val="000000"/>
@@ -1971,7 +2057,9 @@
               <w:rPr>
                 <w:rFonts w:ascii="Calibri" w:cs="Calibri" w:eastAsia="Calibri" w:hAnsi="Calibri"/>
                 <w:b w:val="0"/>
+                <w:bCs w:val="0"/>
                 <w:i w:val="1"/>
+                <w:iCs w:val="1"/>
                 <w:smallCaps w:val="0"/>
                 <w:strike w:val="0"/>
                 <w:color w:val="548dd4"/>
@@ -2004,7 +2092,9 @@
             <w:rPr>
               <w:rFonts w:ascii="Arial" w:cs="Arial" w:eastAsia="Arial" w:hAnsi="Arial"/>
               <w:b w:val="0"/>
+              <w:bCs w:val="0"/>
               <w:i w:val="0"/>
+              <w:iCs w:val="0"/>
               <w:smallCaps w:val="0"/>
               <w:strike w:val="0"/>
               <w:color w:val="000000"/>
@@ -2020,7 +2110,9 @@
               <w:rPr>
                 <w:rFonts w:ascii="Calibri" w:cs="Calibri" w:eastAsia="Calibri" w:hAnsi="Calibri"/>
                 <w:b w:val="0"/>
+                <w:bCs w:val="0"/>
                 <w:i w:val="1"/>
+                <w:iCs w:val="1"/>
                 <w:smallCaps w:val="0"/>
                 <w:strike w:val="0"/>
                 <w:color w:val="548dd4"/>
@@ -2052,7 +2144,9 @@
             <w:ind w:left="0"/>
             <w:rPr>
               <w:b w:val="1"/>
+              <w:bCs w:val="1"/>
               <w:i w:val="0"/>
+              <w:iCs w:val="0"/>
               <w:smallCaps w:val="0"/>
               <w:strike w:val="0"/>
               <w:color w:val="366091"/>
@@ -2067,7 +2161,9 @@
             <w:r>
               <w:rPr>
                 <w:b w:val="1"/>
+                <w:bCs w:val="1"/>
                 <w:i w:val="0"/>
+                <w:iCs w:val="0"/>
                 <w:smallCaps w:val="0"/>
                 <w:strike w:val="0"/>
                 <w:color w:val="366091"/>
@@ -2100,7 +2196,9 @@
             <w:rPr>
               <w:rFonts w:ascii="Arial" w:cs="Arial" w:eastAsia="Arial" w:hAnsi="Arial"/>
               <w:b w:val="1"/>
+              <w:bCs w:val="1"/>
               <w:i w:val="0"/>
+              <w:iCs w:val="0"/>
               <w:smallCaps w:val="0"/>
               <w:strike w:val="0"/>
               <w:color w:val="000000"/>
@@ -2116,7 +2214,9 @@
               <w:rPr>
                 <w:rFonts w:ascii="Calibri" w:cs="Calibri" w:eastAsia="Calibri" w:hAnsi="Calibri"/>
                 <w:b w:val="1"/>
+                <w:bCs w:val="1"/>
                 <w:i w:val="0"/>
+                <w:iCs w:val="0"/>
                 <w:smallCaps w:val="0"/>
                 <w:strike w:val="0"/>
                 <w:color w:val="366091"/>
@@ -2149,7 +2249,9 @@
             <w:rPr>
               <w:rFonts w:ascii="Arial" w:cs="Arial" w:eastAsia="Arial" w:hAnsi="Arial"/>
               <w:b w:val="0"/>
+              <w:bCs w:val="0"/>
               <w:i w:val="0"/>
+              <w:iCs w:val="0"/>
               <w:smallCaps w:val="0"/>
               <w:strike w:val="0"/>
               <w:color w:val="000000"/>
@@ -2165,7 +2267,9 @@
               <w:rPr>
                 <w:rFonts w:ascii="Calibri" w:cs="Calibri" w:eastAsia="Calibri" w:hAnsi="Calibri"/>
                 <w:b w:val="0"/>
+                <w:bCs w:val="0"/>
                 <w:i w:val="1"/>
+                <w:iCs w:val="1"/>
                 <w:smallCaps w:val="0"/>
                 <w:strike w:val="0"/>
                 <w:color w:val="548dd4"/>
@@ -2198,7 +2302,9 @@
             <w:rPr>
               <w:rFonts w:ascii="Arial" w:cs="Arial" w:eastAsia="Arial" w:hAnsi="Arial"/>
               <w:b w:val="0"/>
+              <w:bCs w:val="0"/>
               <w:i w:val="0"/>
+              <w:iCs w:val="0"/>
               <w:smallCaps w:val="0"/>
               <w:strike w:val="0"/>
               <w:color w:val="000000"/>
@@ -2214,7 +2320,9 @@
               <w:rPr>
                 <w:rFonts w:ascii="Calibri" w:cs="Calibri" w:eastAsia="Calibri" w:hAnsi="Calibri"/>
                 <w:b w:val="0"/>
+                <w:bCs w:val="0"/>
                 <w:i w:val="1"/>
+                <w:iCs w:val="1"/>
                 <w:smallCaps w:val="0"/>
                 <w:strike w:val="0"/>
                 <w:color w:val="548dd4"/>
@@ -2247,7 +2355,9 @@
             <w:rPr>
               <w:rFonts w:ascii="Arial" w:cs="Arial" w:eastAsia="Arial" w:hAnsi="Arial"/>
               <w:b w:val="0"/>
+              <w:bCs w:val="0"/>
               <w:i w:val="0"/>
+              <w:iCs w:val="0"/>
               <w:smallCaps w:val="0"/>
               <w:strike w:val="0"/>
               <w:color w:val="000000"/>
@@ -2263,7 +2373,9 @@
               <w:rPr>
                 <w:rFonts w:ascii="Calibri" w:cs="Calibri" w:eastAsia="Calibri" w:hAnsi="Calibri"/>
                 <w:b w:val="0"/>
+                <w:bCs w:val="0"/>
                 <w:i w:val="1"/>
+                <w:iCs w:val="1"/>
                 <w:smallCaps w:val="0"/>
                 <w:strike w:val="0"/>
                 <w:color w:val="548dd4"/>
@@ -2296,7 +2408,9 @@
             <w:rPr>
               <w:rFonts w:ascii="Arial" w:cs="Arial" w:eastAsia="Arial" w:hAnsi="Arial"/>
               <w:b w:val="0"/>
+              <w:bCs w:val="0"/>
               <w:i w:val="0"/>
+              <w:iCs w:val="0"/>
               <w:smallCaps w:val="0"/>
               <w:strike w:val="0"/>
               <w:color w:val="000000"/>
@@ -2312,7 +2426,9 @@
               <w:rPr>
                 <w:rFonts w:ascii="Calibri" w:cs="Calibri" w:eastAsia="Calibri" w:hAnsi="Calibri"/>
                 <w:b w:val="0"/>
+                <w:bCs w:val="0"/>
                 <w:i w:val="1"/>
+                <w:iCs w:val="1"/>
                 <w:smallCaps w:val="0"/>
                 <w:strike w:val="0"/>
                 <w:color w:val="548dd4"/>
@@ -2345,7 +2461,9 @@
             <w:rPr>
               <w:rFonts w:ascii="Arial" w:cs="Arial" w:eastAsia="Arial" w:hAnsi="Arial"/>
               <w:b w:val="0"/>
+              <w:bCs w:val="0"/>
               <w:i w:val="0"/>
+              <w:iCs w:val="0"/>
               <w:smallCaps w:val="0"/>
               <w:strike w:val="0"/>
               <w:color w:val="000000"/>
@@ -2361,7 +2479,9 @@
               <w:rPr>
                 <w:rFonts w:ascii="Calibri" w:cs="Calibri" w:eastAsia="Calibri" w:hAnsi="Calibri"/>
                 <w:b w:val="0"/>
+                <w:bCs w:val="0"/>
                 <w:i w:val="1"/>
+                <w:iCs w:val="1"/>
                 <w:smallCaps w:val="0"/>
                 <w:strike w:val="0"/>
                 <w:color w:val="548dd4"/>
@@ -2394,7 +2514,9 @@
             <w:rPr>
               <w:rFonts w:ascii="Arial" w:cs="Arial" w:eastAsia="Arial" w:hAnsi="Arial"/>
               <w:b w:val="0"/>
+              <w:bCs w:val="0"/>
               <w:i w:val="0"/>
+              <w:iCs w:val="0"/>
               <w:smallCaps w:val="0"/>
               <w:strike w:val="0"/>
               <w:color w:val="000000"/>
@@ -2410,7 +2532,9 @@
               <w:rPr>
                 <w:rFonts w:ascii="Calibri" w:cs="Calibri" w:eastAsia="Calibri" w:hAnsi="Calibri"/>
                 <w:b w:val="0"/>
+                <w:bCs w:val="0"/>
                 <w:i w:val="1"/>
+                <w:iCs w:val="1"/>
                 <w:smallCaps w:val="0"/>
                 <w:strike w:val="0"/>
                 <w:color w:val="548dd4"/>
@@ -2443,7 +2567,9 @@
             <w:rPr>
               <w:rFonts w:ascii="Arial" w:cs="Arial" w:eastAsia="Arial" w:hAnsi="Arial"/>
               <w:b w:val="0"/>
+              <w:bCs w:val="0"/>
               <w:i w:val="0"/>
+              <w:iCs w:val="0"/>
               <w:smallCaps w:val="0"/>
               <w:strike w:val="0"/>
               <w:color w:val="000000"/>
@@ -2459,7 +2585,9 @@
               <w:rPr>
                 <w:rFonts w:ascii="Calibri" w:cs="Calibri" w:eastAsia="Calibri" w:hAnsi="Calibri"/>
                 <w:b w:val="0"/>
+                <w:bCs w:val="0"/>
                 <w:i w:val="1"/>
+                <w:iCs w:val="1"/>
                 <w:smallCaps w:val="0"/>
                 <w:strike w:val="0"/>
                 <w:color w:val="548dd4"/>
@@ -2492,7 +2620,9 @@
             <w:rPr>
               <w:rFonts w:ascii="Arial" w:cs="Arial" w:eastAsia="Arial" w:hAnsi="Arial"/>
               <w:b w:val="0"/>
+              <w:bCs w:val="0"/>
               <w:i w:val="0"/>
+              <w:iCs w:val="0"/>
               <w:smallCaps w:val="0"/>
               <w:strike w:val="0"/>
               <w:color w:val="000000"/>
@@ -2508,7 +2638,9 @@
               <w:rPr>
                 <w:rFonts w:ascii="Calibri" w:cs="Calibri" w:eastAsia="Calibri" w:hAnsi="Calibri"/>
                 <w:b w:val="0"/>
+                <w:bCs w:val="0"/>
                 <w:i w:val="1"/>
+                <w:iCs w:val="1"/>
                 <w:smallCaps w:val="0"/>
                 <w:strike w:val="0"/>
                 <w:color w:val="548dd4"/>
@@ -2541,7 +2673,9 @@
             <w:rPr>
               <w:rFonts w:ascii="Arial" w:cs="Arial" w:eastAsia="Arial" w:hAnsi="Arial"/>
               <w:b w:val="1"/>
+              <w:bCs w:val="1"/>
               <w:i w:val="0"/>
+              <w:iCs w:val="0"/>
               <w:smallCaps w:val="0"/>
               <w:strike w:val="0"/>
               <w:color w:val="000000"/>
@@ -2557,7 +2691,9 @@
               <w:rPr>
                 <w:rFonts w:ascii="Calibri" w:cs="Calibri" w:eastAsia="Calibri" w:hAnsi="Calibri"/>
                 <w:b w:val="1"/>
+                <w:bCs w:val="1"/>
                 <w:i w:val="0"/>
+                <w:iCs w:val="0"/>
                 <w:smallCaps w:val="0"/>
                 <w:strike w:val="0"/>
                 <w:color w:val="366091"/>
@@ -2590,7 +2726,9 @@
             <w:rPr>
               <w:rFonts w:ascii="Arial" w:cs="Arial" w:eastAsia="Arial" w:hAnsi="Arial"/>
               <w:b w:val="0"/>
+              <w:bCs w:val="0"/>
               <w:i w:val="0"/>
+              <w:iCs w:val="0"/>
               <w:smallCaps w:val="0"/>
               <w:strike w:val="0"/>
               <w:color w:val="000000"/>
@@ -2606,7 +2744,9 @@
               <w:rPr>
                 <w:rFonts w:ascii="Calibri" w:cs="Calibri" w:eastAsia="Calibri" w:hAnsi="Calibri"/>
                 <w:b w:val="0"/>
+                <w:bCs w:val="0"/>
                 <w:i w:val="1"/>
+                <w:iCs w:val="1"/>
                 <w:smallCaps w:val="0"/>
                 <w:strike w:val="0"/>
                 <w:color w:val="548dd4"/>
@@ -2639,7 +2779,9 @@
             <w:rPr>
               <w:rFonts w:ascii="Arial" w:cs="Arial" w:eastAsia="Arial" w:hAnsi="Arial"/>
               <w:b w:val="0"/>
+              <w:bCs w:val="0"/>
               <w:i w:val="0"/>
+              <w:iCs w:val="0"/>
               <w:smallCaps w:val="0"/>
               <w:strike w:val="0"/>
               <w:color w:val="000000"/>
@@ -2655,7 +2797,9 @@
               <w:rPr>
                 <w:rFonts w:ascii="Calibri" w:cs="Calibri" w:eastAsia="Calibri" w:hAnsi="Calibri"/>
                 <w:b w:val="0"/>
+                <w:bCs w:val="0"/>
                 <w:i w:val="1"/>
+                <w:iCs w:val="1"/>
                 <w:smallCaps w:val="0"/>
                 <w:strike w:val="0"/>
                 <w:color w:val="548dd4"/>
@@ -2688,7 +2832,9 @@
             <w:rPr>
               <w:rFonts w:ascii="Arial" w:cs="Arial" w:eastAsia="Arial" w:hAnsi="Arial"/>
               <w:b w:val="0"/>
+              <w:bCs w:val="0"/>
               <w:i w:val="0"/>
+              <w:iCs w:val="0"/>
               <w:smallCaps w:val="0"/>
               <w:strike w:val="0"/>
               <w:color w:val="000000"/>
@@ -2704,7 +2850,9 @@
               <w:rPr>
                 <w:rFonts w:ascii="Calibri" w:cs="Calibri" w:eastAsia="Calibri" w:hAnsi="Calibri"/>
                 <w:b w:val="0"/>
+                <w:bCs w:val="0"/>
                 <w:i w:val="1"/>
+                <w:iCs w:val="1"/>
                 <w:smallCaps w:val="0"/>
                 <w:strike w:val="0"/>
                 <w:color w:val="548dd4"/>
@@ -2737,7 +2885,9 @@
             <w:rPr>
               <w:rFonts w:ascii="Arial" w:cs="Arial" w:eastAsia="Arial" w:hAnsi="Arial"/>
               <w:b w:val="1"/>
+              <w:bCs w:val="1"/>
               <w:i w:val="0"/>
+              <w:iCs w:val="0"/>
               <w:smallCaps w:val="0"/>
               <w:strike w:val="0"/>
               <w:color w:val="000000"/>
@@ -2753,7 +2903,9 @@
               <w:rPr>
                 <w:rFonts w:ascii="Calibri" w:cs="Calibri" w:eastAsia="Calibri" w:hAnsi="Calibri"/>
                 <w:b w:val="1"/>
+                <w:bCs w:val="1"/>
                 <w:i w:val="0"/>
+                <w:iCs w:val="0"/>
                 <w:smallCaps w:val="0"/>
                 <w:strike w:val="0"/>
                 <w:color w:val="366091"/>
@@ -2786,7 +2938,9 @@
             <w:rPr>
               <w:rFonts w:ascii="Arial" w:cs="Arial" w:eastAsia="Arial" w:hAnsi="Arial"/>
               <w:b w:val="1"/>
+              <w:bCs w:val="1"/>
               <w:i w:val="0"/>
+              <w:iCs w:val="0"/>
               <w:smallCaps w:val="0"/>
               <w:strike w:val="0"/>
               <w:color w:val="000000"/>
@@ -2802,7 +2956,9 @@
               <w:rPr>
                 <w:rFonts w:ascii="Calibri" w:cs="Calibri" w:eastAsia="Calibri" w:hAnsi="Calibri"/>
                 <w:b w:val="1"/>
+                <w:bCs w:val="1"/>
                 <w:i w:val="0"/>
+                <w:iCs w:val="0"/>
                 <w:smallCaps w:val="0"/>
                 <w:strike w:val="0"/>
                 <w:color w:val="366091"/>
@@ -2881,7 +3037,9 @@
         <w:rPr>
           <w:rFonts w:ascii="Calibri" w:cs="Calibri" w:eastAsia="Calibri" w:hAnsi="Calibri"/>
           <w:b w:val="0"/>
+          <w:bCs w:val="0"/>
           <w:i w:val="1"/>
+          <w:iCs w:val="1"/>
           <w:smallCaps w:val="0"/>
           <w:strike w:val="0"/>
           <w:color w:val="548dd4"/>
@@ -2948,6 +3106,7 @@
         <w:jc w:val="both"/>
         <w:rPr>
           <w:b w:val="0"/>
+          <w:bCs w:val="0"/>
         </w:rPr>
       </w:pPr>
       <w:r>
@@ -2959,6 +3118,7 @@
       <w:r>
         <w:rPr>
           <w:i w:val="1"/>
+          <w:iCs w:val="1"/>
           <w:rtl w:val="0"/>
         </w:rPr>
         <w:t xml:space="preserve">Kairos,</w:t>
@@ -3036,7 +3196,9 @@
         <w:rPr>
           <w:rFonts w:ascii="Cambria" w:cs="Cambria" w:eastAsia="Cambria" w:hAnsi="Cambria"/>
           <w:b w:val="1"/>
+          <w:bCs w:val="1"/>
           <w:i w:val="0"/>
+          <w:iCs w:val="0"/>
           <w:smallCaps w:val="0"/>
           <w:strike w:val="0"/>
           <w:color w:val="4f81bd"/>
@@ -3086,7 +3248,9 @@
         <w:rPr>
           <w:rFonts w:ascii="Calibri" w:cs="Calibri" w:eastAsia="Calibri" w:hAnsi="Calibri"/>
           <w:b w:val="0"/>
+          <w:bCs w:val="0"/>
           <w:i w:val="1"/>
+          <w:iCs w:val="1"/>
           <w:smallCaps w:val="0"/>
           <w:strike w:val="0"/>
           <w:color w:val="548dd4"/>
@@ -3173,6 +3337,7 @@
       <w:r>
         <w:rPr>
           <w:b w:val="1"/>
+          <w:bCs w:val="1"/>
           <w:rtl w:val="0"/>
         </w:rPr>
         <w:t xml:space="preserve">Registro de tiempo:</w:t>
@@ -3210,11 +3375,13 @@
         <w:jc w:val="both"/>
         <w:rPr>
           <w:b w:val="1"/>
+          <w:bCs w:val="1"/>
         </w:rPr>
       </w:pPr>
       <w:r>
         <w:rPr>
           <w:b w:val="1"/>
+          <w:bCs w:val="1"/>
           <w:rtl w:val="0"/>
         </w:rPr>
         <w:t xml:space="preserve">Planificación: </w:t>
@@ -3252,11 +3419,13 @@
         <w:jc w:val="both"/>
         <w:rPr>
           <w:b w:val="1"/>
+          <w:bCs w:val="1"/>
         </w:rPr>
       </w:pPr>
       <w:r>
         <w:rPr>
           <w:b w:val="1"/>
+          <w:bCs w:val="1"/>
           <w:rtl w:val="0"/>
         </w:rPr>
         <w:t xml:space="preserve">Control de avances:</w:t>
@@ -3291,7 +3460,9 @@
         <w:rPr>
           <w:rFonts w:ascii="Calibri" w:cs="Calibri" w:eastAsia="Calibri" w:hAnsi="Calibri"/>
           <w:b w:val="0"/>
+          <w:bCs w:val="0"/>
           <w:i w:val="1"/>
+          <w:iCs w:val="1"/>
           <w:smallCaps w:val="0"/>
           <w:strike w:val="0"/>
           <w:color w:val="548dd4"/>
@@ -3534,11 +3705,13 @@
               <w:jc w:val="center"/>
               <w:rPr>
                 <w:b w:val="1"/>
+                <w:bCs w:val="1"/>
               </w:rPr>
             </w:pPr>
             <w:r>
               <w:rPr>
                 <w:b w:val="1"/>
+                <w:bCs w:val="1"/>
                 <w:rtl w:val="0"/>
               </w:rPr>
               <w:t xml:space="preserve">CU01: Iniciar sesión</w:t>
@@ -3577,6 +3750,7 @@
             <w:r>
               <w:rPr>
                 <w:b w:val="1"/>
+                <w:bCs w:val="1"/>
                 <w:rtl w:val="0"/>
               </w:rPr>
               <w:t xml:space="preserve">Actores: </w:t>
@@ -3621,6 +3795,7 @@
             <w:r>
               <w:rPr>
                 <w:b w:val="1"/>
+                <w:bCs w:val="1"/>
                 <w:rtl w:val="0"/>
               </w:rPr>
               <w:t xml:space="preserve">Descripción: </w:t>
@@ -3701,11 +3876,13 @@
               <w:jc w:val="center"/>
               <w:rPr>
                 <w:b w:val="1"/>
+                <w:bCs w:val="1"/>
               </w:rPr>
             </w:pPr>
             <w:r>
               <w:rPr>
                 <w:b w:val="1"/>
+                <w:bCs w:val="1"/>
                 <w:rtl w:val="0"/>
               </w:rPr>
               <w:t xml:space="preserve">CU02: Gestionar Usuarios</w:t>
@@ -3744,6 +3921,7 @@
             <w:r>
               <w:rPr>
                 <w:b w:val="1"/>
+                <w:bCs w:val="1"/>
                 <w:rtl w:val="0"/>
               </w:rPr>
               <w:t xml:space="preserve">Actores: </w:t>
@@ -3788,6 +3966,7 @@
             <w:r>
               <w:rPr>
                 <w:b w:val="1"/>
+                <w:bCs w:val="1"/>
                 <w:rtl w:val="0"/>
               </w:rPr>
               <w:t xml:space="preserve">Propósito:</w:t>
@@ -3869,11 +4048,13 @@
               <w:jc w:val="center"/>
               <w:rPr>
                 <w:b w:val="1"/>
+                <w:bCs w:val="1"/>
               </w:rPr>
             </w:pPr>
             <w:r>
               <w:rPr>
                 <w:b w:val="1"/>
+                <w:bCs w:val="1"/>
                 <w:rtl w:val="0"/>
               </w:rPr>
               <w:t xml:space="preserve">CU03: Asignar rol</w:t>
@@ -3912,6 +4093,7 @@
             <w:r>
               <w:rPr>
                 <w:b w:val="1"/>
+                <w:bCs w:val="1"/>
                 <w:rtl w:val="0"/>
               </w:rPr>
               <w:t xml:space="preserve">Actores: </w:t>
@@ -3956,6 +4138,7 @@
             <w:r>
               <w:rPr>
                 <w:b w:val="1"/>
+                <w:bCs w:val="1"/>
                 <w:rtl w:val="0"/>
               </w:rPr>
               <w:t xml:space="preserve">Propósito:</w:t>
@@ -4037,11 +4220,13 @@
               <w:jc w:val="center"/>
               <w:rPr>
                 <w:b w:val="1"/>
+                <w:bCs w:val="1"/>
               </w:rPr>
             </w:pPr>
             <w:r>
               <w:rPr>
                 <w:b w:val="1"/>
+                <w:bCs w:val="1"/>
                 <w:rtl w:val="0"/>
               </w:rPr>
               <w:t xml:space="preserve">CU04: Gestionar Proyectos</w:t>
@@ -4080,6 +4265,7 @@
             <w:r>
               <w:rPr>
                 <w:b w:val="1"/>
+                <w:bCs w:val="1"/>
                 <w:rtl w:val="0"/>
               </w:rPr>
               <w:t xml:space="preserve">Actores: </w:t>
@@ -4129,6 +4315,7 @@
             <w:r>
               <w:rPr>
                 <w:b w:val="1"/>
+                <w:bCs w:val="1"/>
                 <w:rtl w:val="0"/>
               </w:rPr>
               <w:t xml:space="preserve">Propósito: </w:t>
@@ -4214,11 +4401,13 @@
               <w:jc w:val="center"/>
               <w:rPr>
                 <w:b w:val="1"/>
+                <w:bCs w:val="1"/>
               </w:rPr>
             </w:pPr>
             <w:r>
               <w:rPr>
                 <w:b w:val="1"/>
+                <w:bCs w:val="1"/>
                 <w:rtl w:val="0"/>
               </w:rPr>
               <w:t xml:space="preserve">CU05: Ingresar a proyecto</w:t>
@@ -4257,6 +4446,7 @@
             <w:r>
               <w:rPr>
                 <w:b w:val="1"/>
+                <w:bCs w:val="1"/>
                 <w:rtl w:val="0"/>
               </w:rPr>
               <w:t xml:space="preserve">Actores:</w:t>
@@ -4301,6 +4491,7 @@
             <w:r>
               <w:rPr>
                 <w:b w:val="1"/>
+                <w:bCs w:val="1"/>
                 <w:rtl w:val="0"/>
               </w:rPr>
               <w:t xml:space="preserve">Propósito:</w:t>
@@ -4382,11 +4573,13 @@
               <w:jc w:val="center"/>
               <w:rPr>
                 <w:b w:val="1"/>
+                <w:bCs w:val="1"/>
               </w:rPr>
             </w:pPr>
             <w:r>
               <w:rPr>
                 <w:b w:val="1"/>
+                <w:bCs w:val="1"/>
                 <w:rtl w:val="0"/>
               </w:rPr>
               <w:t xml:space="preserve">CU06: Gestionar etapas</w:t>
@@ -4425,6 +4618,7 @@
             <w:r>
               <w:rPr>
                 <w:b w:val="1"/>
+                <w:bCs w:val="1"/>
                 <w:rtl w:val="0"/>
               </w:rPr>
               <w:t xml:space="preserve">Actores: </w:t>
@@ -4469,6 +4663,7 @@
             <w:r>
               <w:rPr>
                 <w:b w:val="1"/>
+                <w:bCs w:val="1"/>
                 <w:rtl w:val="0"/>
               </w:rPr>
               <w:t xml:space="preserve">Propósito: </w:t>
@@ -4555,11 +4750,13 @@
               <w:jc w:val="center"/>
               <w:rPr>
                 <w:b w:val="1"/>
+                <w:bCs w:val="1"/>
               </w:rPr>
             </w:pPr>
             <w:r>
               <w:rPr>
                 <w:b w:val="1"/>
+                <w:bCs w:val="1"/>
                 <w:rtl w:val="0"/>
               </w:rPr>
               <w:t xml:space="preserve">CU07</w:t>
@@ -4567,6 +4764,7 @@
             <w:r>
               <w:rPr>
                 <w:b w:val="1"/>
+                <w:bCs w:val="1"/>
                 <w:rtl w:val="0"/>
               </w:rPr>
               <w:t xml:space="preserve">: Gestionar iteraciones</w:t>
@@ -4605,6 +4803,7 @@
             <w:r>
               <w:rPr>
                 <w:b w:val="1"/>
+                <w:bCs w:val="1"/>
                 <w:rtl w:val="0"/>
               </w:rPr>
               <w:t xml:space="preserve">Actores: </w:t>
@@ -4654,6 +4853,7 @@
             <w:r>
               <w:rPr>
                 <w:b w:val="1"/>
+                <w:bCs w:val="1"/>
                 <w:rtl w:val="0"/>
               </w:rPr>
               <w:t xml:space="preserve">Propósito: </w:t>
@@ -4740,11 +4940,13 @@
               <w:jc w:val="center"/>
               <w:rPr>
                 <w:b w:val="1"/>
+                <w:bCs w:val="1"/>
               </w:rPr>
             </w:pPr>
             <w:r>
               <w:rPr>
                 <w:b w:val="1"/>
+                <w:bCs w:val="1"/>
                 <w:rtl w:val="0"/>
               </w:rPr>
               <w:t xml:space="preserve">CU08: Gestionar tareas</w:t>
@@ -4783,6 +4985,7 @@
             <w:r>
               <w:rPr>
                 <w:b w:val="1"/>
+                <w:bCs w:val="1"/>
                 <w:rtl w:val="0"/>
               </w:rPr>
               <w:t xml:space="preserve">Actores: </w:t>
@@ -4827,6 +5030,7 @@
             <w:r>
               <w:rPr>
                 <w:b w:val="1"/>
+                <w:bCs w:val="1"/>
                 <w:rtl w:val="0"/>
               </w:rPr>
               <w:t xml:space="preserve">Propósito:</w:t>
@@ -4908,11 +5112,13 @@
               <w:jc w:val="center"/>
               <w:rPr>
                 <w:b w:val="1"/>
+                <w:bCs w:val="1"/>
               </w:rPr>
             </w:pPr>
             <w:r>
               <w:rPr>
                 <w:b w:val="1"/>
+                <w:bCs w:val="1"/>
                 <w:rtl w:val="0"/>
               </w:rPr>
               <w:t xml:space="preserve">CU09</w:t>
@@ -4920,6 +5126,7 @@
             <w:r>
               <w:rPr>
                 <w:b w:val="1"/>
+                <w:bCs w:val="1"/>
                 <w:rtl w:val="0"/>
               </w:rPr>
               <w:t xml:space="preserve">: Gestionar tiempo</w:t>
@@ -4958,6 +5165,7 @@
             <w:r>
               <w:rPr>
                 <w:b w:val="1"/>
+                <w:bCs w:val="1"/>
                 <w:rtl w:val="0"/>
               </w:rPr>
               <w:t xml:space="preserve">Actores:</w:t>
@@ -5002,6 +5210,7 @@
             <w:r>
               <w:rPr>
                 <w:b w:val="1"/>
+                <w:bCs w:val="1"/>
                 <w:rtl w:val="0"/>
               </w:rPr>
               <w:t xml:space="preserve">Propósito: </w:t>
@@ -5088,11 +5297,13 @@
               <w:jc w:val="center"/>
               <w:rPr>
                 <w:b w:val="1"/>
+                <w:bCs w:val="1"/>
               </w:rPr>
             </w:pPr>
             <w:r>
               <w:rPr>
                 <w:b w:val="1"/>
+                <w:bCs w:val="1"/>
                 <w:rtl w:val="0"/>
               </w:rPr>
               <w:t xml:space="preserve">CU10: Visualizar reportes</w:t>
@@ -5131,6 +5342,7 @@
             <w:r>
               <w:rPr>
                 <w:b w:val="1"/>
+                <w:bCs w:val="1"/>
                 <w:rtl w:val="0"/>
               </w:rPr>
               <w:t xml:space="preserve">Actores:</w:t>
@@ -5175,6 +5387,7 @@
             <w:r>
               <w:rPr>
                 <w:b w:val="1"/>
+                <w:bCs w:val="1"/>
                 <w:rtl w:val="0"/>
               </w:rPr>
               <w:t xml:space="preserve">Propósito:</w:t>
@@ -5256,11 +5469,13 @@
               <w:jc w:val="center"/>
               <w:rPr>
                 <w:b w:val="1"/>
+                <w:bCs w:val="1"/>
               </w:rPr>
             </w:pPr>
             <w:r>
               <w:rPr>
                 <w:b w:val="1"/>
+                <w:bCs w:val="1"/>
                 <w:rtl w:val="0"/>
               </w:rPr>
               <w:t xml:space="preserve">CU11: Exportar información</w:t>
@@ -5299,6 +5514,7 @@
             <w:r>
               <w:rPr>
                 <w:b w:val="1"/>
+                <w:bCs w:val="1"/>
                 <w:rtl w:val="0"/>
               </w:rPr>
               <w:t xml:space="preserve">Actores: </w:t>
@@ -5343,6 +5559,7 @@
             <w:r>
               <w:rPr>
                 <w:b w:val="1"/>
+                <w:bCs w:val="1"/>
                 <w:rtl w:val="0"/>
               </w:rPr>
               <w:t xml:space="preserve">Propósito: </w:t>
@@ -5409,7 +5626,9 @@
         <w:rPr>
           <w:rFonts w:ascii="Cambria" w:cs="Cambria" w:eastAsia="Cambria" w:hAnsi="Cambria"/>
           <w:b w:val="1"/>
+          <w:bCs w:val="1"/>
           <w:i w:val="0"/>
+          <w:iCs w:val="0"/>
           <w:smallCaps w:val="0"/>
           <w:strike w:val="0"/>
           <w:color w:val="366091"/>
@@ -5438,12 +5657,12 @@
             <wp:extent cx="7124700" cy="4915645"/>
             <wp:effectExtent b="0" l="0" r="0" t="0"/>
             <wp:wrapNone/>
-            <wp:docPr id="13" name="image5.png"/>
+            <wp:docPr id="13" name="image6.png"/>
             <a:graphic>
               <a:graphicData uri="http://schemas.openxmlformats.org/drawingml/2006/picture">
                 <pic:pic>
                   <pic:nvPicPr>
-                    <pic:cNvPr id="0" name="image5.png"/>
+                    <pic:cNvPr id="0" name="image6.png"/>
                     <pic:cNvPicPr preferRelativeResize="0"/>
                   </pic:nvPicPr>
                   <pic:blipFill>
@@ -5488,7 +5707,9 @@
         <w:rPr>
           <w:rFonts w:ascii="Calibri" w:cs="Calibri" w:eastAsia="Calibri" w:hAnsi="Calibri"/>
           <w:b w:val="0"/>
+          <w:bCs w:val="0"/>
           <w:i w:val="1"/>
+          <w:iCs w:val="1"/>
           <w:smallCaps w:val="0"/>
           <w:strike w:val="0"/>
           <w:color w:val="548dd4"/>
@@ -5572,6 +5793,7 @@
       <w:r>
         <w:rPr>
           <w:b w:val="1"/>
+          <w:bCs w:val="1"/>
           <w:rtl w:val="0"/>
         </w:rPr>
         <w:t xml:space="preserve">RF01: </w:t>
@@ -5604,6 +5826,7 @@
       <w:r>
         <w:rPr>
           <w:b w:val="1"/>
+          <w:bCs w:val="1"/>
           <w:rtl w:val="0"/>
         </w:rPr>
         <w:t xml:space="preserve">RF02: </w:t>
@@ -5643,6 +5866,7 @@
       <w:r>
         <w:rPr>
           <w:b w:val="1"/>
+          <w:bCs w:val="1"/>
           <w:rtl w:val="0"/>
         </w:rPr>
         <w:t xml:space="preserve">RF03: </w:t>
@@ -5682,6 +5906,7 @@
       <w:r>
         <w:rPr>
           <w:b w:val="1"/>
+          <w:bCs w:val="1"/>
           <w:rtl w:val="0"/>
         </w:rPr>
         <w:t xml:space="preserve">RF04: </w:t>
@@ -5739,6 +5964,7 @@
       <w:r>
         <w:rPr>
           <w:b w:val="1"/>
+          <w:bCs w:val="1"/>
           <w:rtl w:val="0"/>
         </w:rPr>
         <w:t xml:space="preserve">RF23: </w:t>
@@ -5771,6 +5997,7 @@
       <w:r>
         <w:rPr>
           <w:b w:val="1"/>
+          <w:bCs w:val="1"/>
           <w:rtl w:val="0"/>
         </w:rPr>
         <w:t xml:space="preserve">RF05: </w:t>
@@ -5810,6 +6037,7 @@
       <w:r>
         <w:rPr>
           <w:b w:val="1"/>
+          <w:bCs w:val="1"/>
           <w:rtl w:val="0"/>
         </w:rPr>
         <w:t xml:space="preserve">RF06: </w:t>
@@ -5872,6 +6100,7 @@
       <w:r>
         <w:rPr>
           <w:b w:val="1"/>
+          <w:bCs w:val="1"/>
           <w:rtl w:val="0"/>
         </w:rPr>
         <w:t xml:space="preserve">RF07: </w:t>
@@ -5911,6 +6140,7 @@
       <w:r>
         <w:rPr>
           <w:b w:val="1"/>
+          <w:bCs w:val="1"/>
           <w:rtl w:val="0"/>
         </w:rPr>
         <w:t xml:space="preserve">RF08: </w:t>
@@ -5973,6 +6203,7 @@
       <w:r>
         <w:rPr>
           <w:b w:val="1"/>
+          <w:bCs w:val="1"/>
           <w:rtl w:val="0"/>
         </w:rPr>
         <w:t xml:space="preserve">RF09: </w:t>
@@ -6005,6 +6236,7 @@
       <w:r>
         <w:rPr>
           <w:b w:val="1"/>
+          <w:bCs w:val="1"/>
           <w:rtl w:val="0"/>
         </w:rPr>
         <w:t xml:space="preserve">RF10: </w:t>
@@ -6044,6 +6276,7 @@
       <w:r>
         <w:rPr>
           <w:b w:val="1"/>
+          <w:bCs w:val="1"/>
           <w:rtl w:val="0"/>
         </w:rPr>
         <w:t xml:space="preserve">RF11: </w:t>
@@ -6069,6 +6302,7 @@
       <w:r>
         <w:rPr>
           <w:i w:val="1"/>
+          <w:iCs w:val="1"/>
           <w:rtl w:val="0"/>
         </w:rPr>
         <w:t xml:space="preserve">Codificación</w:t>
@@ -6096,6 +6330,7 @@
       <w:r>
         <w:rPr>
           <w:b w:val="1"/>
+          <w:bCs w:val="1"/>
           <w:rtl w:val="0"/>
         </w:rPr>
         <w:t xml:space="preserve">RF12: </w:t>
@@ -6135,6 +6370,7 @@
       <w:r>
         <w:rPr>
           <w:b w:val="1"/>
+          <w:bCs w:val="1"/>
           <w:rtl w:val="0"/>
         </w:rPr>
         <w:t xml:space="preserve">RF13: </w:t>
@@ -6174,6 +6410,7 @@
       <w:r>
         <w:rPr>
           <w:b w:val="1"/>
+          <w:bCs w:val="1"/>
           <w:rtl w:val="0"/>
         </w:rPr>
         <w:t xml:space="preserve">RF14: </w:t>
@@ -6213,6 +6450,7 @@
       <w:r>
         <w:rPr>
           <w:b w:val="1"/>
+          <w:bCs w:val="1"/>
           <w:rtl w:val="0"/>
         </w:rPr>
         <w:t xml:space="preserve">RF15: </w:t>
@@ -6252,6 +6490,7 @@
       <w:r>
         <w:rPr>
           <w:b w:val="1"/>
+          <w:bCs w:val="1"/>
           <w:rtl w:val="0"/>
         </w:rPr>
         <w:t xml:space="preserve">RF16:</w:t>
@@ -6291,6 +6530,7 @@
       <w:r>
         <w:rPr>
           <w:b w:val="1"/>
+          <w:bCs w:val="1"/>
           <w:rtl w:val="0"/>
         </w:rPr>
         <w:t xml:space="preserve">RF17:</w:t>
@@ -6377,6 +6617,7 @@
       <w:r>
         <w:rPr>
           <w:b w:val="1"/>
+          <w:bCs w:val="1"/>
           <w:rtl w:val="0"/>
         </w:rPr>
         <w:t xml:space="preserve">RF18:</w:t>
@@ -6416,6 +6657,7 @@
       <w:r>
         <w:rPr>
           <w:b w:val="1"/>
+          <w:bCs w:val="1"/>
           <w:rtl w:val="0"/>
         </w:rPr>
         <w:t xml:space="preserve">RF19:</w:t>
@@ -6455,6 +6697,7 @@
       <w:r>
         <w:rPr>
           <w:b w:val="1"/>
+          <w:bCs w:val="1"/>
           <w:rtl w:val="0"/>
         </w:rPr>
         <w:t xml:space="preserve">RF20:</w:t>
@@ -6494,6 +6737,7 @@
       <w:r>
         <w:rPr>
           <w:b w:val="1"/>
+          <w:bCs w:val="1"/>
           <w:rtl w:val="0"/>
         </w:rPr>
         <w:t xml:space="preserve">RF21:</w:t>
@@ -6538,6 +6782,7 @@
       <w:r>
         <w:rPr>
           <w:b w:val="1"/>
+          <w:bCs w:val="1"/>
           <w:rtl w:val="0"/>
         </w:rPr>
         <w:t xml:space="preserve">RF22:</w:t>
@@ -6617,11 +6862,13 @@
             <w:pPr>
               <w:rPr>
                 <w:b w:val="1"/>
+                <w:bCs w:val="1"/>
               </w:rPr>
             </w:pPr>
             <w:r>
               <w:rPr>
                 <w:b w:val="1"/>
+                <w:bCs w:val="1"/>
                 <w:rtl w:val="0"/>
               </w:rPr>
               <w:t xml:space="preserve">ID del Requerimiento:</w:t>
@@ -6675,11 +6922,13 @@
             <w:pPr>
               <w:rPr>
                 <w:b w:val="1"/>
+                <w:bCs w:val="1"/>
               </w:rPr>
             </w:pPr>
             <w:r>
               <w:rPr>
                 <w:b w:val="1"/>
+                <w:bCs w:val="1"/>
                 <w:rtl w:val="0"/>
               </w:rPr>
               <w:t xml:space="preserve">Nombre del Requerimiento:</w:t>
@@ -6730,11 +6979,13 @@
             <w:pPr>
               <w:rPr>
                 <w:b w:val="1"/>
+                <w:bCs w:val="1"/>
               </w:rPr>
             </w:pPr>
             <w:r>
               <w:rPr>
                 <w:b w:val="1"/>
+                <w:bCs w:val="1"/>
                 <w:rtl w:val="0"/>
               </w:rPr>
               <w:t xml:space="preserve">Características:</w:t>
@@ -6892,12 +7143,14 @@
               <w:ind w:left="0"/>
               <w:rPr>
                 <w:b w:val="1"/>
+                <w:bCs w:val="1"/>
                 <w:vertAlign w:val="baseline"/>
               </w:rPr>
             </w:pPr>
             <w:r>
               <w:rPr>
                 <w:b w:val="1"/>
+                <w:bCs w:val="1"/>
                 <w:vertAlign w:val="baseline"/>
                 <w:rtl w:val="0"/>
               </w:rPr>
@@ -6920,7 +7173,9 @@
               <w:rPr>
                 <w:rFonts w:ascii="Calibri" w:cs="Calibri" w:eastAsia="Calibri" w:hAnsi="Calibri"/>
                 <w:b w:val="0"/>
+                <w:bCs w:val="0"/>
                 <w:i w:val="1"/>
+                <w:iCs w:val="1"/>
                 <w:smallCaps w:val="0"/>
                 <w:strike w:val="0"/>
                 <w:color w:val="548dd4"/>
@@ -6998,11 +7253,13 @@
             <w:pPr>
               <w:rPr>
                 <w:b w:val="1"/>
+                <w:bCs w:val="1"/>
               </w:rPr>
             </w:pPr>
             <w:r>
               <w:rPr>
                 <w:b w:val="1"/>
+                <w:bCs w:val="1"/>
                 <w:rtl w:val="0"/>
               </w:rPr>
               <w:t xml:space="preserve">ID del Requerimiento:</w:t>
@@ -7043,11 +7300,13 @@
             <w:pPr>
               <w:rPr>
                 <w:b w:val="1"/>
+                <w:bCs w:val="1"/>
               </w:rPr>
             </w:pPr>
             <w:r>
               <w:rPr>
                 <w:b w:val="1"/>
+                <w:bCs w:val="1"/>
                 <w:rtl w:val="0"/>
               </w:rPr>
               <w:t xml:space="preserve">Nombre del Requerimiento:</w:t>
@@ -7091,11 +7350,13 @@
             <w:pPr>
               <w:rPr>
                 <w:b w:val="1"/>
+                <w:bCs w:val="1"/>
               </w:rPr>
             </w:pPr>
             <w:r>
               <w:rPr>
                 <w:b w:val="1"/>
+                <w:bCs w:val="1"/>
                 <w:rtl w:val="0"/>
               </w:rPr>
               <w:t xml:space="preserve">Características:</w:t>
@@ -7179,11 +7440,13 @@
               <w:ind w:left="0"/>
               <w:rPr>
                 <w:b w:val="1"/>
+                <w:bCs w:val="1"/>
               </w:rPr>
             </w:pPr>
             <w:r>
               <w:rPr>
                 <w:b w:val="1"/>
+                <w:bCs w:val="1"/>
                 <w:rtl w:val="0"/>
               </w:rPr>
               <w:t xml:space="preserve">Atributo: Prioridad</w:t>
@@ -7280,11 +7543,13 @@
             <w:pPr>
               <w:rPr>
                 <w:b w:val="1"/>
+                <w:bCs w:val="1"/>
               </w:rPr>
             </w:pPr>
             <w:r>
               <w:rPr>
                 <w:b w:val="1"/>
+                <w:bCs w:val="1"/>
                 <w:rtl w:val="0"/>
               </w:rPr>
               <w:t xml:space="preserve">ID del Requerimiento:</w:t>
@@ -7325,11 +7590,13 @@
             <w:pPr>
               <w:rPr>
                 <w:b w:val="1"/>
+                <w:bCs w:val="1"/>
               </w:rPr>
             </w:pPr>
             <w:r>
               <w:rPr>
                 <w:b w:val="1"/>
+                <w:bCs w:val="1"/>
                 <w:rtl w:val="0"/>
               </w:rPr>
               <w:t xml:space="preserve">Nombre del Requerimiento:</w:t>
@@ -7373,11 +7640,13 @@
             <w:pPr>
               <w:rPr>
                 <w:b w:val="1"/>
+                <w:bCs w:val="1"/>
               </w:rPr>
             </w:pPr>
             <w:r>
               <w:rPr>
                 <w:b w:val="1"/>
+                <w:bCs w:val="1"/>
                 <w:rtl w:val="0"/>
               </w:rPr>
               <w:t xml:space="preserve">Características:</w:t>
@@ -7508,6 +7777,7 @@
             <w:r>
               <w:rPr>
                 <w:b w:val="1"/>
+                <w:bCs w:val="1"/>
                 <w:rtl w:val="0"/>
               </w:rPr>
               <w:t xml:space="preserve">Atributo: Prioridad</w:t>
@@ -7593,11 +7863,13 @@
             <w:pPr>
               <w:rPr>
                 <w:b w:val="1"/>
+                <w:bCs w:val="1"/>
               </w:rPr>
             </w:pPr>
             <w:r>
               <w:rPr>
                 <w:b w:val="1"/>
+                <w:bCs w:val="1"/>
                 <w:rtl w:val="0"/>
               </w:rPr>
               <w:t xml:space="preserve">ID del Requerimiento:</w:t>
@@ -7638,11 +7910,13 @@
             <w:pPr>
               <w:rPr>
                 <w:b w:val="1"/>
+                <w:bCs w:val="1"/>
               </w:rPr>
             </w:pPr>
             <w:r>
               <w:rPr>
                 <w:b w:val="1"/>
+                <w:bCs w:val="1"/>
                 <w:rtl w:val="0"/>
               </w:rPr>
               <w:t xml:space="preserve">Nombre del Requerimiento:</w:t>
@@ -7686,11 +7960,13 @@
             <w:pPr>
               <w:rPr>
                 <w:b w:val="1"/>
+                <w:bCs w:val="1"/>
               </w:rPr>
             </w:pPr>
             <w:r>
               <w:rPr>
                 <w:b w:val="1"/>
+                <w:bCs w:val="1"/>
                 <w:rtl w:val="0"/>
               </w:rPr>
               <w:t xml:space="preserve">Características:</w:t>
@@ -7778,6 +8054,7 @@
             <w:r>
               <w:rPr>
                 <w:b w:val="1"/>
+                <w:bCs w:val="1"/>
                 <w:rtl w:val="0"/>
               </w:rPr>
               <w:t xml:space="preserve">Atributo: Prioridad</w:t>
@@ -7868,11 +8145,13 @@
             <w:pPr>
               <w:rPr>
                 <w:b w:val="1"/>
+                <w:bCs w:val="1"/>
               </w:rPr>
             </w:pPr>
             <w:r>
               <w:rPr>
                 <w:b w:val="1"/>
+                <w:bCs w:val="1"/>
                 <w:rtl w:val="0"/>
               </w:rPr>
               <w:t xml:space="preserve">ID del Requerimiento:</w:t>
@@ -7913,11 +8192,13 @@
             <w:pPr>
               <w:rPr>
                 <w:b w:val="1"/>
+                <w:bCs w:val="1"/>
               </w:rPr>
             </w:pPr>
             <w:r>
               <w:rPr>
                 <w:b w:val="1"/>
+                <w:bCs w:val="1"/>
                 <w:rtl w:val="0"/>
               </w:rPr>
               <w:t xml:space="preserve">Nombre del Requerimiento:</w:t>
@@ -7961,11 +8242,13 @@
             <w:pPr>
               <w:rPr>
                 <w:b w:val="1"/>
+                <w:bCs w:val="1"/>
               </w:rPr>
             </w:pPr>
             <w:r>
               <w:rPr>
                 <w:b w:val="1"/>
+                <w:bCs w:val="1"/>
                 <w:rtl w:val="0"/>
               </w:rPr>
               <w:t xml:space="preserve">Características:</w:t>
@@ -8017,6 +8300,7 @@
               <w:ind w:left="0"/>
               <w:rPr>
                 <w:b w:val="1"/>
+                <w:bCs w:val="1"/>
               </w:rPr>
             </w:pPr>
             <w:r>
@@ -8055,6 +8339,7 @@
             <w:r>
               <w:rPr>
                 <w:b w:val="1"/>
+                <w:bCs w:val="1"/>
                 <w:rtl w:val="0"/>
               </w:rPr>
               <w:t xml:space="preserve">Atributo: Prioridad</w:t>
@@ -8140,11 +8425,13 @@
             <w:pPr>
               <w:rPr>
                 <w:b w:val="1"/>
+                <w:bCs w:val="1"/>
               </w:rPr>
             </w:pPr>
             <w:r>
               <w:rPr>
                 <w:b w:val="1"/>
+                <w:bCs w:val="1"/>
                 <w:rtl w:val="0"/>
               </w:rPr>
               <w:t xml:space="preserve">ID del Requerimiento:</w:t>
@@ -8185,11 +8472,13 @@
             <w:pPr>
               <w:rPr>
                 <w:b w:val="1"/>
+                <w:bCs w:val="1"/>
               </w:rPr>
             </w:pPr>
             <w:r>
               <w:rPr>
                 <w:b w:val="1"/>
+                <w:bCs w:val="1"/>
                 <w:rtl w:val="0"/>
               </w:rPr>
               <w:t xml:space="preserve">Nombre del Requerimiento:</w:t>
@@ -8233,11 +8522,13 @@
             <w:pPr>
               <w:rPr>
                 <w:b w:val="1"/>
+                <w:bCs w:val="1"/>
               </w:rPr>
             </w:pPr>
             <w:r>
               <w:rPr>
                 <w:b w:val="1"/>
+                <w:bCs w:val="1"/>
                 <w:rtl w:val="0"/>
               </w:rPr>
               <w:t xml:space="preserve">Características:</w:t>
@@ -8324,6 +8615,7 @@
             <w:r>
               <w:rPr>
                 <w:b w:val="1"/>
+                <w:bCs w:val="1"/>
                 <w:rtl w:val="0"/>
               </w:rPr>
               <w:t xml:space="preserve">Atributo: Prioridad</w:t>
@@ -8409,11 +8701,13 @@
             <w:pPr>
               <w:rPr>
                 <w:b w:val="1"/>
+                <w:bCs w:val="1"/>
               </w:rPr>
             </w:pPr>
             <w:r>
               <w:rPr>
                 <w:b w:val="1"/>
+                <w:bCs w:val="1"/>
                 <w:rtl w:val="0"/>
               </w:rPr>
               <w:t xml:space="preserve">ID del Requerimiento:</w:t>
@@ -8454,11 +8748,13 @@
             <w:pPr>
               <w:rPr>
                 <w:b w:val="1"/>
+                <w:bCs w:val="1"/>
               </w:rPr>
             </w:pPr>
             <w:r>
               <w:rPr>
                 <w:b w:val="1"/>
+                <w:bCs w:val="1"/>
                 <w:rtl w:val="0"/>
               </w:rPr>
               <w:t xml:space="preserve">Nombre del Requerimiento:</w:t>
@@ -8502,11 +8798,13 @@
             <w:pPr>
               <w:rPr>
                 <w:b w:val="1"/>
+                <w:bCs w:val="1"/>
               </w:rPr>
             </w:pPr>
             <w:r>
               <w:rPr>
                 <w:b w:val="1"/>
+                <w:bCs w:val="1"/>
                 <w:rtl w:val="0"/>
               </w:rPr>
               <w:t xml:space="preserve">Características:</w:t>
@@ -8593,6 +8891,7 @@
             <w:r>
               <w:rPr>
                 <w:b w:val="1"/>
+                <w:bCs w:val="1"/>
                 <w:rtl w:val="0"/>
               </w:rPr>
               <w:t xml:space="preserve">Atributo: Prioridad</w:t>
@@ -8678,11 +8977,13 @@
             <w:pPr>
               <w:rPr>
                 <w:b w:val="1"/>
+                <w:bCs w:val="1"/>
               </w:rPr>
             </w:pPr>
             <w:r>
               <w:rPr>
                 <w:b w:val="1"/>
+                <w:bCs w:val="1"/>
                 <w:rtl w:val="0"/>
               </w:rPr>
               <w:t xml:space="preserve">ID del Requerimiento:</w:t>
@@ -8723,11 +9024,13 @@
             <w:pPr>
               <w:rPr>
                 <w:b w:val="1"/>
+                <w:bCs w:val="1"/>
               </w:rPr>
             </w:pPr>
             <w:r>
               <w:rPr>
                 <w:b w:val="1"/>
+                <w:bCs w:val="1"/>
                 <w:rtl w:val="0"/>
               </w:rPr>
               <w:t xml:space="preserve">Nombre del Requerimiento:</w:t>
@@ -8771,11 +9074,13 @@
             <w:pPr>
               <w:rPr>
                 <w:b w:val="1"/>
+                <w:bCs w:val="1"/>
               </w:rPr>
             </w:pPr>
             <w:r>
               <w:rPr>
                 <w:b w:val="1"/>
+                <w:bCs w:val="1"/>
                 <w:rtl w:val="0"/>
               </w:rPr>
               <w:t xml:space="preserve">Características:</w:t>
@@ -8941,6 +9246,7 @@
             <w:r>
               <w:rPr>
                 <w:b w:val="1"/>
+                <w:bCs w:val="1"/>
                 <w:rtl w:val="0"/>
               </w:rPr>
               <w:t xml:space="preserve">Atributo: Prioridad</w:t>
@@ -9026,11 +9332,13 @@
             <w:pPr>
               <w:rPr>
                 <w:b w:val="1"/>
+                <w:bCs w:val="1"/>
               </w:rPr>
             </w:pPr>
             <w:r>
               <w:rPr>
                 <w:b w:val="1"/>
+                <w:bCs w:val="1"/>
                 <w:rtl w:val="0"/>
               </w:rPr>
               <w:t xml:space="preserve">ID del Requerimiento:</w:t>
@@ -9071,11 +9379,13 @@
             <w:pPr>
               <w:rPr>
                 <w:b w:val="1"/>
+                <w:bCs w:val="1"/>
               </w:rPr>
             </w:pPr>
             <w:r>
               <w:rPr>
                 <w:b w:val="1"/>
+                <w:bCs w:val="1"/>
                 <w:rtl w:val="0"/>
               </w:rPr>
               <w:t xml:space="preserve">Nombre del Requerimiento:</w:t>
@@ -9119,11 +9429,13 @@
             <w:pPr>
               <w:rPr>
                 <w:b w:val="1"/>
+                <w:bCs w:val="1"/>
               </w:rPr>
             </w:pPr>
             <w:r>
               <w:rPr>
                 <w:b w:val="1"/>
+                <w:bCs w:val="1"/>
                 <w:rtl w:val="0"/>
               </w:rPr>
               <w:t xml:space="preserve">Características:</w:t>
@@ -9241,6 +9553,7 @@
             <w:r>
               <w:rPr>
                 <w:b w:val="1"/>
+                <w:bCs w:val="1"/>
                 <w:rtl w:val="0"/>
               </w:rPr>
               <w:t xml:space="preserve">Atributo: Prioridad</w:t>
@@ -9326,11 +9639,13 @@
             <w:pPr>
               <w:rPr>
                 <w:b w:val="1"/>
+                <w:bCs w:val="1"/>
               </w:rPr>
             </w:pPr>
             <w:r>
               <w:rPr>
                 <w:b w:val="1"/>
+                <w:bCs w:val="1"/>
                 <w:rtl w:val="0"/>
               </w:rPr>
               <w:t xml:space="preserve">ID del Requerimiento:</w:t>
@@ -9371,11 +9686,13 @@
             <w:pPr>
               <w:rPr>
                 <w:b w:val="1"/>
+                <w:bCs w:val="1"/>
               </w:rPr>
             </w:pPr>
             <w:r>
               <w:rPr>
                 <w:b w:val="1"/>
+                <w:bCs w:val="1"/>
                 <w:rtl w:val="0"/>
               </w:rPr>
               <w:t xml:space="preserve">Nombre del Requerimiento:</w:t>
@@ -9419,11 +9736,13 @@
             <w:pPr>
               <w:rPr>
                 <w:b w:val="1"/>
+                <w:bCs w:val="1"/>
               </w:rPr>
             </w:pPr>
             <w:r>
               <w:rPr>
                 <w:b w:val="1"/>
+                <w:bCs w:val="1"/>
                 <w:rtl w:val="0"/>
               </w:rPr>
               <w:t xml:space="preserve">Características:</w:t>
@@ -9510,6 +9829,7 @@
             <w:r>
               <w:rPr>
                 <w:b w:val="1"/>
+                <w:bCs w:val="1"/>
                 <w:rtl w:val="0"/>
               </w:rPr>
               <w:t xml:space="preserve">Atributo: Prioridad</w:t>
@@ -9600,11 +9920,13 @@
             <w:pPr>
               <w:rPr>
                 <w:b w:val="1"/>
+                <w:bCs w:val="1"/>
               </w:rPr>
             </w:pPr>
             <w:r>
               <w:rPr>
                 <w:b w:val="1"/>
+                <w:bCs w:val="1"/>
                 <w:rtl w:val="0"/>
               </w:rPr>
               <w:t xml:space="preserve">ID del Requerimiento:</w:t>
@@ -9645,11 +9967,13 @@
             <w:pPr>
               <w:rPr>
                 <w:b w:val="1"/>
+                <w:bCs w:val="1"/>
               </w:rPr>
             </w:pPr>
             <w:r>
               <w:rPr>
                 <w:b w:val="1"/>
+                <w:bCs w:val="1"/>
                 <w:rtl w:val="0"/>
               </w:rPr>
               <w:t xml:space="preserve">Nombre del Requerimiento:</w:t>
@@ -9693,11 +10017,13 @@
             <w:pPr>
               <w:rPr>
                 <w:b w:val="1"/>
+                <w:bCs w:val="1"/>
               </w:rPr>
             </w:pPr>
             <w:r>
               <w:rPr>
                 <w:b w:val="1"/>
+                <w:bCs w:val="1"/>
                 <w:rtl w:val="0"/>
               </w:rPr>
               <w:t xml:space="preserve">Características:</w:t>
@@ -9779,6 +10105,7 @@
             <w:r>
               <w:rPr>
                 <w:b w:val="1"/>
+                <w:bCs w:val="1"/>
                 <w:rtl w:val="0"/>
               </w:rPr>
               <w:t xml:space="preserve">Atributo: Prioridad</w:t>
@@ -9869,11 +10196,13 @@
             <w:pPr>
               <w:rPr>
                 <w:b w:val="1"/>
+                <w:bCs w:val="1"/>
               </w:rPr>
             </w:pPr>
             <w:r>
               <w:rPr>
                 <w:b w:val="1"/>
+                <w:bCs w:val="1"/>
                 <w:rtl w:val="0"/>
               </w:rPr>
               <w:t xml:space="preserve">ID del Requerimiento:</w:t>
@@ -9914,11 +10243,13 @@
             <w:pPr>
               <w:rPr>
                 <w:b w:val="1"/>
+                <w:bCs w:val="1"/>
               </w:rPr>
             </w:pPr>
             <w:r>
               <w:rPr>
                 <w:b w:val="1"/>
+                <w:bCs w:val="1"/>
                 <w:rtl w:val="0"/>
               </w:rPr>
               <w:t xml:space="preserve">Nombre del Requerimiento:</w:t>
@@ -9962,11 +10293,13 @@
             <w:pPr>
               <w:rPr>
                 <w:b w:val="1"/>
+                <w:bCs w:val="1"/>
               </w:rPr>
             </w:pPr>
             <w:r>
               <w:rPr>
                 <w:b w:val="1"/>
+                <w:bCs w:val="1"/>
                 <w:rtl w:val="0"/>
               </w:rPr>
               <w:t xml:space="preserve">Características:</w:t>
@@ -10068,6 +10401,7 @@
             <w:r>
               <w:rPr>
                 <w:b w:val="1"/>
+                <w:bCs w:val="1"/>
                 <w:rtl w:val="0"/>
               </w:rPr>
               <w:t xml:space="preserve">Atributo: Prioridad</w:t>
@@ -10169,11 +10503,13 @@
             <w:pPr>
               <w:rPr>
                 <w:b w:val="1"/>
+                <w:bCs w:val="1"/>
               </w:rPr>
             </w:pPr>
             <w:r>
               <w:rPr>
                 <w:b w:val="1"/>
+                <w:bCs w:val="1"/>
                 <w:rtl w:val="0"/>
               </w:rPr>
               <w:t xml:space="preserve">ID del Requerimiento:</w:t>
@@ -10214,11 +10550,13 @@
             <w:pPr>
               <w:rPr>
                 <w:b w:val="1"/>
+                <w:bCs w:val="1"/>
               </w:rPr>
             </w:pPr>
             <w:r>
               <w:rPr>
                 <w:b w:val="1"/>
+                <w:bCs w:val="1"/>
                 <w:rtl w:val="0"/>
               </w:rPr>
               <w:t xml:space="preserve">Nombre del Requerimiento:</w:t>
@@ -10262,11 +10600,13 @@
             <w:pPr>
               <w:rPr>
                 <w:b w:val="1"/>
+                <w:bCs w:val="1"/>
               </w:rPr>
             </w:pPr>
             <w:r>
               <w:rPr>
                 <w:b w:val="1"/>
+                <w:bCs w:val="1"/>
                 <w:rtl w:val="0"/>
               </w:rPr>
               <w:t xml:space="preserve">Características:</w:t>
@@ -10353,6 +10693,7 @@
             <w:r>
               <w:rPr>
                 <w:b w:val="1"/>
+                <w:bCs w:val="1"/>
                 <w:rtl w:val="0"/>
               </w:rPr>
               <w:t xml:space="preserve">Atributo: Prioridad</w:t>
@@ -10444,11 +10785,13 @@
             <w:pPr>
               <w:rPr>
                 <w:b w:val="1"/>
+                <w:bCs w:val="1"/>
               </w:rPr>
             </w:pPr>
             <w:r>
               <w:rPr>
                 <w:b w:val="1"/>
+                <w:bCs w:val="1"/>
                 <w:rtl w:val="0"/>
               </w:rPr>
               <w:t xml:space="preserve">ID del Requerimiento:</w:t>
@@ -10489,11 +10832,13 @@
             <w:pPr>
               <w:rPr>
                 <w:b w:val="1"/>
+                <w:bCs w:val="1"/>
               </w:rPr>
             </w:pPr>
             <w:r>
               <w:rPr>
                 <w:b w:val="1"/>
+                <w:bCs w:val="1"/>
                 <w:rtl w:val="0"/>
               </w:rPr>
               <w:t xml:space="preserve">Nombre del Requerimiento:</w:t>
@@ -10537,11 +10882,13 @@
             <w:pPr>
               <w:rPr>
                 <w:b w:val="1"/>
+                <w:bCs w:val="1"/>
               </w:rPr>
             </w:pPr>
             <w:r>
               <w:rPr>
                 <w:b w:val="1"/>
+                <w:bCs w:val="1"/>
                 <w:rtl w:val="0"/>
               </w:rPr>
               <w:t xml:space="preserve">Características:</w:t>
@@ -10625,11 +10972,13 @@
               <w:ind w:left="0"/>
               <w:rPr>
                 <w:b w:val="1"/>
+                <w:bCs w:val="1"/>
               </w:rPr>
             </w:pPr>
             <w:r>
               <w:rPr>
                 <w:b w:val="1"/>
+                <w:bCs w:val="1"/>
                 <w:rtl w:val="0"/>
               </w:rPr>
               <w:t xml:space="preserve">Atributo: Prioridad</w:t>
@@ -10710,11 +11059,13 @@
             <w:pPr>
               <w:rPr>
                 <w:b w:val="1"/>
+                <w:bCs w:val="1"/>
               </w:rPr>
             </w:pPr>
             <w:r>
               <w:rPr>
                 <w:b w:val="1"/>
+                <w:bCs w:val="1"/>
                 <w:rtl w:val="0"/>
               </w:rPr>
               <w:t xml:space="preserve">ID del Requerimiento:</w:t>
@@ -10755,11 +11106,13 @@
             <w:pPr>
               <w:rPr>
                 <w:b w:val="1"/>
+                <w:bCs w:val="1"/>
               </w:rPr>
             </w:pPr>
             <w:r>
               <w:rPr>
                 <w:b w:val="1"/>
+                <w:bCs w:val="1"/>
                 <w:rtl w:val="0"/>
               </w:rPr>
               <w:t xml:space="preserve">Nombre del Requerimiento:</w:t>
@@ -10803,11 +11156,13 @@
             <w:pPr>
               <w:rPr>
                 <w:b w:val="1"/>
+                <w:bCs w:val="1"/>
               </w:rPr>
             </w:pPr>
             <w:r>
               <w:rPr>
                 <w:b w:val="1"/>
+                <w:bCs w:val="1"/>
                 <w:rtl w:val="0"/>
               </w:rPr>
               <w:t xml:space="preserve">Características:</w:t>
@@ -10891,11 +11246,13 @@
               <w:ind w:left="0"/>
               <w:rPr>
                 <w:b w:val="1"/>
+                <w:bCs w:val="1"/>
               </w:rPr>
             </w:pPr>
             <w:r>
               <w:rPr>
                 <w:b w:val="1"/>
+                <w:bCs w:val="1"/>
                 <w:rtl w:val="0"/>
               </w:rPr>
               <w:t xml:space="preserve">Atributo: Prioridad</w:t>
@@ -10976,11 +11333,13 @@
             <w:pPr>
               <w:rPr>
                 <w:b w:val="1"/>
+                <w:bCs w:val="1"/>
               </w:rPr>
             </w:pPr>
             <w:r>
               <w:rPr>
                 <w:b w:val="1"/>
+                <w:bCs w:val="1"/>
                 <w:rtl w:val="0"/>
               </w:rPr>
               <w:t xml:space="preserve">ID del Requerimiento:</w:t>
@@ -11021,11 +11380,13 @@
             <w:pPr>
               <w:rPr>
                 <w:b w:val="1"/>
+                <w:bCs w:val="1"/>
               </w:rPr>
             </w:pPr>
             <w:r>
               <w:rPr>
                 <w:b w:val="1"/>
+                <w:bCs w:val="1"/>
                 <w:rtl w:val="0"/>
               </w:rPr>
               <w:t xml:space="preserve">Nombre del Requerimiento:</w:t>
@@ -11069,11 +11430,13 @@
             <w:pPr>
               <w:rPr>
                 <w:b w:val="1"/>
+                <w:bCs w:val="1"/>
               </w:rPr>
             </w:pPr>
             <w:r>
               <w:rPr>
                 <w:b w:val="1"/>
+                <w:bCs w:val="1"/>
                 <w:rtl w:val="0"/>
               </w:rPr>
               <w:t xml:space="preserve">Características:</w:t>
@@ -11157,11 +11520,13 @@
               <w:ind w:left="0"/>
               <w:rPr>
                 <w:b w:val="1"/>
+                <w:bCs w:val="1"/>
               </w:rPr>
             </w:pPr>
             <w:r>
               <w:rPr>
                 <w:b w:val="1"/>
+                <w:bCs w:val="1"/>
                 <w:rtl w:val="0"/>
               </w:rPr>
               <w:t xml:space="preserve">Atributo: Prioridad</w:t>
@@ -11242,11 +11607,13 @@
             <w:pPr>
               <w:rPr>
                 <w:b w:val="1"/>
+                <w:bCs w:val="1"/>
               </w:rPr>
             </w:pPr>
             <w:r>
               <w:rPr>
                 <w:b w:val="1"/>
+                <w:bCs w:val="1"/>
                 <w:rtl w:val="0"/>
               </w:rPr>
               <w:t xml:space="preserve">ID del Requerimiento:</w:t>
@@ -11287,11 +11654,13 @@
             <w:pPr>
               <w:rPr>
                 <w:b w:val="1"/>
+                <w:bCs w:val="1"/>
               </w:rPr>
             </w:pPr>
             <w:r>
               <w:rPr>
                 <w:b w:val="1"/>
+                <w:bCs w:val="1"/>
                 <w:rtl w:val="0"/>
               </w:rPr>
               <w:t xml:space="preserve">Nombre del Requerimiento:</w:t>
@@ -11335,11 +11704,13 @@
             <w:pPr>
               <w:rPr>
                 <w:b w:val="1"/>
+                <w:bCs w:val="1"/>
               </w:rPr>
             </w:pPr>
             <w:r>
               <w:rPr>
                 <w:b w:val="1"/>
+                <w:bCs w:val="1"/>
                 <w:rtl w:val="0"/>
               </w:rPr>
               <w:t xml:space="preserve">Características:</w:t>
@@ -11423,11 +11794,13 @@
               <w:ind w:left="0"/>
               <w:rPr>
                 <w:b w:val="1"/>
+                <w:bCs w:val="1"/>
               </w:rPr>
             </w:pPr>
             <w:r>
               <w:rPr>
                 <w:b w:val="1"/>
+                <w:bCs w:val="1"/>
                 <w:rtl w:val="0"/>
               </w:rPr>
               <w:t xml:space="preserve">Atributo: Prioridad</w:t>
@@ -11514,11 +11887,13 @@
             <w:pPr>
               <w:rPr>
                 <w:b w:val="1"/>
+                <w:bCs w:val="1"/>
               </w:rPr>
             </w:pPr>
             <w:r>
               <w:rPr>
                 <w:b w:val="1"/>
+                <w:bCs w:val="1"/>
                 <w:rtl w:val="0"/>
               </w:rPr>
               <w:t xml:space="preserve">ID del Requerimiento:</w:t>
@@ -11559,11 +11934,13 @@
             <w:pPr>
               <w:rPr>
                 <w:b w:val="1"/>
+                <w:bCs w:val="1"/>
               </w:rPr>
             </w:pPr>
             <w:r>
               <w:rPr>
                 <w:b w:val="1"/>
+                <w:bCs w:val="1"/>
                 <w:rtl w:val="0"/>
               </w:rPr>
               <w:t xml:space="preserve">Nombre del Requerimiento:</w:t>
@@ -11607,11 +11984,13 @@
             <w:pPr>
               <w:rPr>
                 <w:b w:val="1"/>
+                <w:bCs w:val="1"/>
               </w:rPr>
             </w:pPr>
             <w:r>
               <w:rPr>
                 <w:b w:val="1"/>
+                <w:bCs w:val="1"/>
                 <w:rtl w:val="0"/>
               </w:rPr>
               <w:t xml:space="preserve">Características:</w:t>
@@ -11695,11 +12074,13 @@
               <w:ind w:left="0"/>
               <w:rPr>
                 <w:b w:val="1"/>
+                <w:bCs w:val="1"/>
               </w:rPr>
             </w:pPr>
             <w:r>
               <w:rPr>
                 <w:b w:val="1"/>
+                <w:bCs w:val="1"/>
                 <w:rtl w:val="0"/>
               </w:rPr>
               <w:t xml:space="preserve">Atributo: Prioridad</w:t>
@@ -11780,11 +12161,13 @@
             <w:pPr>
               <w:rPr>
                 <w:b w:val="1"/>
+                <w:bCs w:val="1"/>
               </w:rPr>
             </w:pPr>
             <w:r>
               <w:rPr>
                 <w:b w:val="1"/>
+                <w:bCs w:val="1"/>
                 <w:rtl w:val="0"/>
               </w:rPr>
               <w:t xml:space="preserve">ID del Requerimiento:</w:t>
@@ -11825,11 +12208,13 @@
             <w:pPr>
               <w:rPr>
                 <w:b w:val="1"/>
+                <w:bCs w:val="1"/>
               </w:rPr>
             </w:pPr>
             <w:r>
               <w:rPr>
                 <w:b w:val="1"/>
+                <w:bCs w:val="1"/>
                 <w:rtl w:val="0"/>
               </w:rPr>
               <w:t xml:space="preserve">Nombre del Requerimiento:</w:t>
@@ -11873,11 +12258,13 @@
             <w:pPr>
               <w:rPr>
                 <w:b w:val="1"/>
+                <w:bCs w:val="1"/>
               </w:rPr>
             </w:pPr>
             <w:r>
               <w:rPr>
                 <w:b w:val="1"/>
+                <w:bCs w:val="1"/>
                 <w:rtl w:val="0"/>
               </w:rPr>
               <w:t xml:space="preserve">Características:</w:t>
@@ -11961,11 +12348,13 @@
               <w:ind w:left="0"/>
               <w:rPr>
                 <w:b w:val="1"/>
+                <w:bCs w:val="1"/>
               </w:rPr>
             </w:pPr>
             <w:r>
               <w:rPr>
                 <w:b w:val="1"/>
+                <w:bCs w:val="1"/>
                 <w:rtl w:val="0"/>
               </w:rPr>
               <w:t xml:space="preserve">Atributo: Prioridad</w:t>
@@ -12046,11 +12435,13 @@
             <w:pPr>
               <w:rPr>
                 <w:b w:val="1"/>
+                <w:bCs w:val="1"/>
               </w:rPr>
             </w:pPr>
             <w:r>
               <w:rPr>
                 <w:b w:val="1"/>
+                <w:bCs w:val="1"/>
                 <w:rtl w:val="0"/>
               </w:rPr>
               <w:t xml:space="preserve">ID del Requerimiento:</w:t>
@@ -12091,11 +12482,13 @@
             <w:pPr>
               <w:rPr>
                 <w:b w:val="1"/>
+                <w:bCs w:val="1"/>
               </w:rPr>
             </w:pPr>
             <w:r>
               <w:rPr>
                 <w:b w:val="1"/>
+                <w:bCs w:val="1"/>
                 <w:rtl w:val="0"/>
               </w:rPr>
               <w:t xml:space="preserve">Nombre del Requerimiento:</w:t>
@@ -12139,11 +12532,13 @@
             <w:pPr>
               <w:rPr>
                 <w:b w:val="1"/>
+                <w:bCs w:val="1"/>
               </w:rPr>
             </w:pPr>
             <w:r>
               <w:rPr>
                 <w:b w:val="1"/>
+                <w:bCs w:val="1"/>
                 <w:rtl w:val="0"/>
               </w:rPr>
               <w:t xml:space="preserve">Características:</w:t>
@@ -12227,11 +12622,13 @@
               <w:ind w:left="0"/>
               <w:rPr>
                 <w:b w:val="1"/>
+                <w:bCs w:val="1"/>
               </w:rPr>
             </w:pPr>
             <w:r>
               <w:rPr>
                 <w:b w:val="1"/>
+                <w:bCs w:val="1"/>
                 <w:rtl w:val="0"/>
               </w:rPr>
               <w:t xml:space="preserve">Atributo: Prioridad</w:t>
@@ -12329,11 +12726,13 @@
             <w:pPr>
               <w:rPr>
                 <w:b w:val="1"/>
+                <w:bCs w:val="1"/>
               </w:rPr>
             </w:pPr>
             <w:r>
               <w:rPr>
                 <w:b w:val="1"/>
+                <w:bCs w:val="1"/>
                 <w:rtl w:val="0"/>
               </w:rPr>
               <w:t xml:space="preserve">ID del Requerimiento:</w:t>
@@ -12374,11 +12773,13 @@
             <w:pPr>
               <w:rPr>
                 <w:b w:val="1"/>
+                <w:bCs w:val="1"/>
               </w:rPr>
             </w:pPr>
             <w:r>
               <w:rPr>
                 <w:b w:val="1"/>
+                <w:bCs w:val="1"/>
                 <w:rtl w:val="0"/>
               </w:rPr>
               <w:t xml:space="preserve">Nombre del Requerimiento:</w:t>
@@ -12422,11 +12823,13 @@
             <w:pPr>
               <w:rPr>
                 <w:b w:val="1"/>
+                <w:bCs w:val="1"/>
               </w:rPr>
             </w:pPr>
             <w:r>
               <w:rPr>
                 <w:b w:val="1"/>
+                <w:bCs w:val="1"/>
                 <w:rtl w:val="0"/>
               </w:rPr>
               <w:t xml:space="preserve">Características:</w:t>
@@ -12510,11 +12913,13 @@
               <w:ind w:left="0"/>
               <w:rPr>
                 <w:b w:val="1"/>
+                <w:bCs w:val="1"/>
               </w:rPr>
             </w:pPr>
             <w:r>
               <w:rPr>
                 <w:b w:val="1"/>
+                <w:bCs w:val="1"/>
                 <w:rtl w:val="0"/>
               </w:rPr>
               <w:t xml:space="preserve">Atributo: Prioridad</w:t>
@@ -12549,6 +12954,7 @@
         <w:rPr>
           <w:rFonts w:ascii="Cambria" w:cs="Cambria" w:eastAsia="Cambria" w:hAnsi="Cambria"/>
           <w:b w:val="1"/>
+          <w:bCs w:val="1"/>
           <w:color w:val="366091"/>
           <w:sz w:val="28"/>
           <w:szCs w:val="28"/>
@@ -12566,6 +12972,7 @@
         <w:rPr>
           <w:rFonts w:ascii="Cambria" w:cs="Cambria" w:eastAsia="Cambria" w:hAnsi="Cambria"/>
           <w:b w:val="1"/>
+          <w:bCs w:val="1"/>
           <w:color w:val="366091"/>
           <w:sz w:val="28"/>
           <w:szCs w:val="28"/>
@@ -12618,11 +13025,13 @@
             <w:pPr>
               <w:rPr>
                 <w:b w:val="1"/>
+                <w:bCs w:val="1"/>
               </w:rPr>
             </w:pPr>
             <w:r>
               <w:rPr>
                 <w:b w:val="1"/>
+                <w:bCs w:val="1"/>
                 <w:rtl w:val="0"/>
               </w:rPr>
               <w:t xml:space="preserve">ID del Requerimiento:</w:t>
@@ -12663,11 +13072,13 @@
             <w:pPr>
               <w:rPr>
                 <w:b w:val="1"/>
+                <w:bCs w:val="1"/>
               </w:rPr>
             </w:pPr>
             <w:r>
               <w:rPr>
                 <w:b w:val="1"/>
+                <w:bCs w:val="1"/>
                 <w:rtl w:val="0"/>
               </w:rPr>
               <w:t xml:space="preserve">Nombre del Requerimiento:</w:t>
@@ -12711,11 +13122,13 @@
             <w:pPr>
               <w:rPr>
                 <w:b w:val="1"/>
+                <w:bCs w:val="1"/>
               </w:rPr>
             </w:pPr>
             <w:r>
               <w:rPr>
                 <w:b w:val="1"/>
+                <w:bCs w:val="1"/>
                 <w:rtl w:val="0"/>
               </w:rPr>
               <w:t xml:space="preserve">Características:</w:t>
@@ -12799,11 +13212,13 @@
               <w:ind w:left="0"/>
               <w:rPr>
                 <w:b w:val="1"/>
+                <w:bCs w:val="1"/>
               </w:rPr>
             </w:pPr>
             <w:r>
               <w:rPr>
                 <w:b w:val="1"/>
+                <w:bCs w:val="1"/>
                 <w:rtl w:val="0"/>
               </w:rPr>
               <w:t xml:space="preserve">Atributo: Prioridad</w:t>
@@ -12850,6 +13265,7 @@
         <w:rPr>
           <w:rFonts w:ascii="Cambria" w:cs="Cambria" w:eastAsia="Cambria" w:hAnsi="Cambria"/>
           <w:b w:val="1"/>
+          <w:bCs w:val="1"/>
           <w:color w:val="366091"/>
           <w:sz w:val="28"/>
           <w:szCs w:val="28"/>
@@ -12876,6 +13292,7 @@
         <w:rPr>
           <w:rFonts w:ascii="Cambria" w:cs="Cambria" w:eastAsia="Cambria" w:hAnsi="Cambria"/>
           <w:b w:val="1"/>
+          <w:bCs w:val="1"/>
           <w:color w:val="366091"/>
           <w:sz w:val="28"/>
           <w:szCs w:val="28"/>
@@ -12993,6 +13410,7 @@
               <w:rPr>
                 <w:rFonts w:ascii="Arial" w:cs="Arial" w:eastAsia="Arial" w:hAnsi="Arial"/>
                 <w:b w:val="1"/>
+                <w:bCs w:val="1"/>
                 <w:color w:val="ffffff"/>
                 <w:sz w:val="20"/>
                 <w:szCs w:val="20"/>
@@ -13040,6 +13458,7 @@
               <w:rPr>
                 <w:rFonts w:ascii="Arial" w:cs="Arial" w:eastAsia="Arial" w:hAnsi="Arial"/>
                 <w:b w:val="1"/>
+                <w:bCs w:val="1"/>
                 <w:color w:val="ffffff"/>
                 <w:sz w:val="20"/>
                 <w:szCs w:val="20"/>
@@ -13087,6 +13506,7 @@
               <w:rPr>
                 <w:rFonts w:ascii="Arial" w:cs="Arial" w:eastAsia="Arial" w:hAnsi="Arial"/>
                 <w:b w:val="1"/>
+                <w:bCs w:val="1"/>
                 <w:color w:val="ffffff"/>
                 <w:sz w:val="20"/>
                 <w:szCs w:val="20"/>
@@ -13134,6 +13554,7 @@
               <w:rPr>
                 <w:rFonts w:ascii="Arial" w:cs="Arial" w:eastAsia="Arial" w:hAnsi="Arial"/>
                 <w:b w:val="1"/>
+                <w:bCs w:val="1"/>
                 <w:color w:val="ffffff"/>
                 <w:sz w:val="20"/>
                 <w:szCs w:val="20"/>
@@ -13181,6 +13602,7 @@
               <w:rPr>
                 <w:rFonts w:ascii="Arial" w:cs="Arial" w:eastAsia="Arial" w:hAnsi="Arial"/>
                 <w:b w:val="1"/>
+                <w:bCs w:val="1"/>
                 <w:color w:val="ffffff"/>
                 <w:sz w:val="20"/>
                 <w:szCs w:val="20"/>
@@ -13228,6 +13650,7 @@
               <w:rPr>
                 <w:rFonts w:ascii="Arial" w:cs="Arial" w:eastAsia="Arial" w:hAnsi="Arial"/>
                 <w:b w:val="1"/>
+                <w:bCs w:val="1"/>
                 <w:color w:val="ffffff"/>
                 <w:sz w:val="20"/>
                 <w:szCs w:val="20"/>
@@ -13275,6 +13698,7 @@
               <w:rPr>
                 <w:rFonts w:ascii="Arial" w:cs="Arial" w:eastAsia="Arial" w:hAnsi="Arial"/>
                 <w:b w:val="1"/>
+                <w:bCs w:val="1"/>
                 <w:color w:val="ffffff"/>
                 <w:sz w:val="20"/>
                 <w:szCs w:val="20"/>
@@ -13322,6 +13746,7 @@
               <w:rPr>
                 <w:rFonts w:ascii="Arial" w:cs="Arial" w:eastAsia="Arial" w:hAnsi="Arial"/>
                 <w:b w:val="1"/>
+                <w:bCs w:val="1"/>
                 <w:color w:val="ffffff"/>
                 <w:sz w:val="20"/>
                 <w:szCs w:val="20"/>
@@ -13369,6 +13794,7 @@
               <w:rPr>
                 <w:rFonts w:ascii="Arial" w:cs="Arial" w:eastAsia="Arial" w:hAnsi="Arial"/>
                 <w:b w:val="1"/>
+                <w:bCs w:val="1"/>
                 <w:color w:val="ffffff"/>
                 <w:sz w:val="20"/>
                 <w:szCs w:val="20"/>
@@ -13416,6 +13842,7 @@
               <w:rPr>
                 <w:rFonts w:ascii="Arial" w:cs="Arial" w:eastAsia="Arial" w:hAnsi="Arial"/>
                 <w:b w:val="1"/>
+                <w:bCs w:val="1"/>
                 <w:color w:val="ffffff"/>
                 <w:sz w:val="20"/>
                 <w:szCs w:val="20"/>
@@ -13463,6 +13890,7 @@
               <w:rPr>
                 <w:rFonts w:ascii="Arial" w:cs="Arial" w:eastAsia="Arial" w:hAnsi="Arial"/>
                 <w:b w:val="1"/>
+                <w:bCs w:val="1"/>
                 <w:color w:val="ffffff"/>
                 <w:sz w:val="20"/>
                 <w:szCs w:val="20"/>
@@ -13510,6 +13938,7 @@
               <w:rPr>
                 <w:rFonts w:ascii="Arial" w:cs="Arial" w:eastAsia="Arial" w:hAnsi="Arial"/>
                 <w:b w:val="1"/>
+                <w:bCs w:val="1"/>
                 <w:color w:val="ffffff"/>
                 <w:sz w:val="20"/>
                 <w:szCs w:val="20"/>
@@ -13564,6 +13993,7 @@
               <w:rPr>
                 <w:rFonts w:ascii="Arial" w:cs="Arial" w:eastAsia="Arial" w:hAnsi="Arial"/>
                 <w:b w:val="1"/>
+                <w:bCs w:val="1"/>
                 <w:color w:val="ffffff"/>
                 <w:sz w:val="20"/>
                 <w:szCs w:val="20"/>
@@ -13996,6 +14426,7 @@
               <w:rPr>
                 <w:rFonts w:ascii="Arial" w:cs="Arial" w:eastAsia="Arial" w:hAnsi="Arial"/>
                 <w:b w:val="1"/>
+                <w:bCs w:val="1"/>
                 <w:color w:val="ffffff"/>
                 <w:sz w:val="20"/>
                 <w:szCs w:val="20"/>
@@ -14432,6 +14863,7 @@
               <w:rPr>
                 <w:rFonts w:ascii="Arial" w:cs="Arial" w:eastAsia="Arial" w:hAnsi="Arial"/>
                 <w:b w:val="1"/>
+                <w:bCs w:val="1"/>
                 <w:color w:val="ffffff"/>
                 <w:sz w:val="20"/>
                 <w:szCs w:val="20"/>
@@ -14864,6 +15296,7 @@
               <w:rPr>
                 <w:rFonts w:ascii="Arial" w:cs="Arial" w:eastAsia="Arial" w:hAnsi="Arial"/>
                 <w:b w:val="1"/>
+                <w:bCs w:val="1"/>
                 <w:color w:val="ffffff"/>
                 <w:sz w:val="20"/>
                 <w:szCs w:val="20"/>
@@ -15300,6 +15733,7 @@
               <w:rPr>
                 <w:rFonts w:ascii="Arial" w:cs="Arial" w:eastAsia="Arial" w:hAnsi="Arial"/>
                 <w:b w:val="1"/>
+                <w:bCs w:val="1"/>
                 <w:color w:val="ffffff"/>
                 <w:sz w:val="20"/>
                 <w:szCs w:val="20"/>
@@ -15736,6 +16170,7 @@
               <w:rPr>
                 <w:rFonts w:ascii="Arial" w:cs="Arial" w:eastAsia="Arial" w:hAnsi="Arial"/>
                 <w:b w:val="1"/>
+                <w:bCs w:val="1"/>
                 <w:color w:val="ffffff"/>
                 <w:sz w:val="20"/>
                 <w:szCs w:val="20"/>
@@ -16172,6 +16607,7 @@
               <w:rPr>
                 <w:rFonts w:ascii="Arial" w:cs="Arial" w:eastAsia="Arial" w:hAnsi="Arial"/>
                 <w:b w:val="1"/>
+                <w:bCs w:val="1"/>
                 <w:color w:val="ffffff"/>
                 <w:sz w:val="20"/>
                 <w:szCs w:val="20"/>
@@ -16604,6 +17040,7 @@
               <w:rPr>
                 <w:rFonts w:ascii="Arial" w:cs="Arial" w:eastAsia="Arial" w:hAnsi="Arial"/>
                 <w:b w:val="1"/>
+                <w:bCs w:val="1"/>
                 <w:color w:val="ffffff"/>
                 <w:sz w:val="20"/>
                 <w:szCs w:val="20"/>
@@ -17036,6 +17473,7 @@
               <w:rPr>
                 <w:rFonts w:ascii="Arial" w:cs="Arial" w:eastAsia="Arial" w:hAnsi="Arial"/>
                 <w:b w:val="1"/>
+                <w:bCs w:val="1"/>
                 <w:color w:val="ffffff"/>
                 <w:sz w:val="20"/>
                 <w:szCs w:val="20"/>
@@ -17468,6 +17906,7 @@
               <w:rPr>
                 <w:rFonts w:ascii="Arial" w:cs="Arial" w:eastAsia="Arial" w:hAnsi="Arial"/>
                 <w:b w:val="1"/>
+                <w:bCs w:val="1"/>
                 <w:color w:val="ffffff"/>
                 <w:sz w:val="20"/>
                 <w:szCs w:val="20"/>
@@ -17900,6 +18339,7 @@
               <w:rPr>
                 <w:rFonts w:ascii="Arial" w:cs="Arial" w:eastAsia="Arial" w:hAnsi="Arial"/>
                 <w:b w:val="1"/>
+                <w:bCs w:val="1"/>
                 <w:color w:val="ffffff"/>
                 <w:sz w:val="20"/>
                 <w:szCs w:val="20"/>
@@ -18332,6 +18772,7 @@
               <w:rPr>
                 <w:rFonts w:ascii="Arial" w:cs="Arial" w:eastAsia="Arial" w:hAnsi="Arial"/>
                 <w:b w:val="1"/>
+                <w:bCs w:val="1"/>
                 <w:color w:val="ffffff"/>
                 <w:sz w:val="20"/>
                 <w:szCs w:val="20"/>
@@ -18764,6 +19205,7 @@
               <w:rPr>
                 <w:rFonts w:ascii="Arial" w:cs="Arial" w:eastAsia="Arial" w:hAnsi="Arial"/>
                 <w:b w:val="1"/>
+                <w:bCs w:val="1"/>
                 <w:color w:val="ffffff"/>
                 <w:sz w:val="20"/>
                 <w:szCs w:val="20"/>
@@ -19196,6 +19638,7 @@
               <w:rPr>
                 <w:rFonts w:ascii="Arial" w:cs="Arial" w:eastAsia="Arial" w:hAnsi="Arial"/>
                 <w:b w:val="1"/>
+                <w:bCs w:val="1"/>
                 <w:color w:val="ffffff"/>
                 <w:sz w:val="20"/>
                 <w:szCs w:val="20"/>
@@ -19628,6 +20071,7 @@
               <w:rPr>
                 <w:rFonts w:ascii="Arial" w:cs="Arial" w:eastAsia="Arial" w:hAnsi="Arial"/>
                 <w:b w:val="1"/>
+                <w:bCs w:val="1"/>
                 <w:color w:val="ffffff"/>
                 <w:sz w:val="20"/>
                 <w:szCs w:val="20"/>
@@ -20060,6 +20504,7 @@
               <w:rPr>
                 <w:rFonts w:ascii="Arial" w:cs="Arial" w:eastAsia="Arial" w:hAnsi="Arial"/>
                 <w:b w:val="1"/>
+                <w:bCs w:val="1"/>
                 <w:color w:val="ffffff"/>
                 <w:sz w:val="20"/>
                 <w:szCs w:val="20"/>
@@ -20492,6 +20937,7 @@
               <w:rPr>
                 <w:rFonts w:ascii="Arial" w:cs="Arial" w:eastAsia="Arial" w:hAnsi="Arial"/>
                 <w:b w:val="1"/>
+                <w:bCs w:val="1"/>
                 <w:color w:val="ffffff"/>
                 <w:sz w:val="20"/>
                 <w:szCs w:val="20"/>
@@ -20924,6 +21370,7 @@
               <w:rPr>
                 <w:rFonts w:ascii="Arial" w:cs="Arial" w:eastAsia="Arial" w:hAnsi="Arial"/>
                 <w:b w:val="1"/>
+                <w:bCs w:val="1"/>
                 <w:color w:val="ffffff"/>
                 <w:sz w:val="20"/>
                 <w:szCs w:val="20"/>
@@ -21356,6 +21803,7 @@
               <w:rPr>
                 <w:rFonts w:ascii="Arial" w:cs="Arial" w:eastAsia="Arial" w:hAnsi="Arial"/>
                 <w:b w:val="1"/>
+                <w:bCs w:val="1"/>
                 <w:color w:val="ffffff"/>
                 <w:sz w:val="20"/>
                 <w:szCs w:val="20"/>
@@ -21788,6 +22236,7 @@
               <w:rPr>
                 <w:rFonts w:ascii="Arial" w:cs="Arial" w:eastAsia="Arial" w:hAnsi="Arial"/>
                 <w:b w:val="1"/>
+                <w:bCs w:val="1"/>
                 <w:color w:val="ffffff"/>
                 <w:sz w:val="20"/>
                 <w:szCs w:val="20"/>
@@ -22220,6 +22669,7 @@
               <w:rPr>
                 <w:rFonts w:ascii="Arial" w:cs="Arial" w:eastAsia="Arial" w:hAnsi="Arial"/>
                 <w:b w:val="1"/>
+                <w:bCs w:val="1"/>
                 <w:color w:val="ffffff"/>
                 <w:sz w:val="20"/>
                 <w:szCs w:val="20"/>
@@ -22652,6 +23102,7 @@
               <w:rPr>
                 <w:rFonts w:ascii="Arial" w:cs="Arial" w:eastAsia="Arial" w:hAnsi="Arial"/>
                 <w:b w:val="1"/>
+                <w:bCs w:val="1"/>
                 <w:color w:val="ffffff"/>
                 <w:sz w:val="20"/>
                 <w:szCs w:val="20"/>
@@ -23148,6 +23599,7 @@
       <w:r>
         <w:rPr>
           <w:b w:val="1"/>
+          <w:bCs w:val="1"/>
           <w:color w:val="0f1115"/>
           <w:rtl w:val="0"/>
         </w:rPr>
@@ -23156,6 +23608,7 @@
       <w:r>
         <w:rPr>
           <w:b w:val="1"/>
+          <w:bCs w:val="1"/>
           <w:color w:val="0f1115"/>
           <w:rtl w:val="0"/>
         </w:rPr>
@@ -23190,6 +23643,7 @@
       <w:r>
         <w:rPr>
           <w:b w:val="1"/>
+          <w:bCs w:val="1"/>
           <w:color w:val="0f1115"/>
           <w:rtl w:val="0"/>
         </w:rPr>
@@ -23249,6 +23703,7 @@
       <w:r>
         <w:rPr>
           <w:b w:val="1"/>
+          <w:bCs w:val="1"/>
           <w:color w:val="0f1115"/>
           <w:rtl w:val="0"/>
         </w:rPr>
@@ -23257,6 +23712,7 @@
       <w:r>
         <w:rPr>
           <w:b w:val="1"/>
+          <w:bCs w:val="1"/>
           <w:color w:val="0f1115"/>
           <w:rtl w:val="0"/>
         </w:rPr>
@@ -23311,6 +23767,7 @@
       <w:r>
         <w:rPr>
           <w:b w:val="1"/>
+          <w:bCs w:val="1"/>
           <w:color w:val="0f1115"/>
           <w:rtl w:val="0"/>
         </w:rPr>
@@ -23359,6 +23816,7 @@
       <w:r>
         <w:rPr>
           <w:b w:val="1"/>
+          <w:bCs w:val="1"/>
           <w:color w:val="0f1115"/>
           <w:rtl w:val="0"/>
         </w:rPr>
@@ -23413,6 +23871,7 @@
       <w:r>
         <w:rPr>
           <w:b w:val="1"/>
+          <w:bCs w:val="1"/>
           <w:color w:val="0f1115"/>
           <w:rtl w:val="0"/>
         </w:rPr>
@@ -23421,6 +23880,7 @@
       <w:r>
         <w:rPr>
           <w:b w:val="1"/>
+          <w:bCs w:val="1"/>
           <w:color w:val="0f1115"/>
           <w:rtl w:val="0"/>
         </w:rPr>
@@ -23475,6 +23935,7 @@
       <w:r>
         <w:rPr>
           <w:b w:val="1"/>
+          <w:bCs w:val="1"/>
           <w:color w:val="0f1115"/>
           <w:rtl w:val="0"/>
         </w:rPr>
@@ -23529,6 +23990,7 @@
       <w:r>
         <w:rPr>
           <w:b w:val="1"/>
+          <w:bCs w:val="1"/>
           <w:color w:val="0f1115"/>
           <w:rtl w:val="0"/>
         </w:rPr>
@@ -23990,7 +24452,9 @@
         <w:rPr>
           <w:rFonts w:ascii="Calibri" w:cs="Calibri" w:eastAsia="Calibri" w:hAnsi="Calibri"/>
           <w:b w:val="0"/>
+          <w:bCs w:val="0"/>
           <w:i w:val="1"/>
+          <w:iCs w:val="1"/>
           <w:smallCaps w:val="0"/>
           <w:strike w:val="0"/>
           <w:color w:val="548dd4"/>
@@ -24401,7 +24865,9 @@
         <w:rPr>
           <w:rFonts w:ascii="Calibri" w:cs="Calibri" w:eastAsia="Calibri" w:hAnsi="Calibri"/>
           <w:b w:val="0"/>
+          <w:bCs w:val="0"/>
           <w:i w:val="1"/>
+          <w:iCs w:val="1"/>
           <w:smallCaps w:val="0"/>
           <w:strike w:val="0"/>
           <w:color w:val="548dd4"/>
@@ -24676,6 +25142,7 @@
         <w:rPr>
           <w:rFonts w:ascii="Cambria" w:cs="Cambria" w:eastAsia="Cambria" w:hAnsi="Cambria"/>
           <w:b w:val="1"/>
+          <w:bCs w:val="1"/>
           <w:color w:val="366091"/>
           <w:sz w:val="28"/>
           <w:szCs w:val="28"/>
@@ -25580,12 +26047,12 @@
           <wp:extent cx="425450" cy="666750"/>
           <wp:effectExtent b="0" l="0" r="0" t="0"/>
           <wp:wrapSquare wrapText="bothSides" distB="0" distT="0" distL="114300" distR="114300"/>
-          <wp:docPr descr="UNPA.JPG" id="18" name="image4.jpg"/>
+          <wp:docPr descr="UNPA.JPG" id="18" name="image5.jpg"/>
           <a:graphic>
             <a:graphicData uri="http://schemas.openxmlformats.org/drawingml/2006/picture">
               <pic:pic>
                 <pic:nvPicPr>
-                  <pic:cNvPr descr="UNPA.JPG" id="0" name="image4.jpg"/>
+                  <pic:cNvPr descr="UNPA.JPG" id="0" name="image5.jpg"/>
                   <pic:cNvPicPr preferRelativeResize="0"/>
                 </pic:nvPicPr>
                 <pic:blipFill>
@@ -27594,6 +28061,7 @@
     <w:rPr>
       <w:rFonts w:ascii="Cambria" w:cs="Cambria" w:eastAsia="Cambria" w:hAnsi="Cambria"/>
       <w:b w:val="1"/>
+      <w:bCs w:val="1"/>
       <w:color w:val="366091"/>
       <w:sz w:val="28"/>
       <w:szCs w:val="28"/>
@@ -27612,6 +28080,7 @@
     <w:rPr>
       <w:rFonts w:ascii="Cambria" w:cs="Cambria" w:eastAsia="Cambria" w:hAnsi="Cambria"/>
       <w:b w:val="1"/>
+      <w:bCs w:val="1"/>
       <w:color w:val="4f81bd"/>
       <w:sz w:val="26"/>
       <w:szCs w:val="26"/>
@@ -27628,6 +28097,7 @@
     <w:rPr>
       <w:rFonts w:ascii="Cambria" w:cs="Cambria" w:eastAsia="Cambria" w:hAnsi="Cambria"/>
       <w:b w:val="1"/>
+      <w:bCs w:val="1"/>
       <w:color w:val="4f81bd"/>
     </w:rPr>
   </w:style>
@@ -27642,7 +28112,9 @@
     <w:rPr>
       <w:rFonts w:ascii="Cambria" w:cs="Cambria" w:eastAsia="Cambria" w:hAnsi="Cambria"/>
       <w:b w:val="1"/>
+      <w:bCs w:val="1"/>
       <w:i w:val="1"/>
+      <w:iCs w:val="1"/>
       <w:color w:val="4f81bd"/>
     </w:rPr>
   </w:style>
@@ -27658,6 +28130,7 @@
     </w:pPr>
     <w:rPr>
       <w:b w:val="1"/>
+      <w:bCs w:val="1"/>
       <w:sz w:val="22"/>
       <w:szCs w:val="22"/>
     </w:rPr>
@@ -27674,6 +28147,7 @@
     </w:pPr>
     <w:rPr>
       <w:b w:val="1"/>
+      <w:bCs w:val="1"/>
       <w:sz w:val="20"/>
       <w:szCs w:val="20"/>
     </w:rPr>
@@ -27709,6 +28183,7 @@
     <w:rPr>
       <w:rFonts w:ascii="Georgia" w:cs="Georgia" w:eastAsia="Georgia" w:hAnsi="Georgia"/>
       <w:i w:val="1"/>
+      <w:iCs w:val="1"/>
       <w:color w:val="666666"/>
       <w:sz w:val="48"/>
       <w:szCs w:val="48"/>

--- a/Etapa Elaboración - Iteración 1/Especificacion de Requerimientos - Kairos - NexTech.docx
+++ b/Etapa Elaboración - Iteración 1/Especificacion de Requerimientos - Kairos - NexTech.docx
@@ -819,12 +819,12 @@
             <wp:extent cx="1200150" cy="1200150"/>
             <wp:effectExtent b="0" l="0" r="0" t="0"/>
             <wp:wrapSquare wrapText="bothSides" distB="0" distT="0" distL="114300" distR="114300"/>
-            <wp:docPr descr="psi-negro.png" id="17" name="image4.png"/>
+            <wp:docPr descr="psi-negro.png" id="17" name="image3.png"/>
             <a:graphic>
               <a:graphicData uri="http://schemas.openxmlformats.org/drawingml/2006/picture">
                 <pic:pic>
                   <pic:nvPicPr>
-                    <pic:cNvPr descr="psi-negro.png" id="0" name="image4.png"/>
+                    <pic:cNvPr descr="psi-negro.png" id="0" name="image3.png"/>
                     <pic:cNvPicPr preferRelativeResize="0"/>
                   </pic:nvPicPr>
                   <pic:blipFill>
@@ -876,12 +876,12 @@
             <wp:extent cx="1304925" cy="2019300"/>
             <wp:effectExtent b="0" l="0" r="0" t="0"/>
             <wp:wrapSquare wrapText="bothSides" distB="0" distT="0" distL="114300" distR="114300"/>
-            <wp:docPr descr="UNPA.JPG" id="16" name="image3.jpg"/>
+            <wp:docPr descr="UNPA.JPG" id="16" name="image1.jpg"/>
             <a:graphic>
               <a:graphicData uri="http://schemas.openxmlformats.org/drawingml/2006/picture">
                 <pic:pic>
                   <pic:nvPicPr>
-                    <pic:cNvPr descr="UNPA.JPG" id="0" name="image3.jpg"/>
+                    <pic:cNvPr descr="UNPA.JPG" id="0" name="image1.jpg"/>
                     <pic:cNvPicPr preferRelativeResize="0"/>
                   </pic:nvPicPr>
                   <pic:blipFill>
@@ -1221,12 +1221,12 @@
             <wp:extent cx="1200150" cy="1200150"/>
             <wp:effectExtent b="0" l="0" r="0" t="0"/>
             <wp:wrapSquare wrapText="bothSides" distB="0" distT="0" distL="114300" distR="114300"/>
-            <wp:docPr descr="psi-negro.png" id="15" name="image1.png"/>
+            <wp:docPr descr="psi-negro.png" id="15" name="image2.png"/>
             <a:graphic>
               <a:graphicData uri="http://schemas.openxmlformats.org/drawingml/2006/picture">
                 <pic:pic>
                   <pic:nvPicPr>
-                    <pic:cNvPr descr="psi-negro.png" id="0" name="image1.png"/>
+                    <pic:cNvPr descr="psi-negro.png" id="0" name="image2.png"/>
                     <pic:cNvPicPr preferRelativeResize="0"/>
                   </pic:nvPicPr>
                   <pic:blipFill>
@@ -1327,7 +1327,7 @@
     </w:p>
     <w:sdt>
       <w:sdtPr>
-        <w:id w:val="1251684289"/>
+        <w:id w:val="-1489764595"/>
         <w:docPartObj>
           <w:docPartGallery w:val="Table of Contents"/>
           <w:docPartUnique w:val="1"/>
@@ -26002,12 +26002,12 @@
           <wp:extent cx="669290" cy="669290"/>
           <wp:effectExtent b="0" l="0" r="0" t="0"/>
           <wp:wrapSquare wrapText="bothSides" distB="0" distT="0" distL="114300" distR="114300"/>
-          <wp:docPr descr="psi-negro.png" id="14" name="image2.png"/>
+          <wp:docPr descr="psi-negro.png" id="14" name="image5.png"/>
           <a:graphic>
             <a:graphicData uri="http://schemas.openxmlformats.org/drawingml/2006/picture">
               <pic:pic>
                 <pic:nvPicPr>
-                  <pic:cNvPr descr="psi-negro.png" id="0" name="image2.png"/>
+                  <pic:cNvPr descr="psi-negro.png" id="0" name="image5.png"/>
                   <pic:cNvPicPr preferRelativeResize="0"/>
                 </pic:nvPicPr>
                 <pic:blipFill>
@@ -26047,12 +26047,12 @@
           <wp:extent cx="425450" cy="666750"/>
           <wp:effectExtent b="0" l="0" r="0" t="0"/>
           <wp:wrapSquare wrapText="bothSides" distB="0" distT="0" distL="114300" distR="114300"/>
-          <wp:docPr descr="UNPA.JPG" id="18" name="image5.jpg"/>
+          <wp:docPr descr="UNPA.JPG" id="18" name="image4.jpg"/>
           <a:graphic>
             <a:graphicData uri="http://schemas.openxmlformats.org/drawingml/2006/picture">
               <pic:pic>
                 <pic:nvPicPr>
-                  <pic:cNvPr descr="UNPA.JPG" id="0" name="image5.jpg"/>
+                  <pic:cNvPr descr="UNPA.JPG" id="0" name="image4.jpg"/>
                   <pic:cNvPicPr preferRelativeResize="0"/>
                 </pic:nvPicPr>
                 <pic:blipFill>

--- a/Etapa Elaboración - Iteración 1/Especificacion de Requerimientos - Kairos - NexTech.docx
+++ b/Etapa Elaboración - Iteración 1/Especificacion de Requerimientos - Kairos - NexTech.docx
@@ -819,12 +819,12 @@
             <wp:extent cx="1200150" cy="1200150"/>
             <wp:effectExtent b="0" l="0" r="0" t="0"/>
             <wp:wrapSquare wrapText="bothSides" distB="0" distT="0" distL="114300" distR="114300"/>
-            <wp:docPr descr="psi-negro.png" id="17" name="image3.png"/>
+            <wp:docPr descr="psi-negro.png" id="17" name="image1.png"/>
             <a:graphic>
               <a:graphicData uri="http://schemas.openxmlformats.org/drawingml/2006/picture">
                 <pic:pic>
                   <pic:nvPicPr>
-                    <pic:cNvPr descr="psi-negro.png" id="0" name="image3.png"/>
+                    <pic:cNvPr descr="psi-negro.png" id="0" name="image1.png"/>
                     <pic:cNvPicPr preferRelativeResize="0"/>
                   </pic:nvPicPr>
                   <pic:blipFill>
@@ -876,12 +876,12 @@
             <wp:extent cx="1304925" cy="2019300"/>
             <wp:effectExtent b="0" l="0" r="0" t="0"/>
             <wp:wrapSquare wrapText="bothSides" distB="0" distT="0" distL="114300" distR="114300"/>
-            <wp:docPr descr="UNPA.JPG" id="16" name="image1.jpg"/>
+            <wp:docPr descr="UNPA.JPG" id="16" name="image3.jpg"/>
             <a:graphic>
               <a:graphicData uri="http://schemas.openxmlformats.org/drawingml/2006/picture">
                 <pic:pic>
                   <pic:nvPicPr>
-                    <pic:cNvPr descr="UNPA.JPG" id="0" name="image1.jpg"/>
+                    <pic:cNvPr descr="UNPA.JPG" id="0" name="image3.jpg"/>
                     <pic:cNvPicPr preferRelativeResize="0"/>
                   </pic:nvPicPr>
                   <pic:blipFill>
@@ -1221,12 +1221,12 @@
             <wp:extent cx="1200150" cy="1200150"/>
             <wp:effectExtent b="0" l="0" r="0" t="0"/>
             <wp:wrapSquare wrapText="bothSides" distB="0" distT="0" distL="114300" distR="114300"/>
-            <wp:docPr descr="psi-negro.png" id="15" name="image2.png"/>
+            <wp:docPr descr="psi-negro.png" id="15" name="image5.png"/>
             <a:graphic>
               <a:graphicData uri="http://schemas.openxmlformats.org/drawingml/2006/picture">
                 <pic:pic>
                   <pic:nvPicPr>
-                    <pic:cNvPr descr="psi-negro.png" id="0" name="image2.png"/>
+                    <pic:cNvPr descr="psi-negro.png" id="0" name="image5.png"/>
                     <pic:cNvPicPr preferRelativeResize="0"/>
                   </pic:nvPicPr>
                   <pic:blipFill>
@@ -1327,7 +1327,7 @@
     </w:p>
     <w:sdt>
       <w:sdtPr>
-        <w:id w:val="-1489764595"/>
+        <w:id w:val="1639540416"/>
         <w:docPartObj>
           <w:docPartGallery w:val="Table of Contents"/>
           <w:docPartUnique w:val="1"/>
@@ -26002,12 +26002,12 @@
           <wp:extent cx="669290" cy="669290"/>
           <wp:effectExtent b="0" l="0" r="0" t="0"/>
           <wp:wrapSquare wrapText="bothSides" distB="0" distT="0" distL="114300" distR="114300"/>
-          <wp:docPr descr="psi-negro.png" id="14" name="image5.png"/>
+          <wp:docPr descr="psi-negro.png" id="14" name="image4.png"/>
           <a:graphic>
             <a:graphicData uri="http://schemas.openxmlformats.org/drawingml/2006/picture">
               <pic:pic>
                 <pic:nvPicPr>
-                  <pic:cNvPr descr="psi-negro.png" id="0" name="image5.png"/>
+                  <pic:cNvPr descr="psi-negro.png" id="0" name="image4.png"/>
                   <pic:cNvPicPr preferRelativeResize="0"/>
                 </pic:nvPicPr>
                 <pic:blipFill>
@@ -26047,12 +26047,12 @@
           <wp:extent cx="425450" cy="666750"/>
           <wp:effectExtent b="0" l="0" r="0" t="0"/>
           <wp:wrapSquare wrapText="bothSides" distB="0" distT="0" distL="114300" distR="114300"/>
-          <wp:docPr descr="UNPA.JPG" id="18" name="image4.jpg"/>
+          <wp:docPr descr="UNPA.JPG" id="18" name="image2.jpg"/>
           <a:graphic>
             <a:graphicData uri="http://schemas.openxmlformats.org/drawingml/2006/picture">
               <pic:pic>
                 <pic:nvPicPr>
-                  <pic:cNvPr descr="UNPA.JPG" id="0" name="image4.jpg"/>
+                  <pic:cNvPr descr="UNPA.JPG" id="0" name="image2.jpg"/>
                   <pic:cNvPicPr preferRelativeResize="0"/>
                 </pic:nvPicPr>
                 <pic:blipFill>

--- a/Etapa Elaboración - Iteración 1/Especificacion de Requerimientos - Kairos - NexTech.docx
+++ b/Etapa Elaboración - Iteración 1/Especificacion de Requerimientos - Kairos - NexTech.docx
@@ -819,12 +819,12 @@
             <wp:extent cx="1200150" cy="1200150"/>
             <wp:effectExtent b="0" l="0" r="0" t="0"/>
             <wp:wrapSquare wrapText="bothSides" distB="0" distT="0" distL="114300" distR="114300"/>
-            <wp:docPr descr="psi-negro.png" id="17" name="image1.png"/>
+            <wp:docPr descr="psi-negro.png" id="17" name="image2.png"/>
             <a:graphic>
               <a:graphicData uri="http://schemas.openxmlformats.org/drawingml/2006/picture">
                 <pic:pic>
                   <pic:nvPicPr>
-                    <pic:cNvPr descr="psi-negro.png" id="0" name="image1.png"/>
+                    <pic:cNvPr descr="psi-negro.png" id="0" name="image2.png"/>
                     <pic:cNvPicPr preferRelativeResize="0"/>
                   </pic:nvPicPr>
                   <pic:blipFill>
@@ -876,12 +876,12 @@
             <wp:extent cx="1304925" cy="2019300"/>
             <wp:effectExtent b="0" l="0" r="0" t="0"/>
             <wp:wrapSquare wrapText="bothSides" distB="0" distT="0" distL="114300" distR="114300"/>
-            <wp:docPr descr="UNPA.JPG" id="16" name="image3.jpg"/>
+            <wp:docPr descr="UNPA.JPG" id="16" name="image5.jpg"/>
             <a:graphic>
               <a:graphicData uri="http://schemas.openxmlformats.org/drawingml/2006/picture">
                 <pic:pic>
                   <pic:nvPicPr>
-                    <pic:cNvPr descr="UNPA.JPG" id="0" name="image3.jpg"/>
+                    <pic:cNvPr descr="UNPA.JPG" id="0" name="image5.jpg"/>
                     <pic:cNvPicPr preferRelativeResize="0"/>
                   </pic:nvPicPr>
                   <pic:blipFill>
@@ -1221,12 +1221,12 @@
             <wp:extent cx="1200150" cy="1200150"/>
             <wp:effectExtent b="0" l="0" r="0" t="0"/>
             <wp:wrapSquare wrapText="bothSides" distB="0" distT="0" distL="114300" distR="114300"/>
-            <wp:docPr descr="psi-negro.png" id="15" name="image5.png"/>
+            <wp:docPr descr="psi-negro.png" id="15" name="image1.png"/>
             <a:graphic>
               <a:graphicData uri="http://schemas.openxmlformats.org/drawingml/2006/picture">
                 <pic:pic>
                   <pic:nvPicPr>
-                    <pic:cNvPr descr="psi-negro.png" id="0" name="image5.png"/>
+                    <pic:cNvPr descr="psi-negro.png" id="0" name="image1.png"/>
                     <pic:cNvPicPr preferRelativeResize="0"/>
                   </pic:nvPicPr>
                   <pic:blipFill>
@@ -1327,7 +1327,7 @@
     </w:p>
     <w:sdt>
       <w:sdtPr>
-        <w:id w:val="1639540416"/>
+        <w:id w:val="1859877575"/>
         <w:docPartObj>
           <w:docPartGallery w:val="Table of Contents"/>
           <w:docPartUnique w:val="1"/>
@@ -26002,12 +26002,12 @@
           <wp:extent cx="669290" cy="669290"/>
           <wp:effectExtent b="0" l="0" r="0" t="0"/>
           <wp:wrapSquare wrapText="bothSides" distB="0" distT="0" distL="114300" distR="114300"/>
-          <wp:docPr descr="psi-negro.png" id="14" name="image4.png"/>
+          <wp:docPr descr="psi-negro.png" id="14" name="image3.png"/>
           <a:graphic>
             <a:graphicData uri="http://schemas.openxmlformats.org/drawingml/2006/picture">
               <pic:pic>
                 <pic:nvPicPr>
-                  <pic:cNvPr descr="psi-negro.png" id="0" name="image4.png"/>
+                  <pic:cNvPr descr="psi-negro.png" id="0" name="image3.png"/>
                   <pic:cNvPicPr preferRelativeResize="0"/>
                 </pic:nvPicPr>
                 <pic:blipFill>
@@ -26047,12 +26047,12 @@
           <wp:extent cx="425450" cy="666750"/>
           <wp:effectExtent b="0" l="0" r="0" t="0"/>
           <wp:wrapSquare wrapText="bothSides" distB="0" distT="0" distL="114300" distR="114300"/>
-          <wp:docPr descr="UNPA.JPG" id="18" name="image2.jpg"/>
+          <wp:docPr descr="UNPA.JPG" id="18" name="image4.jpg"/>
           <a:graphic>
             <a:graphicData uri="http://schemas.openxmlformats.org/drawingml/2006/picture">
               <pic:pic>
                 <pic:nvPicPr>
-                  <pic:cNvPr descr="UNPA.JPG" id="0" name="image2.jpg"/>
+                  <pic:cNvPr descr="UNPA.JPG" id="0" name="image4.jpg"/>
                   <pic:cNvPicPr preferRelativeResize="0"/>
                 </pic:nvPicPr>
                 <pic:blipFill>

--- a/Etapa Elaboración - Iteración 1/Especificacion de Requerimientos - Kairos - NexTech.docx
+++ b/Etapa Elaboración - Iteración 1/Especificacion de Requerimientos - Kairos - NexTech.docx
@@ -876,12 +876,12 @@
             <wp:extent cx="1304925" cy="2019300"/>
             <wp:effectExtent b="0" l="0" r="0" t="0"/>
             <wp:wrapSquare wrapText="bothSides" distB="0" distT="0" distL="114300" distR="114300"/>
-            <wp:docPr descr="UNPA.JPG" id="16" name="image5.jpg"/>
+            <wp:docPr descr="UNPA.JPG" id="15" name="image4.jpg"/>
             <a:graphic>
               <a:graphicData uri="http://schemas.openxmlformats.org/drawingml/2006/picture">
                 <pic:pic>
                   <pic:nvPicPr>
-                    <pic:cNvPr descr="UNPA.JPG" id="0" name="image5.jpg"/>
+                    <pic:cNvPr descr="UNPA.JPG" id="0" name="image4.jpg"/>
                     <pic:cNvPicPr preferRelativeResize="0"/>
                   </pic:nvPicPr>
                   <pic:blipFill>
@@ -1221,12 +1221,12 @@
             <wp:extent cx="1200150" cy="1200150"/>
             <wp:effectExtent b="0" l="0" r="0" t="0"/>
             <wp:wrapSquare wrapText="bothSides" distB="0" distT="0" distL="114300" distR="114300"/>
-            <wp:docPr descr="psi-negro.png" id="15" name="image1.png"/>
+            <wp:docPr descr="psi-negro.png" id="14" name="image3.png"/>
             <a:graphic>
               <a:graphicData uri="http://schemas.openxmlformats.org/drawingml/2006/picture">
                 <pic:pic>
                   <pic:nvPicPr>
-                    <pic:cNvPr descr="psi-negro.png" id="0" name="image1.png"/>
+                    <pic:cNvPr descr="psi-negro.png" id="0" name="image3.png"/>
                     <pic:cNvPicPr preferRelativeResize="0"/>
                   </pic:nvPicPr>
                   <pic:blipFill>
@@ -1327,7 +1327,7 @@
     </w:p>
     <w:sdt>
       <w:sdtPr>
-        <w:id w:val="1859877575"/>
+        <w:id w:val="-1160910899"/>
         <w:docPartObj>
           <w:docPartGallery w:val="Table of Contents"/>
           <w:docPartUnique w:val="1"/>
@@ -5641,23 +5641,18 @@
       </w:pPr>
       <w:r>
         <w:rPr>
-          <w:rtl w:val="0"/>
-        </w:rPr>
-      </w:r>
-      <w:r>
+          <w:rFonts w:ascii="Cambria" w:cs="Cambria" w:eastAsia="Cambria" w:hAnsi="Cambria"/>
+          <w:b w:val="1"/>
+          <w:bCs w:val="1"/>
+          <w:color w:val="366091"/>
+          <w:sz w:val="28"/>
+          <w:szCs w:val="28"/>
+        </w:rPr>
         <w:drawing>
-          <wp:anchor allowOverlap="1" behindDoc="1" distB="114300" distT="114300" distL="114300" distR="114300" hidden="0" layoutInCell="1" locked="0" relativeHeight="0" simplePos="0">
-            <wp:simplePos x="0" y="0"/>
-            <wp:positionH relativeFrom="column">
-              <wp:posOffset>-862484</wp:posOffset>
-            </wp:positionH>
-            <wp:positionV relativeFrom="paragraph">
-              <wp:posOffset>352425</wp:posOffset>
-            </wp:positionV>
-            <wp:extent cx="7124700" cy="4915645"/>
+          <wp:inline distB="114300" distT="114300" distL="114300" distR="114300">
+            <wp:extent cx="5039685" cy="4013200"/>
             <wp:effectExtent b="0" l="0" r="0" t="0"/>
-            <wp:wrapNone/>
-            <wp:docPr id="13" name="image6.png"/>
+            <wp:docPr id="16" name="image6.png"/>
             <a:graphic>
               <a:graphicData uri="http://schemas.openxmlformats.org/drawingml/2006/picture">
                 <pic:pic>
@@ -5667,7 +5662,7 @@
                   </pic:nvPicPr>
                   <pic:blipFill>
                     <a:blip r:embed="rId9"/>
-                    <a:srcRect b="55" l="0" r="0" t="55"/>
+                    <a:srcRect b="0" l="0" r="0" t="0"/>
                     <a:stretch>
                       <a:fillRect/>
                     </a:stretch>
@@ -5675,7 +5670,7 @@
                   <pic:spPr>
                     <a:xfrm>
                       <a:off x="0" y="0"/>
-                      <a:ext cx="7124700" cy="4915645"/>
+                      <a:ext cx="5039685" cy="4013200"/>
                     </a:xfrm>
                     <a:prstGeom prst="rect"/>
                     <a:ln/>
@@ -5683,8 +5678,13 @@
                 </pic:pic>
               </a:graphicData>
             </a:graphic>
-          </wp:anchor>
+          </wp:inline>
         </w:drawing>
+      </w:r>
+      <w:r>
+        <w:rPr>
+          <w:rtl w:val="0"/>
+        </w:rPr>
       </w:r>
     </w:p>
     <w:p>
@@ -5757,8 +5757,6 @@
     <w:p>
       <w:pPr>
         <w:pStyle w:val="Heading3"/>
-        <w:keepNext w:val="1"/>
-        <w:keepLines w:val="1"/>
         <w:spacing w:after="240" w:before="240" w:lineRule="auto"/>
         <w:ind w:left="0"/>
         <w:rPr/>
@@ -5770,11 +5768,6 @@
           <w:rtl w:val="0"/>
         </w:rPr>
         <w:t xml:space="preserve">Gestión de usuarios y roles</w:t>
-      </w:r>
-      <w:r>
-        <w:rPr>
-          <w:rtl w:val="0"/>
-        </w:rPr>
       </w:r>
     </w:p>
     <w:p>
@@ -5783,12 +5776,13 @@
         <w:keepLines w:val="1"/>
         <w:numPr>
           <w:ilvl w:val="0"/>
-          <w:numId w:val="11"/>
+          <w:numId w:val="6"/>
         </w:numPr>
         <w:spacing w:after="0" w:afterAutospacing="0" w:before="240" w:lineRule="auto"/>
         <w:ind w:left="720" w:hanging="360"/>
-      </w:pPr>
-      <w:bookmarkStart w:colFirst="0" w:colLast="0" w:name="_97jz5u18mh11" w:id="14"/>
+        <w:jc w:val="both"/>
+      </w:pPr>
+      <w:bookmarkStart w:colFirst="0" w:colLast="0" w:name="_rw6vp9nwy1sy" w:id="14"/>
       <w:bookmarkEnd w:id="14"/>
       <w:r>
         <w:rPr>
@@ -5802,12 +5796,7 @@
         <w:rPr>
           <w:rtl w:val="0"/>
         </w:rPr>
-        <w:t xml:space="preserve">El sistema deberá contar con autenticación de usuarios mediante cuenta de Google.</w:t>
-      </w:r>
-      <w:r>
-        <w:rPr>
-          <w:rtl w:val="0"/>
-        </w:rPr>
+        <w:t xml:space="preserve">El sistema deberá permitir la autenticación de usuarios mediante una cuenta de Google.</w:t>
       </w:r>
     </w:p>
     <w:p>
@@ -5816,13 +5805,14 @@
         <w:keepLines w:val="1"/>
         <w:numPr>
           <w:ilvl w:val="0"/>
-          <w:numId w:val="11"/>
+          <w:numId w:val="6"/>
         </w:numPr>
         <w:spacing w:after="0" w:afterAutospacing="0" w:before="0" w:beforeAutospacing="0" w:lineRule="auto"/>
         <w:ind w:left="720" w:hanging="360"/>
-      </w:pPr>
-      <w:bookmarkStart w:colFirst="0" w:colLast="0" w:name="_on7h2ynf42vi" w:id="15"/>
-      <w:bookmarkEnd w:id="15"/>
+        <w:jc w:val="both"/>
+      </w:pPr>
+      <w:bookmarkStart w:colFirst="0" w:colLast="0" w:name="_rw6vp9nwy1sy" w:id="14"/>
+      <w:bookmarkEnd w:id="14"/>
       <w:r>
         <w:rPr>
           <w:b w:val="1"/>
@@ -5835,19 +5825,7 @@
         <w:rPr>
           <w:rtl w:val="0"/>
         </w:rPr>
-        <w:t xml:space="preserve">El sistema </w:t>
-      </w:r>
-      <w:r>
-        <w:rPr>
-          <w:rtl w:val="0"/>
-        </w:rPr>
-        <w:t xml:space="preserve">deberá permitir</w:t>
-      </w:r>
-      <w:r>
-        <w:rPr>
-          <w:rtl w:val="0"/>
-        </w:rPr>
-        <w:t xml:space="preserve"> al Administrador asignar a los líder/es de proyecto/s a cada proyecto.</w:t>
+        <w:t xml:space="preserve">El sistema deberá permitir al Administrador asignar líderes de proyecto a cada proyecto.</w:t>
       </w:r>
     </w:p>
     <w:p>
@@ -5856,13 +5834,14 @@
         <w:keepLines w:val="1"/>
         <w:numPr>
           <w:ilvl w:val="0"/>
-          <w:numId w:val="11"/>
+          <w:numId w:val="6"/>
         </w:numPr>
         <w:spacing w:after="0" w:afterAutospacing="0" w:before="0" w:beforeAutospacing="0" w:lineRule="auto"/>
         <w:ind w:left="720" w:hanging="360"/>
-      </w:pPr>
-      <w:bookmarkStart w:colFirst="0" w:colLast="0" w:name="_it3n9d98tzui" w:id="16"/>
-      <w:bookmarkEnd w:id="16"/>
+        <w:jc w:val="both"/>
+      </w:pPr>
+      <w:bookmarkStart w:colFirst="0" w:colLast="0" w:name="_rw6vp9nwy1sy" w:id="14"/>
+      <w:bookmarkEnd w:id="14"/>
       <w:r>
         <w:rPr>
           <w:b w:val="1"/>
@@ -5875,19 +5854,7 @@
         <w:rPr>
           <w:rtl w:val="0"/>
         </w:rPr>
-        <w:t xml:space="preserve">El sistema </w:t>
-      </w:r>
-      <w:r>
-        <w:rPr>
-          <w:rtl w:val="0"/>
-        </w:rPr>
-        <w:t xml:space="preserve">deberá  realizar la</w:t>
-      </w:r>
-      <w:r>
-        <w:rPr>
-          <w:rtl w:val="0"/>
-        </w:rPr>
-        <w:t xml:space="preserve"> creación de un perfil de usuario con los atributos ‘nombre’ y ‘correo electrónico'.</w:t>
+        <w:t xml:space="preserve">El sistema deberá crear un perfil de usuario con los atributos “nombre” y “correo electrónico”.</w:t>
       </w:r>
     </w:p>
     <w:p>
@@ -5896,13 +5863,14 @@
         <w:keepLines w:val="1"/>
         <w:numPr>
           <w:ilvl w:val="0"/>
-          <w:numId w:val="11"/>
+          <w:numId w:val="6"/>
         </w:numPr>
         <w:spacing w:after="240" w:before="0" w:beforeAutospacing="0" w:lineRule="auto"/>
         <w:ind w:left="720" w:hanging="360"/>
-      </w:pPr>
-      <w:bookmarkStart w:colFirst="0" w:colLast="0" w:name="_rw6vp9nwy1sy" w:id="17"/>
-      <w:bookmarkEnd w:id="17"/>
+        <w:jc w:val="both"/>
+      </w:pPr>
+      <w:bookmarkStart w:colFirst="0" w:colLast="0" w:name="_rw6vp9nwy1sy" w:id="14"/>
+      <w:bookmarkEnd w:id="14"/>
       <w:r>
         <w:rPr>
           <w:b w:val="1"/>
@@ -5915,32 +5883,23 @@
         <w:rPr>
           <w:rtl w:val="0"/>
         </w:rPr>
-        <w:t xml:space="preserve">El sistema </w:t>
+        <w:t xml:space="preserve">El sistema deberá permitir la asignación de múltiples roles a un mismo usuario dentro de un proyecto.</w:t>
       </w:r>
       <w:r>
         <w:rPr>
           <w:rtl w:val="0"/>
         </w:rPr>
-        <w:t xml:space="preserve">deberá permitir</w:t>
-      </w:r>
-      <w:r>
-        <w:rPr>
-          <w:rtl w:val="0"/>
-        </w:rPr>
-        <w:t xml:space="preserve"> la asignación de múltiples roles a un mismo usuario dentro de un proyecto.</w:t>
       </w:r>
     </w:p>
     <w:p>
       <w:pPr>
         <w:pStyle w:val="Heading3"/>
-        <w:keepNext w:val="1"/>
-        <w:keepLines w:val="1"/>
         <w:spacing w:after="240" w:before="240" w:lineRule="auto"/>
         <w:ind w:left="0"/>
         <w:rPr/>
       </w:pPr>
-      <w:bookmarkStart w:colFirst="0" w:colLast="0" w:name="_eud0lbw5w5d" w:id="13"/>
-      <w:bookmarkEnd w:id="13"/>
+      <w:bookmarkStart w:colFirst="0" w:colLast="0" w:name="_31fvauy4oe2h" w:id="15"/>
+      <w:bookmarkEnd w:id="15"/>
       <w:r>
         <w:rPr>
           <w:rtl w:val="0"/>
@@ -5954,31 +5913,27 @@
         <w:keepLines w:val="1"/>
         <w:numPr>
           <w:ilvl w:val="0"/>
-          <w:numId w:val="11"/>
+          <w:numId w:val="12"/>
         </w:numPr>
         <w:spacing w:after="0" w:afterAutospacing="0" w:before="240" w:lineRule="auto"/>
         <w:ind w:left="720" w:hanging="360"/>
-      </w:pPr>
-      <w:bookmarkStart w:colFirst="0" w:colLast="0" w:name="_5c55a8hyw4n5" w:id="18"/>
-      <w:bookmarkEnd w:id="18"/>
+        <w:jc w:val="both"/>
+      </w:pPr>
+      <w:bookmarkStart w:colFirst="0" w:colLast="0" w:name="_fifzb1p870ek" w:id="16"/>
+      <w:bookmarkEnd w:id="16"/>
       <w:r>
         <w:rPr>
           <w:b w:val="1"/>
           <w:bCs w:val="1"/>
           <w:rtl w:val="0"/>
         </w:rPr>
-        <w:t xml:space="preserve">RF23: </w:t>
+        <w:t xml:space="preserve">RF05: </w:t>
       </w:r>
       <w:r>
         <w:rPr>
           <w:rtl w:val="0"/>
         </w:rPr>
-        <w:t xml:space="preserve">El sistema deberá permitir al Administrador crear y acceder a proyectos.</w:t>
-      </w:r>
-      <w:r>
-        <w:rPr>
-          <w:rtl w:val="0"/>
-        </w:rPr>
+        <w:t xml:space="preserve">El sistema deberá permitir al Administrador crear proyectos.</w:t>
       </w:r>
     </w:p>
     <w:p>
@@ -5987,38 +5942,27 @@
         <w:keepLines w:val="1"/>
         <w:numPr>
           <w:ilvl w:val="0"/>
-          <w:numId w:val="11"/>
+          <w:numId w:val="12"/>
         </w:numPr>
         <w:spacing w:after="0" w:afterAutospacing="0" w:before="0" w:beforeAutospacing="0" w:lineRule="auto"/>
         <w:ind w:left="720" w:hanging="360"/>
-      </w:pPr>
-      <w:bookmarkStart w:colFirst="0" w:colLast="0" w:name="_5c55a8hyw4n5" w:id="18"/>
-      <w:bookmarkEnd w:id="18"/>
+        <w:jc w:val="both"/>
+      </w:pPr>
+      <w:bookmarkStart w:colFirst="0" w:colLast="0" w:name="_fifzb1p870ek" w:id="16"/>
+      <w:bookmarkEnd w:id="16"/>
       <w:r>
         <w:rPr>
           <w:b w:val="1"/>
           <w:bCs w:val="1"/>
           <w:rtl w:val="0"/>
         </w:rPr>
-        <w:t xml:space="preserve">RF05: </w:t>
+        <w:t xml:space="preserve">RF06: </w:t>
       </w:r>
       <w:r>
         <w:rPr>
           <w:rtl w:val="0"/>
         </w:rPr>
-        <w:t xml:space="preserve">El sistema </w:t>
-      </w:r>
-      <w:r>
-        <w:rPr>
-          <w:rtl w:val="0"/>
-        </w:rPr>
-        <w:t xml:space="preserve">deberá permitir</w:t>
-      </w:r>
-      <w:r>
-        <w:rPr>
-          <w:rtl w:val="0"/>
-        </w:rPr>
-        <w:t xml:space="preserve"> a los usuarios modificar y acceder a proyectos.</w:t>
+        <w:t xml:space="preserve">El sistema deberá permitir a los usuarios acceder y modificar proyectos.</w:t>
       </w:r>
     </w:p>
     <w:p>
@@ -6027,56 +5971,38 @@
         <w:keepLines w:val="1"/>
         <w:numPr>
           <w:ilvl w:val="0"/>
-          <w:numId w:val="11"/>
+          <w:numId w:val="12"/>
         </w:numPr>
         <w:spacing w:after="240" w:before="0" w:beforeAutospacing="0" w:lineRule="auto"/>
         <w:ind w:left="720" w:hanging="360"/>
-      </w:pPr>
-      <w:bookmarkStart w:colFirst="0" w:colLast="0" w:name="_fifzb1p870ek" w:id="19"/>
-      <w:bookmarkEnd w:id="19"/>
+        <w:jc w:val="both"/>
+      </w:pPr>
+      <w:bookmarkStart w:colFirst="0" w:colLast="0" w:name="_fifzb1p870ek" w:id="16"/>
+      <w:bookmarkEnd w:id="16"/>
       <w:r>
         <w:rPr>
           <w:b w:val="1"/>
           <w:bCs w:val="1"/>
           <w:rtl w:val="0"/>
         </w:rPr>
-        <w:t xml:space="preserve">RF06: </w:t>
+        <w:t xml:space="preserve">RF07: </w:t>
       </w:r>
       <w:r>
         <w:rPr>
           <w:rtl w:val="0"/>
         </w:rPr>
-        <w:t xml:space="preserve">El sistema </w:t>
-      </w:r>
-      <w:r>
-        <w:rPr>
-          <w:rtl w:val="0"/>
-        </w:rPr>
-        <w:t xml:space="preserve">deberá permitir</w:t>
-      </w:r>
-      <w:r>
-        <w:rPr>
-          <w:rtl w:val="0"/>
-        </w:rPr>
-        <w:t xml:space="preserve"> al Administrador asignar los usuarios participantes de cada proyecto.</w:t>
-      </w:r>
-      <w:r>
-        <w:rPr>
-          <w:rtl w:val="0"/>
-        </w:rPr>
+        <w:t xml:space="preserve">El sistema deberá permitir al Administrador asignar los usuarios participantes de cada proyecto.</w:t>
       </w:r>
     </w:p>
     <w:p>
       <w:pPr>
         <w:pStyle w:val="Heading3"/>
-        <w:keepNext w:val="1"/>
-        <w:keepLines w:val="1"/>
         <w:spacing w:after="240" w:before="240" w:lineRule="auto"/>
         <w:ind w:left="0"/>
         <w:rPr/>
       </w:pPr>
-      <w:bookmarkStart w:colFirst="0" w:colLast="0" w:name="_eud0lbw5w5d" w:id="13"/>
-      <w:bookmarkEnd w:id="13"/>
+      <w:bookmarkStart w:colFirst="0" w:colLast="0" w:name="_yzucgvlxn9vt" w:id="17"/>
+      <w:bookmarkEnd w:id="17"/>
       <w:r>
         <w:rPr>
           <w:rtl w:val="0"/>
@@ -6090,38 +6016,27 @@
         <w:keepLines w:val="1"/>
         <w:numPr>
           <w:ilvl w:val="0"/>
-          <w:numId w:val="11"/>
+          <w:numId w:val="5"/>
         </w:numPr>
         <w:spacing w:after="0" w:afterAutospacing="0" w:before="240" w:lineRule="auto"/>
         <w:ind w:left="720" w:hanging="360"/>
-      </w:pPr>
-      <w:bookmarkStart w:colFirst="0" w:colLast="0" w:name="_kdjzz7weeeax" w:id="20"/>
-      <w:bookmarkEnd w:id="20"/>
+        <w:jc w:val="both"/>
+      </w:pPr>
+      <w:bookmarkStart w:colFirst="0" w:colLast="0" w:name="_qz21v3rsff3s" w:id="18"/>
+      <w:bookmarkEnd w:id="18"/>
       <w:r>
         <w:rPr>
           <w:b w:val="1"/>
           <w:bCs w:val="1"/>
           <w:rtl w:val="0"/>
         </w:rPr>
-        <w:t xml:space="preserve">RF07: </w:t>
+        <w:t xml:space="preserve">RF08: </w:t>
       </w:r>
       <w:r>
         <w:rPr>
           <w:rtl w:val="0"/>
         </w:rPr>
-        <w:t xml:space="preserve">El sistema </w:t>
-      </w:r>
-      <w:r>
-        <w:rPr>
-          <w:rtl w:val="0"/>
-        </w:rPr>
-        <w:t xml:space="preserve">deberá permitir</w:t>
-      </w:r>
-      <w:r>
-        <w:rPr>
-          <w:rtl w:val="0"/>
-        </w:rPr>
-        <w:t xml:space="preserve"> planificar las etapas de un proyecto.</w:t>
+        <w:t xml:space="preserve">El sistema deberá permitir planificar las etapas de un proyecto.</w:t>
       </w:r>
     </w:p>
     <w:p>
@@ -6130,61 +6045,48 @@
         <w:keepLines w:val="1"/>
         <w:numPr>
           <w:ilvl w:val="0"/>
-          <w:numId w:val="11"/>
+          <w:numId w:val="5"/>
         </w:numPr>
         <w:spacing w:after="240" w:before="0" w:beforeAutospacing="0" w:lineRule="auto"/>
         <w:ind w:left="720" w:hanging="360"/>
-      </w:pPr>
-      <w:bookmarkStart w:colFirst="0" w:colLast="0" w:name="_qz21v3rsff3s" w:id="21"/>
-      <w:bookmarkEnd w:id="21"/>
+        <w:jc w:val="both"/>
+      </w:pPr>
+      <w:bookmarkStart w:colFirst="0" w:colLast="0" w:name="_qz21v3rsff3s" w:id="18"/>
+      <w:bookmarkEnd w:id="18"/>
       <w:r>
         <w:rPr>
           <w:b w:val="1"/>
           <w:bCs w:val="1"/>
           <w:rtl w:val="0"/>
         </w:rPr>
-        <w:t xml:space="preserve">RF08: </w:t>
+        <w:t xml:space="preserve">RF09: </w:t>
       </w:r>
       <w:r>
         <w:rPr>
           <w:rtl w:val="0"/>
         </w:rPr>
-        <w:t xml:space="preserve">El sistema </w:t>
+        <w:t xml:space="preserve">El sistema deberá permitir planificar iteraciones dentro de cada etapa.</w:t>
       </w:r>
       <w:r>
         <w:rPr>
           <w:rtl w:val="0"/>
         </w:rPr>
-        <w:t xml:space="preserve">deberá permitir</w:t>
-      </w:r>
-      <w:r>
-        <w:rPr>
-          <w:rtl w:val="0"/>
-        </w:rPr>
-        <w:t xml:space="preserve"> planificar iteraciones dentro de cada etapa.</w:t>
       </w:r>
     </w:p>
     <w:p>
       <w:pPr>
         <w:pStyle w:val="Heading3"/>
-        <w:keepNext w:val="1"/>
-        <w:keepLines w:val="1"/>
         <w:spacing w:after="240" w:before="240" w:lineRule="auto"/>
         <w:ind w:left="0"/>
         <w:rPr/>
       </w:pPr>
-      <w:bookmarkStart w:colFirst="0" w:colLast="0" w:name="_eud0lbw5w5d" w:id="13"/>
-      <w:bookmarkEnd w:id="13"/>
+      <w:bookmarkStart w:colFirst="0" w:colLast="0" w:name="_dhytzd1appug" w:id="19"/>
+      <w:bookmarkEnd w:id="19"/>
       <w:r>
         <w:rPr>
           <w:rtl w:val="0"/>
         </w:rPr>
         <w:t xml:space="preserve">Gestión de tareas</w:t>
-      </w:r>
-      <w:r>
-        <w:rPr>
-          <w:rtl w:val="0"/>
-        </w:rPr>
       </w:r>
     </w:p>
     <w:p>
@@ -6193,31 +6095,27 @@
         <w:keepLines w:val="1"/>
         <w:numPr>
           <w:ilvl w:val="0"/>
-          <w:numId w:val="11"/>
+          <w:numId w:val="9"/>
         </w:numPr>
         <w:spacing w:after="0" w:afterAutospacing="0" w:before="240" w:lineRule="auto"/>
         <w:ind w:left="720" w:hanging="360"/>
-      </w:pPr>
-      <w:bookmarkStart w:colFirst="0" w:colLast="0" w:name="_5y79ril61b76" w:id="22"/>
-      <w:bookmarkEnd w:id="22"/>
+        <w:jc w:val="both"/>
+      </w:pPr>
+      <w:bookmarkStart w:colFirst="0" w:colLast="0" w:name="_5y79ril61b76" w:id="20"/>
+      <w:bookmarkEnd w:id="20"/>
       <w:r>
         <w:rPr>
           <w:b w:val="1"/>
           <w:bCs w:val="1"/>
           <w:rtl w:val="0"/>
         </w:rPr>
-        <w:t xml:space="preserve">RF09: </w:t>
+        <w:t xml:space="preserve">RF10: </w:t>
       </w:r>
       <w:r>
         <w:rPr>
           <w:rtl w:val="0"/>
         </w:rPr>
-        <w:t xml:space="preserve">El sistema debe permitir al líder del proyecto crear tareas.</w:t>
-      </w:r>
-      <w:r>
-        <w:rPr>
-          <w:rtl w:val="0"/>
-        </w:rPr>
+        <w:t xml:space="preserve">El sistema deberá permitir al líder del proyecto crear tareas.</w:t>
       </w:r>
     </w:p>
     <w:p>
@@ -6226,38 +6124,27 @@
         <w:keepLines w:val="1"/>
         <w:numPr>
           <w:ilvl w:val="0"/>
-          <w:numId w:val="11"/>
+          <w:numId w:val="9"/>
         </w:numPr>
         <w:spacing w:after="0" w:afterAutospacing="0" w:before="0" w:beforeAutospacing="0" w:lineRule="auto"/>
         <w:ind w:left="720" w:hanging="360"/>
-      </w:pPr>
-      <w:bookmarkStart w:colFirst="0" w:colLast="0" w:name="_nzu2ykk63u0b" w:id="23"/>
-      <w:bookmarkEnd w:id="23"/>
+        <w:jc w:val="both"/>
+      </w:pPr>
+      <w:bookmarkStart w:colFirst="0" w:colLast="0" w:name="_5y79ril61b76" w:id="20"/>
+      <w:bookmarkEnd w:id="20"/>
       <w:r>
         <w:rPr>
           <w:b w:val="1"/>
           <w:bCs w:val="1"/>
           <w:rtl w:val="0"/>
         </w:rPr>
-        <w:t xml:space="preserve">RF10: </w:t>
+        <w:t xml:space="preserve">RF11: </w:t>
       </w:r>
       <w:r>
         <w:rPr>
           <w:rtl w:val="0"/>
         </w:rPr>
-        <w:t xml:space="preserve">El sistema </w:t>
-      </w:r>
-      <w:r>
-        <w:rPr>
-          <w:rtl w:val="0"/>
-        </w:rPr>
-        <w:t xml:space="preserve">deberá permitir</w:t>
-      </w:r>
-      <w:r>
-        <w:rPr>
-          <w:rtl w:val="0"/>
-        </w:rPr>
-        <w:t xml:space="preserve"> realizar estimaciones sobre las tareas creadas.</w:t>
+        <w:t xml:space="preserve">El sistema deberá permitir realizar estimaciones de tiempo sobre las tareas creadas.</w:t>
       </w:r>
     </w:p>
     <w:p>
@@ -6266,52 +6153,27 @@
         <w:keepLines w:val="1"/>
         <w:numPr>
           <w:ilvl w:val="0"/>
-          <w:numId w:val="11"/>
+          <w:numId w:val="9"/>
         </w:numPr>
         <w:spacing w:after="0" w:afterAutospacing="0" w:before="0" w:beforeAutospacing="0" w:lineRule="auto"/>
         <w:ind w:left="720" w:hanging="360"/>
-      </w:pPr>
-      <w:bookmarkStart w:colFirst="0" w:colLast="0" w:name="_8bfm913zf7uf" w:id="24"/>
-      <w:bookmarkEnd w:id="24"/>
+        <w:jc w:val="both"/>
+      </w:pPr>
+      <w:bookmarkStart w:colFirst="0" w:colLast="0" w:name="_5y79ril61b76" w:id="20"/>
+      <w:bookmarkEnd w:id="20"/>
       <w:r>
         <w:rPr>
           <w:b w:val="1"/>
           <w:bCs w:val="1"/>
           <w:rtl w:val="0"/>
         </w:rPr>
-        <w:t xml:space="preserve">RF11: </w:t>
+        <w:t xml:space="preserve">RF12: </w:t>
       </w:r>
       <w:r>
         <w:rPr>
           <w:rtl w:val="0"/>
         </w:rPr>
-        <w:t xml:space="preserve">El sistema </w:t>
-      </w:r>
-      <w:r>
-        <w:rPr>
-          <w:rtl w:val="0"/>
-        </w:rPr>
-        <w:t xml:space="preserve">deberá permitir</w:t>
-      </w:r>
-      <w:r>
-        <w:rPr>
-          <w:rtl w:val="0"/>
-        </w:rPr>
-        <w:t xml:space="preserve"> a los líderes de proyecto añadir, modificar y eliminar categorías de tareas (por ejemplo, </w:t>
-      </w:r>
-      <w:r>
-        <w:rPr>
-          <w:i w:val="1"/>
-          <w:iCs w:val="1"/>
-          <w:rtl w:val="0"/>
-        </w:rPr>
-        <w:t xml:space="preserve">Codificación</w:t>
-      </w:r>
-      <w:r>
-        <w:rPr>
-          <w:rtl w:val="0"/>
-        </w:rPr>
-        <w:t xml:space="preserve">).</w:t>
+        <w:t xml:space="preserve">El sistema deberá permitir a los líderes de proyecto añadir, modificar y eliminar categorías de tareas.</w:t>
       </w:r>
     </w:p>
     <w:p>
@@ -6320,38 +6182,27 @@
         <w:keepLines w:val="1"/>
         <w:numPr>
           <w:ilvl w:val="0"/>
-          <w:numId w:val="11"/>
+          <w:numId w:val="9"/>
         </w:numPr>
         <w:spacing w:after="0" w:afterAutospacing="0" w:before="0" w:beforeAutospacing="0" w:lineRule="auto"/>
         <w:ind w:left="720" w:hanging="360"/>
-      </w:pPr>
-      <w:bookmarkStart w:colFirst="0" w:colLast="0" w:name="_xavccwx7ophp" w:id="25"/>
-      <w:bookmarkEnd w:id="25"/>
+        <w:jc w:val="both"/>
+      </w:pPr>
+      <w:bookmarkStart w:colFirst="0" w:colLast="0" w:name="_5y79ril61b76" w:id="20"/>
+      <w:bookmarkEnd w:id="20"/>
       <w:r>
         <w:rPr>
           <w:b w:val="1"/>
           <w:bCs w:val="1"/>
           <w:rtl w:val="0"/>
         </w:rPr>
-        <w:t xml:space="preserve">RF12: </w:t>
+        <w:t xml:space="preserve">RF13: </w:t>
       </w:r>
       <w:r>
         <w:rPr>
           <w:rtl w:val="0"/>
         </w:rPr>
-        <w:t xml:space="preserve">El sistema </w:t>
-      </w:r>
-      <w:r>
-        <w:rPr>
-          <w:rtl w:val="0"/>
-        </w:rPr>
-        <w:t xml:space="preserve">deberá permitir</w:t>
-      </w:r>
-      <w:r>
-        <w:rPr>
-          <w:rtl w:val="0"/>
-        </w:rPr>
-        <w:t xml:space="preserve"> que los miembros propongan tareas fuera de la planificación. Estas tareas deberán quedar en estado “pendiente de aprobación” hasta que el líder de proyecto las acepte o rechace.</w:t>
+        <w:t xml:space="preserve">El sistema deberá permitir que los miembros propongan tareas fuera de la planificación. Estas quedarán en estado “pendiente de aprobación” hasta que el líder del proyecto las acepte o rechace.</w:t>
       </w:r>
     </w:p>
     <w:p>
@@ -6360,38 +6211,27 @@
         <w:keepLines w:val="1"/>
         <w:numPr>
           <w:ilvl w:val="0"/>
-          <w:numId w:val="11"/>
+          <w:numId w:val="9"/>
         </w:numPr>
         <w:spacing w:after="0" w:afterAutospacing="0" w:before="0" w:beforeAutospacing="0" w:lineRule="auto"/>
         <w:ind w:left="720" w:hanging="360"/>
-      </w:pPr>
-      <w:bookmarkStart w:colFirst="0" w:colLast="0" w:name="_1linrnrrarh9" w:id="26"/>
-      <w:bookmarkEnd w:id="26"/>
+        <w:jc w:val="both"/>
+      </w:pPr>
+      <w:bookmarkStart w:colFirst="0" w:colLast="0" w:name="_5y79ril61b76" w:id="20"/>
+      <w:bookmarkEnd w:id="20"/>
       <w:r>
         <w:rPr>
           <w:b w:val="1"/>
           <w:bCs w:val="1"/>
           <w:rtl w:val="0"/>
         </w:rPr>
-        <w:t xml:space="preserve">RF13: </w:t>
+        <w:t xml:space="preserve">RF14: </w:t>
       </w:r>
       <w:r>
         <w:rPr>
           <w:rtl w:val="0"/>
         </w:rPr>
-        <w:t xml:space="preserve">El sistema </w:t>
-      </w:r>
-      <w:r>
-        <w:rPr>
-          <w:rtl w:val="0"/>
-        </w:rPr>
-        <w:t xml:space="preserve">deberá permitir</w:t>
-      </w:r>
-      <w:r>
-        <w:rPr>
-          <w:rtl w:val="0"/>
-        </w:rPr>
-        <w:t xml:space="preserve"> asignar dependencias entre tareas.</w:t>
+        <w:t xml:space="preserve">El sistema deberá permitir asignar dependencias entre tareas.</w:t>
       </w:r>
     </w:p>
     <w:p>
@@ -6400,38 +6240,27 @@
         <w:keepLines w:val="1"/>
         <w:numPr>
           <w:ilvl w:val="0"/>
-          <w:numId w:val="11"/>
+          <w:numId w:val="9"/>
         </w:numPr>
         <w:spacing w:after="0" w:afterAutospacing="0" w:before="0" w:beforeAutospacing="0" w:lineRule="auto"/>
         <w:ind w:left="720" w:hanging="360"/>
-      </w:pPr>
-      <w:bookmarkStart w:colFirst="0" w:colLast="0" w:name="_4v8xmuy0exs2" w:id="27"/>
-      <w:bookmarkEnd w:id="27"/>
+        <w:jc w:val="both"/>
+      </w:pPr>
+      <w:bookmarkStart w:colFirst="0" w:colLast="0" w:name="_5y79ril61b76" w:id="20"/>
+      <w:bookmarkEnd w:id="20"/>
       <w:r>
         <w:rPr>
           <w:b w:val="1"/>
           <w:bCs w:val="1"/>
           <w:rtl w:val="0"/>
         </w:rPr>
-        <w:t xml:space="preserve">RF14: </w:t>
+        <w:t xml:space="preserve">RF15: </w:t>
       </w:r>
       <w:r>
         <w:rPr>
           <w:rtl w:val="0"/>
         </w:rPr>
-        <w:t xml:space="preserve">El sistema </w:t>
-      </w:r>
-      <w:r>
-        <w:rPr>
-          <w:rtl w:val="0"/>
-        </w:rPr>
-        <w:t xml:space="preserve">no deberá permitir</w:t>
-      </w:r>
-      <w:r>
-        <w:rPr>
-          <w:rtl w:val="0"/>
-        </w:rPr>
-        <w:t xml:space="preserve"> el inicio de una tarea que dependa de otra que aún no se encuentre finalizada.</w:t>
+        <w:t xml:space="preserve">El sistema no deberá permitir iniciar una tarea que dependa de otra que aún no se encuentre finalizada.</w:t>
       </w:r>
     </w:p>
     <w:p>
@@ -6440,38 +6269,27 @@
         <w:keepLines w:val="1"/>
         <w:numPr>
           <w:ilvl w:val="0"/>
-          <w:numId w:val="11"/>
+          <w:numId w:val="9"/>
         </w:numPr>
         <w:spacing w:after="0" w:afterAutospacing="0" w:before="0" w:beforeAutospacing="0" w:lineRule="auto"/>
         <w:ind w:left="720" w:hanging="360"/>
-      </w:pPr>
-      <w:bookmarkStart w:colFirst="0" w:colLast="0" w:name="_xbrhq8o0bx8q" w:id="28"/>
-      <w:bookmarkEnd w:id="28"/>
+        <w:jc w:val="both"/>
+      </w:pPr>
+      <w:bookmarkStart w:colFirst="0" w:colLast="0" w:name="_5y79ril61b76" w:id="20"/>
+      <w:bookmarkEnd w:id="20"/>
       <w:r>
         <w:rPr>
           <w:b w:val="1"/>
           <w:bCs w:val="1"/>
           <w:rtl w:val="0"/>
         </w:rPr>
-        <w:t xml:space="preserve">RF15: </w:t>
+        <w:t xml:space="preserve">RF16: </w:t>
       </w:r>
       <w:r>
         <w:rPr>
           <w:rtl w:val="0"/>
         </w:rPr>
-        <w:t xml:space="preserve">El sistema </w:t>
-      </w:r>
-      <w:r>
-        <w:rPr>
-          <w:rtl w:val="0"/>
-        </w:rPr>
-        <w:t xml:space="preserve">deberá permitir</w:t>
-      </w:r>
-      <w:r>
-        <w:rPr>
-          <w:rtl w:val="0"/>
-        </w:rPr>
-        <w:t xml:space="preserve"> modificar el estado de una tarea.</w:t>
+        <w:t xml:space="preserve">El sistema deberá permitir modificar el estado de una tarea.</w:t>
       </w:r>
     </w:p>
     <w:p>
@@ -6480,38 +6298,27 @@
         <w:keepLines w:val="1"/>
         <w:numPr>
           <w:ilvl w:val="0"/>
-          <w:numId w:val="11"/>
+          <w:numId w:val="9"/>
         </w:numPr>
         <w:spacing w:after="0" w:afterAutospacing="0" w:before="0" w:beforeAutospacing="0" w:lineRule="auto"/>
         <w:ind w:left="720" w:hanging="360"/>
-      </w:pPr>
-      <w:bookmarkStart w:colFirst="0" w:colLast="0" w:name="_rvmo5euf4ttr" w:id="29"/>
-      <w:bookmarkEnd w:id="29"/>
+        <w:jc w:val="both"/>
+      </w:pPr>
+      <w:bookmarkStart w:colFirst="0" w:colLast="0" w:name="_5y79ril61b76" w:id="20"/>
+      <w:bookmarkEnd w:id="20"/>
       <w:r>
         <w:rPr>
           <w:b w:val="1"/>
           <w:bCs w:val="1"/>
           <w:rtl w:val="0"/>
         </w:rPr>
-        <w:t xml:space="preserve">RF16:</w:t>
+        <w:t xml:space="preserve">RF17: </w:t>
       </w:r>
       <w:r>
         <w:rPr>
           <w:rtl w:val="0"/>
         </w:rPr>
-        <w:t xml:space="preserve">El sistema </w:t>
-      </w:r>
-      <w:r>
-        <w:rPr>
-          <w:rtl w:val="0"/>
-        </w:rPr>
-        <w:t xml:space="preserve">deberá permitir</w:t>
-      </w:r>
-      <w:r>
-        <w:rPr>
-          <w:rtl w:val="0"/>
-        </w:rPr>
-        <w:t xml:space="preserve"> visualizar los diferentes estados de cada tarea.</w:t>
+        <w:t xml:space="preserve">El sistema deberá permitir visualizar los diferentes estados de cada tarea.</w:t>
       </w:r>
     </w:p>
     <w:p>
@@ -6520,80 +6327,42 @@
         <w:keepLines w:val="1"/>
         <w:numPr>
           <w:ilvl w:val="0"/>
-          <w:numId w:val="11"/>
+          <w:numId w:val="9"/>
         </w:numPr>
         <w:spacing w:after="240" w:before="0" w:beforeAutospacing="0" w:lineRule="auto"/>
         <w:ind w:left="720" w:hanging="360"/>
-      </w:pPr>
-      <w:bookmarkStart w:colFirst="0" w:colLast="0" w:name="_vgzknrkg5nri" w:id="30"/>
-      <w:bookmarkEnd w:id="30"/>
+        <w:jc w:val="both"/>
+      </w:pPr>
+      <w:bookmarkStart w:colFirst="0" w:colLast="0" w:name="_5y79ril61b76" w:id="20"/>
+      <w:bookmarkEnd w:id="20"/>
       <w:r>
         <w:rPr>
           <w:b w:val="1"/>
           <w:bCs w:val="1"/>
           <w:rtl w:val="0"/>
         </w:rPr>
-        <w:t xml:space="preserve">RF17:</w:t>
+        <w:t xml:space="preserve">RF18: </w:t>
       </w:r>
       <w:r>
         <w:rPr>
           <w:rtl w:val="0"/>
         </w:rPr>
-        <w:t xml:space="preserve">El sistema </w:t>
+        <w:t xml:space="preserve">El sistema deberá permitir realizar comentarios en una tarea.</w:t>
       </w:r>
       <w:r>
         <w:rPr>
           <w:rtl w:val="0"/>
         </w:rPr>
-        <w:t xml:space="preserve">deberá permitir</w:t>
-      </w:r>
-      <w:r>
-        <w:rPr>
-          <w:rtl w:val="0"/>
-        </w:rPr>
-        <w:t xml:space="preserve"> realizar comentarios sobre una tarea.</w:t>
       </w:r>
     </w:p>
     <w:p>
       <w:pPr>
-        <w:keepNext w:val="1"/>
-        <w:keepLines w:val="1"/>
-        <w:spacing w:after="240" w:before="240" w:lineRule="auto"/>
-        <w:ind w:left="720" w:firstLine="0"/>
-        <w:rPr/>
-      </w:pPr>
-      <w:bookmarkStart w:colFirst="0" w:colLast="0" w:name="_oabdv4iiwcii" w:id="31"/>
-      <w:bookmarkEnd w:id="31"/>
-      <w:r>
-        <w:rPr>
-          <w:rtl w:val="0"/>
-        </w:rPr>
-      </w:r>
-    </w:p>
-    <w:p>
-      <w:pPr>
-        <w:keepNext w:val="1"/>
-        <w:keepLines w:val="1"/>
-        <w:spacing w:after="240" w:before="240" w:lineRule="auto"/>
-        <w:ind w:left="720" w:firstLine="0"/>
-        <w:rPr/>
-      </w:pPr>
-      <w:bookmarkStart w:colFirst="0" w:colLast="0" w:name="_76z2gekutvgu" w:id="32"/>
-      <w:bookmarkEnd w:id="32"/>
-      <w:r>
-        <w:rPr>
-          <w:rtl w:val="0"/>
-        </w:rPr>
-      </w:r>
-    </w:p>
-    <w:p>
-      <w:pPr>
         <w:pStyle w:val="Heading3"/>
         <w:spacing w:after="240" w:before="240" w:lineRule="auto"/>
         <w:rPr/>
       </w:pPr>
-      <w:bookmarkStart w:colFirst="0" w:colLast="0" w:name="_eud0lbw5w5d" w:id="13"/>
-      <w:bookmarkEnd w:id="13"/>
+      <w:bookmarkStart w:colFirst="0" w:colLast="0" w:name="_barlgh2rfumj" w:id="21"/>
+      <w:bookmarkEnd w:id="21"/>
       <w:r>
         <w:rPr>
           <w:rtl w:val="0"/>
@@ -6607,38 +6376,36 @@
         <w:keepLines w:val="1"/>
         <w:numPr>
           <w:ilvl w:val="0"/>
-          <w:numId w:val="11"/>
+          <w:numId w:val="18"/>
         </w:numPr>
         <w:spacing w:after="0" w:afterAutospacing="0" w:before="240" w:lineRule="auto"/>
         <w:ind w:left="720" w:hanging="360"/>
-      </w:pPr>
-      <w:bookmarkStart w:colFirst="0" w:colLast="0" w:name="_uddipqvsu779" w:id="33"/>
-      <w:bookmarkEnd w:id="33"/>
+        <w:jc w:val="both"/>
+      </w:pPr>
+      <w:bookmarkStart w:colFirst="0" w:colLast="0" w:name="_tm1dyeh6gdir" w:id="22"/>
+      <w:bookmarkEnd w:id="22"/>
       <w:r>
         <w:rPr>
           <w:b w:val="1"/>
           <w:bCs w:val="1"/>
           <w:rtl w:val="0"/>
         </w:rPr>
-        <w:t xml:space="preserve">RF18:</w:t>
+        <w:t xml:space="preserve">RF19:</w:t>
       </w:r>
       <w:r>
         <w:rPr>
+          <w:b w:val="1"/>
+          <w:bCs w:val="1"/>
+          <w:vertAlign w:val="superscript"/>
           <w:rtl w:val="0"/>
         </w:rPr>
-        <w:t xml:space="preserve">El sistema </w:t>
+        <w:t xml:space="preserve"> </w:t>
       </w:r>
       <w:r>
         <w:rPr>
           <w:rtl w:val="0"/>
         </w:rPr>
-        <w:t xml:space="preserve">deberá permitir</w:t>
-      </w:r>
-      <w:r>
-        <w:rPr>
-          <w:rtl w:val="0"/>
-        </w:rPr>
-        <w:t xml:space="preserve"> registrar el tiempo real trabajado en las actividades en el momento en que se realizan.</w:t>
+        <w:t xml:space="preserve">El sistema deberá permitir registrar el tiempo real trabajado en las tareas mientras se están realizando.</w:t>
       </w:r>
     </w:p>
     <w:p>
@@ -6647,38 +6414,27 @@
         <w:keepLines w:val="1"/>
         <w:numPr>
           <w:ilvl w:val="0"/>
-          <w:numId w:val="11"/>
+          <w:numId w:val="18"/>
         </w:numPr>
         <w:spacing w:after="0" w:afterAutospacing="0" w:before="0" w:beforeAutospacing="0" w:lineRule="auto"/>
         <w:ind w:left="720" w:hanging="360"/>
-      </w:pPr>
-      <w:bookmarkStart w:colFirst="0" w:colLast="0" w:name="_d7e084ru3akq" w:id="34"/>
-      <w:bookmarkEnd w:id="34"/>
+        <w:jc w:val="both"/>
+      </w:pPr>
+      <w:bookmarkStart w:colFirst="0" w:colLast="0" w:name="_tm1dyeh6gdir" w:id="22"/>
+      <w:bookmarkEnd w:id="22"/>
       <w:r>
         <w:rPr>
           <w:b w:val="1"/>
           <w:bCs w:val="1"/>
           <w:rtl w:val="0"/>
         </w:rPr>
-        <w:t xml:space="preserve">RF19:</w:t>
+        <w:t xml:space="preserve">RF20: </w:t>
       </w:r>
       <w:r>
         <w:rPr>
           <w:rtl w:val="0"/>
         </w:rPr>
-        <w:t xml:space="preserve">El sistema </w:t>
-      </w:r>
-      <w:r>
-        <w:rPr>
-          <w:rtl w:val="0"/>
-        </w:rPr>
-        <w:t xml:space="preserve">deberá permitir</w:t>
-      </w:r>
-      <w:r>
-        <w:rPr>
-          <w:rtl w:val="0"/>
-        </w:rPr>
-        <w:t xml:space="preserve"> al usuario ingresar manualmente el tiempo trabajado en una tarea cuando este se haya realizado fuera del sistema.</w:t>
+        <w:t xml:space="preserve">El sistema deberá permitir al usuario ingresar manualmente el tiempo trabajado en una tarea cuando este se haya realizado fuera del sistema.</w:t>
       </w:r>
     </w:p>
     <w:p>
@@ -6687,38 +6443,27 @@
         <w:keepLines w:val="1"/>
         <w:numPr>
           <w:ilvl w:val="0"/>
-          <w:numId w:val="11"/>
+          <w:numId w:val="18"/>
         </w:numPr>
         <w:spacing w:after="0" w:afterAutospacing="0" w:before="0" w:beforeAutospacing="0" w:lineRule="auto"/>
         <w:ind w:left="720" w:hanging="360"/>
-      </w:pPr>
-      <w:bookmarkStart w:colFirst="0" w:colLast="0" w:name="_abrp2ullnxum" w:id="35"/>
-      <w:bookmarkEnd w:id="35"/>
+        <w:jc w:val="both"/>
+      </w:pPr>
+      <w:bookmarkStart w:colFirst="0" w:colLast="0" w:name="_tm1dyeh6gdir" w:id="22"/>
+      <w:bookmarkEnd w:id="22"/>
       <w:r>
         <w:rPr>
           <w:b w:val="1"/>
           <w:bCs w:val="1"/>
           <w:rtl w:val="0"/>
         </w:rPr>
-        <w:t xml:space="preserve">RF20:</w:t>
+        <w:t xml:space="preserve">RF21: </w:t>
       </w:r>
       <w:r>
         <w:rPr>
           <w:rtl w:val="0"/>
         </w:rPr>
-        <w:t xml:space="preserve"> El líder del proyecto puede</w:t>
-      </w:r>
-      <w:r>
-        <w:rPr>
-          <w:rtl w:val="0"/>
-        </w:rPr>
-        <w:t xml:space="preserve"> </w:t>
-      </w:r>
-      <w:r>
-        <w:rPr>
-          <w:rtl w:val="0"/>
-        </w:rPr>
-        <w:t xml:space="preserve">asignar una tarea a más de un responsable.</w:t>
+        <w:t xml:space="preserve">El sistema deberá permitir al líder del proyecto asignar una tarea a más de un responsable.</w:t>
       </w:r>
     </w:p>
     <w:p>
@@ -6727,43 +6472,27 @@
         <w:keepLines w:val="1"/>
         <w:numPr>
           <w:ilvl w:val="0"/>
-          <w:numId w:val="11"/>
+          <w:numId w:val="18"/>
         </w:numPr>
         <w:spacing w:after="0" w:afterAutospacing="0" w:before="0" w:beforeAutospacing="0" w:lineRule="auto"/>
         <w:ind w:left="720" w:hanging="360"/>
-      </w:pPr>
-      <w:bookmarkStart w:colFirst="0" w:colLast="0" w:name="_wzl0k0gs8w9m" w:id="36"/>
-      <w:bookmarkEnd w:id="36"/>
+        <w:jc w:val="both"/>
+      </w:pPr>
+      <w:bookmarkStart w:colFirst="0" w:colLast="0" w:name="_tm1dyeh6gdir" w:id="22"/>
+      <w:bookmarkEnd w:id="22"/>
       <w:r>
         <w:rPr>
           <w:b w:val="1"/>
           <w:bCs w:val="1"/>
           <w:rtl w:val="0"/>
         </w:rPr>
-        <w:t xml:space="preserve">RF21:</w:t>
+        <w:t xml:space="preserve">RF22: </w:t>
       </w:r>
       <w:r>
         <w:rPr>
           <w:rtl w:val="0"/>
         </w:rPr>
-        <w:t xml:space="preserve">El sistema </w:t>
-      </w:r>
-      <w:r>
-        <w:rPr>
-          <w:rtl w:val="0"/>
-        </w:rPr>
-        <w:t xml:space="preserve">deberá brindar</w:t>
-      </w:r>
-      <w:r>
-        <w:rPr>
-          <w:rtl w:val="0"/>
-        </w:rPr>
-        <w:t xml:space="preserve"> una visualización global de los avances alcanzados durante el desarrollo del proyecto.</w:t>
-      </w:r>
-      <w:r>
-        <w:rPr>
-          <w:rtl w:val="0"/>
-        </w:rPr>
+        <w:t xml:space="preserve">El sistema deberá brindar una visualización general del progreso del proyecto.</w:t>
       </w:r>
     </w:p>
     <w:p>
@@ -6772,38 +6501,27 @@
         <w:keepLines w:val="1"/>
         <w:numPr>
           <w:ilvl w:val="0"/>
-          <w:numId w:val="11"/>
+          <w:numId w:val="18"/>
         </w:numPr>
         <w:spacing w:after="240" w:before="0" w:beforeAutospacing="0" w:lineRule="auto"/>
         <w:ind w:left="720" w:hanging="360"/>
-      </w:pPr>
-      <w:bookmarkStart w:colFirst="0" w:colLast="0" w:name="_tm1dyeh6gdir" w:id="37"/>
-      <w:bookmarkEnd w:id="37"/>
+        <w:jc w:val="both"/>
+      </w:pPr>
+      <w:bookmarkStart w:colFirst="0" w:colLast="0" w:name="_tm1dyeh6gdir" w:id="22"/>
+      <w:bookmarkEnd w:id="22"/>
       <w:r>
         <w:rPr>
           <w:b w:val="1"/>
           <w:bCs w:val="1"/>
           <w:rtl w:val="0"/>
         </w:rPr>
-        <w:t xml:space="preserve">RF22:</w:t>
+        <w:t xml:space="preserve">RF23: </w:t>
       </w:r>
       <w:r>
         <w:rPr>
           <w:rtl w:val="0"/>
         </w:rPr>
-        <w:t xml:space="preserve">El sistema </w:t>
-      </w:r>
-      <w:r>
-        <w:rPr>
-          <w:rtl w:val="0"/>
-        </w:rPr>
-        <w:t xml:space="preserve">deberá permitir</w:t>
-      </w:r>
-      <w:r>
-        <w:rPr>
-          <w:rtl w:val="0"/>
-        </w:rPr>
-        <w:t xml:space="preserve"> realizar exportaciones de información en distintos formatos (PDF, Excel).</w:t>
+        <w:t xml:space="preserve">El sistema deberá permitir exportar información del proyecto en distintos formatos (PDF y Excel).</w:t>
       </w:r>
       <w:r>
         <w:rPr>
@@ -7377,8 +7095,8 @@
               <w:ind w:left="0" w:firstLine="0"/>
               <w:rPr/>
             </w:pPr>
-            <w:bookmarkStart w:colFirst="0" w:colLast="0" w:name="_on7h2ynf42vi" w:id="15"/>
-            <w:bookmarkEnd w:id="15"/>
+            <w:bookmarkStart w:colFirst="0" w:colLast="0" w:name="_on7h2ynf42vi" w:id="23"/>
+            <w:bookmarkEnd w:id="23"/>
             <w:r>
               <w:rPr>
                 <w:rtl w:val="0"/>
@@ -7667,8 +7385,8 @@
               <w:ind w:left="0"/>
               <w:rPr/>
             </w:pPr>
-            <w:bookmarkStart w:colFirst="0" w:colLast="0" w:name="_on7h2ynf42vi" w:id="15"/>
-            <w:bookmarkEnd w:id="15"/>
+            <w:bookmarkStart w:colFirst="0" w:colLast="0" w:name="_on7h2ynf42vi" w:id="23"/>
+            <w:bookmarkEnd w:id="23"/>
             <w:r>
               <w:rPr>
                 <w:rtl w:val="0"/>
@@ -7987,8 +7705,8 @@
               <w:ind w:left="0"/>
               <w:rPr/>
             </w:pPr>
-            <w:bookmarkStart w:colFirst="0" w:colLast="0" w:name="_on7h2ynf42vi" w:id="15"/>
-            <w:bookmarkEnd w:id="15"/>
+            <w:bookmarkStart w:colFirst="0" w:colLast="0" w:name="_on7h2ynf42vi" w:id="23"/>
+            <w:bookmarkEnd w:id="23"/>
             <w:r>
               <w:rPr>
                 <w:rtl w:val="0"/>
@@ -8269,8 +7987,8 @@
               <w:ind w:left="0"/>
               <w:rPr/>
             </w:pPr>
-            <w:bookmarkStart w:colFirst="0" w:colLast="0" w:name="_on7h2ynf42vi" w:id="15"/>
-            <w:bookmarkEnd w:id="15"/>
+            <w:bookmarkStart w:colFirst="0" w:colLast="0" w:name="_on7h2ynf42vi" w:id="23"/>
+            <w:bookmarkEnd w:id="23"/>
             <w:r>
               <w:rPr>
                 <w:rtl w:val="0"/>
@@ -8549,8 +8267,8 @@
               <w:ind w:left="0"/>
               <w:rPr/>
             </w:pPr>
-            <w:bookmarkStart w:colFirst="0" w:colLast="0" w:name="_on7h2ynf42vi" w:id="15"/>
-            <w:bookmarkEnd w:id="15"/>
+            <w:bookmarkStart w:colFirst="0" w:colLast="0" w:name="_on7h2ynf42vi" w:id="23"/>
+            <w:bookmarkEnd w:id="23"/>
             <w:r>
               <w:rPr>
                 <w:rtl w:val="0"/>
@@ -8825,8 +8543,8 @@
               <w:ind w:left="0"/>
               <w:rPr/>
             </w:pPr>
-            <w:bookmarkStart w:colFirst="0" w:colLast="0" w:name="_on7h2ynf42vi" w:id="15"/>
-            <w:bookmarkEnd w:id="15"/>
+            <w:bookmarkStart w:colFirst="0" w:colLast="0" w:name="_on7h2ynf42vi" w:id="23"/>
+            <w:bookmarkEnd w:id="23"/>
             <w:r>
               <w:rPr>
                 <w:rtl w:val="0"/>
@@ -9101,8 +8819,8 @@
               <w:ind w:left="0"/>
               <w:rPr/>
             </w:pPr>
-            <w:bookmarkStart w:colFirst="0" w:colLast="0" w:name="_on7h2ynf42vi" w:id="15"/>
-            <w:bookmarkEnd w:id="15"/>
+            <w:bookmarkStart w:colFirst="0" w:colLast="0" w:name="_on7h2ynf42vi" w:id="23"/>
+            <w:bookmarkEnd w:id="23"/>
             <w:r>
               <w:rPr>
                 <w:rtl w:val="0"/>
@@ -9456,8 +9174,8 @@
               <w:ind w:left="0"/>
               <w:rPr/>
             </w:pPr>
-            <w:bookmarkStart w:colFirst="0" w:colLast="0" w:name="_on7h2ynf42vi" w:id="15"/>
-            <w:bookmarkEnd w:id="15"/>
+            <w:bookmarkStart w:colFirst="0" w:colLast="0" w:name="_on7h2ynf42vi" w:id="23"/>
+            <w:bookmarkEnd w:id="23"/>
             <w:r>
               <w:rPr>
                 <w:rtl w:val="0"/>
@@ -9763,8 +9481,8 @@
               <w:ind w:left="0"/>
               <w:rPr/>
             </w:pPr>
-            <w:bookmarkStart w:colFirst="0" w:colLast="0" w:name="_on7h2ynf42vi" w:id="15"/>
-            <w:bookmarkEnd w:id="15"/>
+            <w:bookmarkStart w:colFirst="0" w:colLast="0" w:name="_on7h2ynf42vi" w:id="23"/>
+            <w:bookmarkEnd w:id="23"/>
             <w:r>
               <w:rPr>
                 <w:rtl w:val="0"/>
@@ -10044,8 +9762,8 @@
               <w:ind w:left="0"/>
               <w:rPr/>
             </w:pPr>
-            <w:bookmarkStart w:colFirst="0" w:colLast="0" w:name="_on7h2ynf42vi" w:id="15"/>
-            <w:bookmarkEnd w:id="15"/>
+            <w:bookmarkStart w:colFirst="0" w:colLast="0" w:name="_on7h2ynf42vi" w:id="23"/>
+            <w:bookmarkEnd w:id="23"/>
             <w:r>
               <w:rPr>
                 <w:rtl w:val="0"/>
@@ -10320,8 +10038,8 @@
               <w:ind w:left="0"/>
               <w:rPr/>
             </w:pPr>
-            <w:bookmarkStart w:colFirst="0" w:colLast="0" w:name="_on7h2ynf42vi" w:id="15"/>
-            <w:bookmarkEnd w:id="15"/>
+            <w:bookmarkStart w:colFirst="0" w:colLast="0" w:name="_on7h2ynf42vi" w:id="23"/>
+            <w:bookmarkEnd w:id="23"/>
             <w:r>
               <w:rPr>
                 <w:rtl w:val="0"/>
@@ -10627,8 +10345,8 @@
               <w:ind w:left="0"/>
               <w:rPr/>
             </w:pPr>
-            <w:bookmarkStart w:colFirst="0" w:colLast="0" w:name="_on7h2ynf42vi" w:id="15"/>
-            <w:bookmarkEnd w:id="15"/>
+            <w:bookmarkStart w:colFirst="0" w:colLast="0" w:name="_on7h2ynf42vi" w:id="23"/>
+            <w:bookmarkEnd w:id="23"/>
             <w:r>
               <w:rPr>
                 <w:rtl w:val="0"/>
@@ -10666,7 +10384,7 @@
               <w:rPr>
                 <w:rtl w:val="0"/>
               </w:rPr>
-              <w:t xml:space="preserve">l sistema deberá permitir definir relaciones de dependencia entre tareas (por ejemplo: “Tarea B depende de que finalice Tarea A”). Esto permitirá gestionar el orden de ejecución y evitar conflictos de planificación.</w:t>
+              <w:t xml:space="preserve">El sistema deberá permitir definir relaciones de dependencia entre tareas (por ejemplo: “Tarea B depende de que finalice Tarea A”). Esto permitirá gestionar el orden de ejecución y evitar conflictos de planificación.</w:t>
             </w:r>
           </w:p>
         </w:tc>
@@ -10909,8 +10627,8 @@
               <w:ind w:left="0"/>
               <w:rPr/>
             </w:pPr>
-            <w:bookmarkStart w:colFirst="0" w:colLast="0" w:name="_on7h2ynf42vi" w:id="15"/>
-            <w:bookmarkEnd w:id="15"/>
+            <w:bookmarkStart w:colFirst="0" w:colLast="0" w:name="_on7h2ynf42vi" w:id="23"/>
+            <w:bookmarkEnd w:id="23"/>
             <w:r>
               <w:rPr>
                 <w:rtl w:val="0"/>
@@ -11183,8 +10901,8 @@
               <w:ind w:left="0"/>
               <w:rPr/>
             </w:pPr>
-            <w:bookmarkStart w:colFirst="0" w:colLast="0" w:name="_on7h2ynf42vi" w:id="15"/>
-            <w:bookmarkEnd w:id="15"/>
+            <w:bookmarkStart w:colFirst="0" w:colLast="0" w:name="_on7h2ynf42vi" w:id="23"/>
+            <w:bookmarkEnd w:id="23"/>
             <w:r>
               <w:rPr>
                 <w:rtl w:val="0"/>
@@ -11457,8 +11175,8 @@
               <w:ind w:left="0"/>
               <w:rPr/>
             </w:pPr>
-            <w:bookmarkStart w:colFirst="0" w:colLast="0" w:name="_on7h2ynf42vi" w:id="15"/>
-            <w:bookmarkEnd w:id="15"/>
+            <w:bookmarkStart w:colFirst="0" w:colLast="0" w:name="_on7h2ynf42vi" w:id="23"/>
+            <w:bookmarkEnd w:id="23"/>
             <w:r>
               <w:rPr>
                 <w:rtl w:val="0"/>
@@ -11731,8 +11449,8 @@
               <w:ind w:left="0"/>
               <w:rPr/>
             </w:pPr>
-            <w:bookmarkStart w:colFirst="0" w:colLast="0" w:name="_on7h2ynf42vi" w:id="15"/>
-            <w:bookmarkEnd w:id="15"/>
+            <w:bookmarkStart w:colFirst="0" w:colLast="0" w:name="_on7h2ynf42vi" w:id="23"/>
+            <w:bookmarkEnd w:id="23"/>
             <w:r>
               <w:rPr>
                 <w:rtl w:val="0"/>
@@ -12011,8 +11729,8 @@
               <w:ind w:left="0"/>
               <w:rPr/>
             </w:pPr>
-            <w:bookmarkStart w:colFirst="0" w:colLast="0" w:name="_on7h2ynf42vi" w:id="15"/>
-            <w:bookmarkEnd w:id="15"/>
+            <w:bookmarkStart w:colFirst="0" w:colLast="0" w:name="_on7h2ynf42vi" w:id="23"/>
+            <w:bookmarkEnd w:id="23"/>
             <w:r>
               <w:rPr>
                 <w:rtl w:val="0"/>
@@ -12285,8 +12003,8 @@
               <w:ind w:left="0"/>
               <w:rPr/>
             </w:pPr>
-            <w:bookmarkStart w:colFirst="0" w:colLast="0" w:name="_on7h2ynf42vi" w:id="15"/>
-            <w:bookmarkEnd w:id="15"/>
+            <w:bookmarkStart w:colFirst="0" w:colLast="0" w:name="_on7h2ynf42vi" w:id="23"/>
+            <w:bookmarkEnd w:id="23"/>
             <w:r>
               <w:rPr>
                 <w:rtl w:val="0"/>
@@ -12510,7 +12228,7 @@
               <w:rPr>
                 <w:rtl w:val="0"/>
               </w:rPr>
-              <w:t xml:space="preserve">Registro de usuarios</w:t>
+              <w:t xml:space="preserve">Asignación de múltiples responsables a tareas</w:t>
             </w:r>
           </w:p>
         </w:tc>
@@ -12559,8 +12277,8 @@
               <w:ind w:left="0" w:firstLine="0"/>
               <w:rPr/>
             </w:pPr>
-            <w:bookmarkStart w:colFirst="0" w:colLast="0" w:name="_abrp2ullnxum" w:id="35"/>
-            <w:bookmarkEnd w:id="35"/>
+            <w:bookmarkStart w:colFirst="0" w:colLast="0" w:name="_abrp2ullnxum" w:id="24"/>
+            <w:bookmarkEnd w:id="24"/>
             <w:r>
               <w:rPr>
                 <w:rtl w:val="0"/>
@@ -12850,8 +12568,8 @@
               <w:ind w:left="0"/>
               <w:rPr/>
             </w:pPr>
-            <w:bookmarkStart w:colFirst="0" w:colLast="0" w:name="_on7h2ynf42vi" w:id="15"/>
-            <w:bookmarkEnd w:id="15"/>
+            <w:bookmarkStart w:colFirst="0" w:colLast="0" w:name="_on7h2ynf42vi" w:id="23"/>
+            <w:bookmarkEnd w:id="23"/>
             <w:r>
               <w:rPr>
                 <w:rtl w:val="0"/>
@@ -13149,8 +12867,8 @@
               <w:ind w:left="0"/>
               <w:rPr/>
             </w:pPr>
-            <w:bookmarkStart w:colFirst="0" w:colLast="0" w:name="_18qpi7ftl8ud" w:id="38"/>
-            <w:bookmarkEnd w:id="38"/>
+            <w:bookmarkStart w:colFirst="0" w:colLast="0" w:name="_18qpi7ftl8ud" w:id="25"/>
+            <w:bookmarkEnd w:id="25"/>
             <w:r>
               <w:rPr>
                 <w:rtl w:val="0"/>
@@ -13316,8 +13034,8 @@
         <w:ind w:left="0"/>
         <w:rPr/>
       </w:pPr>
-      <w:bookmarkStart w:colFirst="0" w:colLast="0" w:name="_d0zqtvgagwej" w:id="39"/>
-      <w:bookmarkEnd w:id="39"/>
+      <w:bookmarkStart w:colFirst="0" w:colLast="0" w:name="_d0zqtvgagwej" w:id="26"/>
+      <w:bookmarkEnd w:id="26"/>
       <w:r>
         <w:rPr>
           <w:rtl w:val="0"/>
@@ -23522,8 +23240,8 @@
         <w:ind w:left="0"/>
         <w:rPr/>
       </w:pPr>
-      <w:bookmarkStart w:colFirst="0" w:colLast="0" w:name="_umx6hrfj59vw" w:id="40"/>
-      <w:bookmarkEnd w:id="40"/>
+      <w:bookmarkStart w:colFirst="0" w:colLast="0" w:name="_umx6hrfj59vw" w:id="27"/>
+      <w:bookmarkEnd w:id="27"/>
       <w:r>
         <w:rPr>
           <w:vertAlign w:val="baseline"/>
@@ -23569,8 +23287,8 @@
         <w:ind w:left="0"/>
         <w:rPr/>
       </w:pPr>
-      <w:bookmarkStart w:colFirst="0" w:colLast="0" w:name="_acoh9l23ivi7" w:id="41"/>
-      <w:bookmarkEnd w:id="41"/>
+      <w:bookmarkStart w:colFirst="0" w:colLast="0" w:name="_acoh9l23ivi7" w:id="28"/>
+      <w:bookmarkEnd w:id="28"/>
       <w:r>
         <w:rPr>
           <w:rtl w:val="0"/>
@@ -23673,8 +23391,8 @@
         <w:ind w:left="0"/>
         <w:rPr/>
       </w:pPr>
-      <w:bookmarkStart w:colFirst="0" w:colLast="0" w:name="_gndfh02ad9oo" w:id="42"/>
-      <w:bookmarkEnd w:id="42"/>
+      <w:bookmarkStart w:colFirst="0" w:colLast="0" w:name="_gndfh02ad9oo" w:id="29"/>
+      <w:bookmarkEnd w:id="29"/>
       <w:r>
         <w:rPr>
           <w:rtl w:val="0"/>
@@ -23686,7 +23404,7 @@
       <w:pPr>
         <w:numPr>
           <w:ilvl w:val="0"/>
-          <w:numId w:val="13"/>
+          <w:numId w:val="16"/>
         </w:numPr>
         <w:shd w:fill="ffffff" w:val="clear"/>
         <w:tabs>
@@ -23737,8 +23455,8 @@
         <w:ind w:left="0"/>
         <w:rPr/>
       </w:pPr>
-      <w:bookmarkStart w:colFirst="0" w:colLast="0" w:name="_q3sr8qkda75b" w:id="43"/>
-      <w:bookmarkEnd w:id="43"/>
+      <w:bookmarkStart w:colFirst="0" w:colLast="0" w:name="_q3sr8qkda75b" w:id="30"/>
+      <w:bookmarkEnd w:id="30"/>
       <w:r>
         <w:rPr>
           <w:rtl w:val="0"/>
@@ -23841,8 +23559,8 @@
         <w:ind w:left="0"/>
         <w:rPr/>
       </w:pPr>
-      <w:bookmarkStart w:colFirst="0" w:colLast="0" w:name="_qrntoauhjhb6" w:id="44"/>
-      <w:bookmarkEnd w:id="44"/>
+      <w:bookmarkStart w:colFirst="0" w:colLast="0" w:name="_qrntoauhjhb6" w:id="31"/>
+      <w:bookmarkEnd w:id="31"/>
       <w:r>
         <w:rPr>
           <w:rtl w:val="0"/>
@@ -23854,7 +23572,7 @@
       <w:pPr>
         <w:numPr>
           <w:ilvl w:val="0"/>
-          <w:numId w:val="8"/>
+          <w:numId w:val="11"/>
         </w:numPr>
         <w:shd w:fill="ffffff" w:val="clear"/>
         <w:tabs>
@@ -23905,13 +23623,238 @@
         <w:ind w:left="0"/>
         <w:rPr/>
       </w:pPr>
-      <w:bookmarkStart w:colFirst="0" w:colLast="0" w:name="_7o8s5v1etwvw" w:id="45"/>
-      <w:bookmarkEnd w:id="45"/>
+      <w:bookmarkStart w:colFirst="0" w:colLast="0" w:name="_7o8s5v1etwvw" w:id="32"/>
+      <w:bookmarkEnd w:id="32"/>
       <w:r>
         <w:rPr>
           <w:rtl w:val="0"/>
         </w:rPr>
         <w:t xml:space="preserve">Mantenibilidad</w:t>
+      </w:r>
+    </w:p>
+    <w:p>
+      <w:pPr>
+        <w:numPr>
+          <w:ilvl w:val="0"/>
+          <w:numId w:val="14"/>
+        </w:numPr>
+        <w:shd w:fill="ffffff" w:val="clear"/>
+        <w:tabs>
+          <w:tab w:val="left" w:leader="none" w:pos="0"/>
+        </w:tabs>
+        <w:spacing w:after="240" w:before="240" w:lineRule="auto"/>
+        <w:ind w:left="720" w:hanging="360"/>
+        <w:rPr>
+          <w:rFonts w:ascii="Calibri" w:cs="Calibri" w:eastAsia="Calibri" w:hAnsi="Calibri"/>
+          <w:sz w:val="22"/>
+          <w:szCs w:val="22"/>
+        </w:rPr>
+      </w:pPr>
+      <w:r>
+        <w:rPr>
+          <w:b w:val="1"/>
+          <w:bCs w:val="1"/>
+          <w:color w:val="0f1115"/>
+          <w:rtl w:val="0"/>
+        </w:rPr>
+        <w:t xml:space="preserve">RNF7: </w:t>
+      </w:r>
+      <w:r>
+        <w:rPr>
+          <w:color w:val="0f1115"/>
+          <w:rtl w:val="0"/>
+        </w:rPr>
+        <w:t xml:space="preserve">El código debe documentarse usando Javadoc y TypeDoc para facilitar el mantenimiento.</w:t>
+      </w:r>
+    </w:p>
+    <w:p>
+      <w:pPr>
+        <w:pStyle w:val="Heading2"/>
+        <w:shd w:fill="ffffff" w:val="clear"/>
+        <w:tabs>
+          <w:tab w:val="left" w:leader="none" w:pos="0"/>
+        </w:tabs>
+        <w:spacing w:after="240" w:before="480" w:line="360" w:lineRule="auto"/>
+        <w:ind w:left="0"/>
+        <w:rPr/>
+      </w:pPr>
+      <w:bookmarkStart w:colFirst="0" w:colLast="0" w:name="_a1lj499yro5i" w:id="33"/>
+      <w:bookmarkEnd w:id="33"/>
+      <w:r>
+        <w:rPr>
+          <w:rtl w:val="0"/>
+        </w:rPr>
+        <w:t xml:space="preserve">Escalabilidad</w:t>
+      </w:r>
+    </w:p>
+    <w:p>
+      <w:pPr>
+        <w:numPr>
+          <w:ilvl w:val="0"/>
+          <w:numId w:val="15"/>
+        </w:numPr>
+        <w:shd w:fill="ffffff" w:val="clear"/>
+        <w:tabs>
+          <w:tab w:val="left" w:leader="none" w:pos="0"/>
+        </w:tabs>
+        <w:spacing w:after="240" w:before="240" w:lineRule="auto"/>
+        <w:ind w:left="720" w:hanging="360"/>
+        <w:rPr>
+          <w:rFonts w:ascii="Calibri" w:cs="Calibri" w:eastAsia="Calibri" w:hAnsi="Calibri"/>
+          <w:sz w:val="22"/>
+          <w:szCs w:val="22"/>
+        </w:rPr>
+      </w:pPr>
+      <w:r>
+        <w:rPr>
+          <w:b w:val="1"/>
+          <w:bCs w:val="1"/>
+          <w:color w:val="0f1115"/>
+          <w:rtl w:val="0"/>
+        </w:rPr>
+        <w:t xml:space="preserve">RNF8: </w:t>
+      </w:r>
+      <w:r>
+        <w:rPr>
+          <w:color w:val="0f1115"/>
+          <w:rtl w:val="0"/>
+        </w:rPr>
+        <w:t xml:space="preserve">La arquitectura debe permitir escalar para soportar múltiples proyectos y usuarios concurrentes.</w:t>
+      </w:r>
+      <w:r>
+        <w:rPr>
+          <w:rtl w:val="0"/>
+        </w:rPr>
+      </w:r>
+    </w:p>
+    <w:p>
+      <w:pPr>
+        <w:pStyle w:val="Heading2"/>
+        <w:shd w:fill="ffffff" w:val="clear"/>
+        <w:tabs>
+          <w:tab w:val="left" w:leader="none" w:pos="0"/>
+        </w:tabs>
+        <w:spacing w:after="240" w:before="480" w:line="349.09090909090907" w:lineRule="auto"/>
+        <w:rPr/>
+      </w:pPr>
+      <w:bookmarkStart w:colFirst="0" w:colLast="0" w:name="_74f7321tryk" w:id="34"/>
+      <w:bookmarkEnd w:id="34"/>
+      <w:r>
+        <w:rPr>
+          <w:rtl w:val="0"/>
+        </w:rPr>
+        <w:t xml:space="preserve">Interfaces del Sistema</w:t>
+      </w:r>
+    </w:p>
+    <w:p>
+      <w:pPr>
+        <w:numPr>
+          <w:ilvl w:val="0"/>
+          <w:numId w:val="13"/>
+        </w:numPr>
+        <w:shd w:fill="ffffff" w:val="clear"/>
+        <w:tabs>
+          <w:tab w:val="left" w:leader="none" w:pos="0"/>
+        </w:tabs>
+        <w:spacing w:after="0" w:afterAutospacing="0" w:before="240" w:lineRule="auto"/>
+        <w:ind w:left="720" w:hanging="360"/>
+        <w:rPr>
+          <w:rFonts w:ascii="Calibri" w:cs="Calibri" w:eastAsia="Calibri" w:hAnsi="Calibri"/>
+          <w:sz w:val="22"/>
+          <w:szCs w:val="22"/>
+        </w:rPr>
+      </w:pPr>
+      <w:r>
+        <w:rPr>
+          <w:color w:val="0f1115"/>
+          <w:rtl w:val="0"/>
+        </w:rPr>
+        <w:t xml:space="preserve">Interfaz de autenticación: Integración con </w:t>
+      </w:r>
+      <w:r>
+        <w:rPr>
+          <w:color w:val="0f1115"/>
+          <w:rtl w:val="0"/>
+        </w:rPr>
+        <w:t xml:space="preserve">UARGFlow</w:t>
+      </w:r>
+      <w:r>
+        <w:rPr>
+          <w:color w:val="0f1115"/>
+          <w:rtl w:val="0"/>
+        </w:rPr>
+        <w:t xml:space="preserve"> y Google OAuth para login.</w:t>
+      </w:r>
+    </w:p>
+    <w:p>
+      <w:pPr>
+        <w:numPr>
+          <w:ilvl w:val="0"/>
+          <w:numId w:val="13"/>
+        </w:numPr>
+        <w:shd w:fill="ffffff" w:val="clear"/>
+        <w:tabs>
+          <w:tab w:val="left" w:leader="none" w:pos="0"/>
+        </w:tabs>
+        <w:spacing w:after="0" w:afterAutospacing="0" w:before="0" w:beforeAutospacing="0" w:lineRule="auto"/>
+        <w:ind w:left="720" w:hanging="360"/>
+        <w:rPr>
+          <w:rFonts w:ascii="Calibri" w:cs="Calibri" w:eastAsia="Calibri" w:hAnsi="Calibri"/>
+          <w:sz w:val="22"/>
+          <w:szCs w:val="22"/>
+        </w:rPr>
+      </w:pPr>
+      <w:r>
+        <w:rPr>
+          <w:color w:val="0f1115"/>
+          <w:rtl w:val="0"/>
+        </w:rPr>
+        <w:t xml:space="preserve">Interfaz de Base de Datos: MySQL para almacenamiento persistente.</w:t>
+      </w:r>
+    </w:p>
+    <w:p>
+      <w:pPr>
+        <w:numPr>
+          <w:ilvl w:val="0"/>
+          <w:numId w:val="13"/>
+        </w:numPr>
+        <w:shd w:fill="ffffff" w:val="clear"/>
+        <w:tabs>
+          <w:tab w:val="left" w:leader="none" w:pos="0"/>
+        </w:tabs>
+        <w:spacing w:after="240" w:before="0" w:beforeAutospacing="0" w:lineRule="auto"/>
+        <w:ind w:left="720" w:hanging="360"/>
+        <w:rPr>
+          <w:rFonts w:ascii="Calibri" w:cs="Calibri" w:eastAsia="Calibri" w:hAnsi="Calibri"/>
+          <w:sz w:val="22"/>
+          <w:szCs w:val="22"/>
+        </w:rPr>
+      </w:pPr>
+      <w:r>
+        <w:rPr>
+          <w:color w:val="0f1115"/>
+          <w:rtl w:val="0"/>
+        </w:rPr>
+        <w:t xml:space="preserve">Interfaz de Reportes: Generación de archivos en PDF y Excel para exportación.</w:t>
+      </w:r>
+    </w:p>
+    <w:p>
+      <w:pPr>
+        <w:pStyle w:val="Heading2"/>
+        <w:shd w:fill="ffffff" w:val="clear"/>
+        <w:tabs>
+          <w:tab w:val="left" w:leader="none" w:pos="0"/>
+        </w:tabs>
+        <w:spacing w:after="240" w:before="480" w:line="349.09090909090907" w:lineRule="auto"/>
+        <w:rPr/>
+      </w:pPr>
+      <w:bookmarkStart w:colFirst="0" w:colLast="0" w:name="_1t67mp7ty9sv" w:id="35"/>
+      <w:bookmarkEnd w:id="35"/>
+      <w:r>
+        <w:rPr>
+          <w:rtl w:val="0"/>
+        </w:rPr>
+        <w:t xml:space="preserve">Restricciones</w:t>
       </w:r>
     </w:p>
     <w:p>
@@ -23924,7 +23867,7 @@
         <w:tabs>
           <w:tab w:val="left" w:leader="none" w:pos="0"/>
         </w:tabs>
-        <w:spacing w:after="240" w:before="240" w:lineRule="auto"/>
+        <w:spacing w:after="0" w:afterAutospacing="0" w:before="240" w:lineRule="auto"/>
         <w:ind w:left="720" w:hanging="360"/>
         <w:rPr>
           <w:rFonts w:ascii="Calibri" w:cs="Calibri" w:eastAsia="Calibri" w:hAnsi="Calibri"/>
@@ -23934,145 +23877,31 @@
       </w:pPr>
       <w:r>
         <w:rPr>
-          <w:b w:val="1"/>
-          <w:bCs w:val="1"/>
           <w:color w:val="0f1115"/>
           <w:rtl w:val="0"/>
         </w:rPr>
-        <w:t xml:space="preserve">RNF7: </w:t>
+        <w:t xml:space="preserve">El desarrollo debe realizarse utilizando el stack tecnológico definido: Java, </w:t>
       </w:r>
       <w:r>
         <w:rPr>
           <w:color w:val="0f1115"/>
           <w:rtl w:val="0"/>
         </w:rPr>
-        <w:t xml:space="preserve">El código debe documentarse usando Javadoc y TypeDoc para facilitar el mantenimiento.</w:t>
+        <w:t xml:space="preserve">SpringBoot</w:t>
+      </w:r>
+      <w:r>
+        <w:rPr>
+          <w:color w:val="0f1115"/>
+          <w:rtl w:val="0"/>
+        </w:rPr>
+        <w:t xml:space="preserve">, TypeScript, Angular, MySQL.</w:t>
       </w:r>
     </w:p>
     <w:p>
       <w:pPr>
-        <w:pStyle w:val="Heading2"/>
-        <w:shd w:fill="ffffff" w:val="clear"/>
-        <w:tabs>
-          <w:tab w:val="left" w:leader="none" w:pos="0"/>
-        </w:tabs>
-        <w:spacing w:after="240" w:before="480" w:line="360" w:lineRule="auto"/>
-        <w:ind w:left="0"/>
-        <w:rPr/>
-      </w:pPr>
-      <w:bookmarkStart w:colFirst="0" w:colLast="0" w:name="_a1lj499yro5i" w:id="46"/>
-      <w:bookmarkEnd w:id="46"/>
-      <w:r>
-        <w:rPr>
-          <w:rtl w:val="0"/>
-        </w:rPr>
-        <w:t xml:space="preserve">Escalabilidad</w:t>
-      </w:r>
-    </w:p>
-    <w:p>
-      <w:pPr>
         <w:numPr>
           <w:ilvl w:val="0"/>
-          <w:numId w:val="12"/>
-        </w:numPr>
-        <w:shd w:fill="ffffff" w:val="clear"/>
-        <w:tabs>
-          <w:tab w:val="left" w:leader="none" w:pos="0"/>
-        </w:tabs>
-        <w:spacing w:after="240" w:before="240" w:lineRule="auto"/>
-        <w:ind w:left="720" w:hanging="360"/>
-        <w:rPr>
-          <w:rFonts w:ascii="Calibri" w:cs="Calibri" w:eastAsia="Calibri" w:hAnsi="Calibri"/>
-          <w:sz w:val="22"/>
-          <w:szCs w:val="22"/>
-        </w:rPr>
-      </w:pPr>
-      <w:r>
-        <w:rPr>
-          <w:b w:val="1"/>
-          <w:bCs w:val="1"/>
-          <w:color w:val="0f1115"/>
-          <w:rtl w:val="0"/>
-        </w:rPr>
-        <w:t xml:space="preserve">RNF8: </w:t>
-      </w:r>
-      <w:r>
-        <w:rPr>
-          <w:color w:val="0f1115"/>
-          <w:rtl w:val="0"/>
-        </w:rPr>
-        <w:t xml:space="preserve">La arquitectura debe permitir escalar para soportar múltiples proyectos y usuarios concurrentes.</w:t>
-      </w:r>
-      <w:r>
-        <w:rPr>
-          <w:rtl w:val="0"/>
-        </w:rPr>
-      </w:r>
-    </w:p>
-    <w:p>
-      <w:pPr>
-        <w:pStyle w:val="Heading2"/>
-        <w:shd w:fill="ffffff" w:val="clear"/>
-        <w:tabs>
-          <w:tab w:val="left" w:leader="none" w:pos="0"/>
-        </w:tabs>
-        <w:spacing w:after="240" w:before="480" w:line="349.09090909090907" w:lineRule="auto"/>
-        <w:rPr/>
-      </w:pPr>
-      <w:bookmarkStart w:colFirst="0" w:colLast="0" w:name="_74f7321tryk" w:id="47"/>
-      <w:bookmarkEnd w:id="47"/>
-      <w:r>
-        <w:rPr>
-          <w:rtl w:val="0"/>
-        </w:rPr>
-        <w:t xml:space="preserve">Interfaces del Sistema</w:t>
-      </w:r>
-    </w:p>
-    <w:p>
-      <w:pPr>
-        <w:numPr>
-          <w:ilvl w:val="0"/>
-          <w:numId w:val="9"/>
-        </w:numPr>
-        <w:shd w:fill="ffffff" w:val="clear"/>
-        <w:tabs>
-          <w:tab w:val="left" w:leader="none" w:pos="0"/>
-        </w:tabs>
-        <w:spacing w:after="0" w:afterAutospacing="0" w:before="240" w:lineRule="auto"/>
-        <w:ind w:left="720" w:hanging="360"/>
-        <w:rPr>
-          <w:rFonts w:ascii="Calibri" w:cs="Calibri" w:eastAsia="Calibri" w:hAnsi="Calibri"/>
-          <w:sz w:val="22"/>
-          <w:szCs w:val="22"/>
-        </w:rPr>
-      </w:pPr>
-      <w:r>
-        <w:rPr>
-          <w:color w:val="0f1115"/>
-          <w:rtl w:val="0"/>
-        </w:rPr>
-        <w:t xml:space="preserve">Interfaz de autenticación: Integración con </w:t>
-      </w:r>
-      <w:r>
-        <w:rPr>
-          <w:color w:val="0f1115"/>
-          <w:rtl w:val="0"/>
-        </w:rPr>
-        <w:t xml:space="preserve">UARGFlow</w:t>
-      </w:r>
-      <w:r>
-        <w:rPr>
-          <w:color w:val="0f1115"/>
-          <w:rtl w:val="0"/>
-        </w:rPr>
-        <w:t xml:space="preserve"> y Google OAuth para login.</w:t>
-      </w:r>
-    </w:p>
-    <w:p>
-      <w:pPr>
-        <w:numPr>
-          <w:ilvl w:val="0"/>
-          <w:numId w:val="9"/>
+          <w:numId w:val="10"/>
         </w:numPr>
         <w:shd w:fill="ffffff" w:val="clear"/>
         <w:tabs>
@@ -24091,103 +23920,6 @@
           <w:color w:val="0f1115"/>
           <w:rtl w:val="0"/>
         </w:rPr>
-        <w:t xml:space="preserve">Interfaz de Base de Datos: MySQL para almacenamiento persistente.</w:t>
-      </w:r>
-    </w:p>
-    <w:p>
-      <w:pPr>
-        <w:numPr>
-          <w:ilvl w:val="0"/>
-          <w:numId w:val="9"/>
-        </w:numPr>
-        <w:shd w:fill="ffffff" w:val="clear"/>
-        <w:tabs>
-          <w:tab w:val="left" w:leader="none" w:pos="0"/>
-        </w:tabs>
-        <w:spacing w:after="240" w:before="0" w:beforeAutospacing="0" w:lineRule="auto"/>
-        <w:ind w:left="720" w:hanging="360"/>
-        <w:rPr>
-          <w:rFonts w:ascii="Calibri" w:cs="Calibri" w:eastAsia="Calibri" w:hAnsi="Calibri"/>
-          <w:sz w:val="22"/>
-          <w:szCs w:val="22"/>
-        </w:rPr>
-      </w:pPr>
-      <w:r>
-        <w:rPr>
-          <w:color w:val="0f1115"/>
-          <w:rtl w:val="0"/>
-        </w:rPr>
-        <w:t xml:space="preserve">Interfaz de Reportes: Generación de archivos en PDF y Excel para exportación.</w:t>
-      </w:r>
-    </w:p>
-    <w:p>
-      <w:pPr>
-        <w:pStyle w:val="Heading2"/>
-        <w:shd w:fill="ffffff" w:val="clear"/>
-        <w:tabs>
-          <w:tab w:val="left" w:leader="none" w:pos="0"/>
-        </w:tabs>
-        <w:spacing w:after="240" w:before="480" w:line="349.09090909090907" w:lineRule="auto"/>
-        <w:rPr/>
-      </w:pPr>
-      <w:bookmarkStart w:colFirst="0" w:colLast="0" w:name="_1t67mp7ty9sv" w:id="48"/>
-      <w:bookmarkEnd w:id="48"/>
-      <w:r>
-        <w:rPr>
-          <w:rtl w:val="0"/>
-        </w:rPr>
-        <w:t xml:space="preserve">Restricciones</w:t>
-      </w:r>
-    </w:p>
-    <w:p>
-      <w:pPr>
-        <w:numPr>
-          <w:ilvl w:val="0"/>
-          <w:numId w:val="7"/>
-        </w:numPr>
-        <w:shd w:fill="ffffff" w:val="clear"/>
-        <w:tabs>
-          <w:tab w:val="left" w:leader="none" w:pos="0"/>
-        </w:tabs>
-        <w:spacing w:after="0" w:afterAutospacing="0" w:before="240" w:lineRule="auto"/>
-        <w:ind w:left="720" w:hanging="360"/>
-        <w:rPr>
-          <w:rFonts w:ascii="Calibri" w:cs="Calibri" w:eastAsia="Calibri" w:hAnsi="Calibri"/>
-          <w:sz w:val="22"/>
-          <w:szCs w:val="22"/>
-        </w:rPr>
-      </w:pPr>
-      <w:r>
-        <w:rPr>
-          <w:color w:val="0f1115"/>
-          <w:rtl w:val="0"/>
-        </w:rPr>
-        <w:t xml:space="preserve">El desarrollo debe realizarse utilizando el stack tecnológico definido: Java, SpringBoot, TypeScript, Angular, MySQL.</w:t>
-      </w:r>
-    </w:p>
-    <w:p>
-      <w:pPr>
-        <w:numPr>
-          <w:ilvl w:val="0"/>
-          <w:numId w:val="7"/>
-        </w:numPr>
-        <w:shd w:fill="ffffff" w:val="clear"/>
-        <w:tabs>
-          <w:tab w:val="left" w:leader="none" w:pos="0"/>
-        </w:tabs>
-        <w:spacing w:after="0" w:afterAutospacing="0" w:before="0" w:beforeAutospacing="0" w:lineRule="auto"/>
-        <w:ind w:left="720" w:hanging="360"/>
-        <w:rPr>
-          <w:rFonts w:ascii="Calibri" w:cs="Calibri" w:eastAsia="Calibri" w:hAnsi="Calibri"/>
-          <w:sz w:val="22"/>
-          <w:szCs w:val="22"/>
-        </w:rPr>
-      </w:pPr>
-      <w:r>
-        <w:rPr>
-          <w:color w:val="0f1115"/>
-          <w:rtl w:val="0"/>
-        </w:rPr>
         <w:t xml:space="preserve">El sistema debe cumplir con los plazos estimados en la planificación del proyecto.</w:t>
       </w:r>
     </w:p>
@@ -24195,7 +23927,7 @@
       <w:pPr>
         <w:numPr>
           <w:ilvl w:val="0"/>
-          <w:numId w:val="7"/>
+          <w:numId w:val="10"/>
         </w:numPr>
         <w:shd w:fill="ffffff" w:val="clear"/>
         <w:tabs>
@@ -24231,14 +23963,14 @@
           <w:vertAlign w:val="baseline"/>
         </w:rPr>
       </w:pPr>
-      <w:bookmarkStart w:colFirst="0" w:colLast="0" w:name="_rihc1hr38zm6" w:id="49"/>
-      <w:bookmarkEnd w:id="49"/>
+      <w:bookmarkStart w:colFirst="0" w:colLast="0" w:name="_rihc1hr38zm6" w:id="36"/>
+      <w:bookmarkEnd w:id="36"/>
       <w:r>
         <w:rPr>
           <w:vertAlign w:val="baseline"/>
           <w:rtl w:val="0"/>
         </w:rPr>
-        <w:t xml:space="preserve">Requerimientos de  Documentación</w:t>
+        <w:t xml:space="preserve">Requerimientos de Documentación</w:t>
       </w:r>
     </w:p>
     <w:p>
@@ -24416,40 +24148,6 @@
         <w:keepNext w:val="1"/>
         <w:keepLines w:val="1"/>
         <w:rPr>
-          <w:vertAlign w:val="baseline"/>
-        </w:rPr>
-      </w:pPr>
-      <w:bookmarkStart w:colFirst="0" w:colLast="0" w:name="_9joqy4bzgxcb" w:id="50"/>
-      <w:bookmarkEnd w:id="50"/>
-      <w:r>
-        <w:rPr>
-          <w:vertAlign w:val="baseline"/>
-          <w:rtl w:val="0"/>
-        </w:rPr>
-        <w:t xml:space="preserve">Manual  de Usuario</w:t>
-      </w:r>
-    </w:p>
-    <w:p>
-      <w:pPr>
-        <w:keepNext w:val="0"/>
-        <w:keepLines w:val="0"/>
-        <w:pageBreakBefore w:val="0"/>
-        <w:widowControl w:val="1"/>
-        <w:pBdr>
-          <w:top w:space="0" w:sz="0" w:val="nil"/>
-          <w:left w:space="0" w:sz="0" w:val="nil"/>
-          <w:bottom w:space="0" w:sz="0" w:val="nil"/>
-          <w:right w:space="0" w:sz="0" w:val="nil"/>
-          <w:between w:space="0" w:sz="0" w:val="nil"/>
-        </w:pBdr>
-        <w:shd w:fill="auto" w:val="clear"/>
-        <w:tabs>
-          <w:tab w:val="left" w:leader="none" w:pos="0"/>
-        </w:tabs>
-        <w:spacing w:after="0" w:before="200" w:line="276" w:lineRule="auto"/>
-        <w:ind w:left="109" w:right="0" w:firstLine="0"/>
-        <w:jc w:val="both"/>
-        <w:rPr>
           <w:rFonts w:ascii="Calibri" w:cs="Calibri" w:eastAsia="Calibri" w:hAnsi="Calibri"/>
           <w:b w:val="0"/>
           <w:bCs w:val="0"/>
@@ -24465,6 +24163,15 @@
           <w:vertAlign w:val="baseline"/>
         </w:rPr>
       </w:pPr>
+      <w:bookmarkStart w:colFirst="0" w:colLast="0" w:name="_9joqy4bzgxcb" w:id="37"/>
+      <w:bookmarkEnd w:id="37"/>
+      <w:r>
+        <w:rPr>
+          <w:vertAlign w:val="baseline"/>
+          <w:rtl w:val="0"/>
+        </w:rPr>
+        <w:t xml:space="preserve">Manual  de Usuario</w:t>
+      </w:r>
       <w:r>
         <w:rPr>
           <w:rtl w:val="0"/>
@@ -24537,7 +24244,7 @@
         <w:widowControl w:val="1"/>
         <w:numPr>
           <w:ilvl w:val="0"/>
-          <w:numId w:val="14"/>
+          <w:numId w:val="17"/>
         </w:numPr>
         <w:pBdr>
           <w:top w:space="0" w:sz="0" w:val="nil"/>
@@ -24572,7 +24279,7 @@
         <w:widowControl w:val="1"/>
         <w:numPr>
           <w:ilvl w:val="0"/>
-          <w:numId w:val="14"/>
+          <w:numId w:val="17"/>
         </w:numPr>
         <w:pBdr>
           <w:top w:space="0" w:sz="0" w:val="nil"/>
@@ -24607,7 +24314,7 @@
         <w:widowControl w:val="1"/>
         <w:numPr>
           <w:ilvl w:val="0"/>
-          <w:numId w:val="14"/>
+          <w:numId w:val="17"/>
         </w:numPr>
         <w:pBdr>
           <w:top w:space="0" w:sz="0" w:val="nil"/>
@@ -24642,7 +24349,7 @@
         <w:widowControl w:val="1"/>
         <w:numPr>
           <w:ilvl w:val="0"/>
-          <w:numId w:val="14"/>
+          <w:numId w:val="17"/>
         </w:numPr>
         <w:pBdr>
           <w:top w:space="0" w:sz="0" w:val="nil"/>
@@ -24677,7 +24384,7 @@
         <w:widowControl w:val="1"/>
         <w:numPr>
           <w:ilvl w:val="0"/>
-          <w:numId w:val="14"/>
+          <w:numId w:val="17"/>
         </w:numPr>
         <w:pBdr>
           <w:top w:space="0" w:sz="0" w:val="nil"/>
@@ -24741,7 +24448,7 @@
         <w:widowControl w:val="1"/>
         <w:numPr>
           <w:ilvl w:val="0"/>
-          <w:numId w:val="5"/>
+          <w:numId w:val="7"/>
         </w:numPr>
         <w:pBdr>
           <w:top w:space="0" w:sz="0" w:val="nil"/>
@@ -24776,7 +24483,7 @@
         <w:widowControl w:val="1"/>
         <w:numPr>
           <w:ilvl w:val="0"/>
-          <w:numId w:val="5"/>
+          <w:numId w:val="7"/>
         </w:numPr>
         <w:pBdr>
           <w:top w:space="0" w:sz="0" w:val="nil"/>
@@ -24811,7 +24518,7 @@
         <w:widowControl w:val="1"/>
         <w:numPr>
           <w:ilvl w:val="0"/>
-          <w:numId w:val="5"/>
+          <w:numId w:val="7"/>
         </w:numPr>
         <w:pBdr>
           <w:top w:space="0" w:sz="0" w:val="nil"/>
@@ -24847,8 +24554,8 @@
           <w:vertAlign w:val="baseline"/>
         </w:rPr>
       </w:pPr>
-      <w:bookmarkStart w:colFirst="0" w:colLast="0" w:name="_2gxgoulcj4fg" w:id="51"/>
-      <w:bookmarkEnd w:id="51"/>
+      <w:bookmarkStart w:colFirst="0" w:colLast="0" w:name="_2gxgoulcj4fg" w:id="38"/>
+      <w:bookmarkEnd w:id="38"/>
       <w:r>
         <w:rPr>
           <w:vertAlign w:val="baseline"/>
@@ -24899,8 +24606,8 @@
           <w:vertAlign w:val="baseline"/>
         </w:rPr>
       </w:pPr>
-      <w:bookmarkStart w:colFirst="0" w:colLast="0" w:name="_izidxe697yw7" w:id="52"/>
-      <w:bookmarkEnd w:id="52"/>
+      <w:bookmarkStart w:colFirst="0" w:colLast="0" w:name="_izidxe697yw7" w:id="39"/>
+      <w:bookmarkEnd w:id="39"/>
       <w:r>
         <w:rPr>
           <w:vertAlign w:val="baseline"/>
@@ -24939,8 +24646,8 @@
         <w:ind w:left="0"/>
         <w:rPr/>
       </w:pPr>
-      <w:bookmarkStart w:colFirst="0" w:colLast="0" w:name="_qb6lfjvk7j1c" w:id="53"/>
-      <w:bookmarkEnd w:id="53"/>
+      <w:bookmarkStart w:colFirst="0" w:colLast="0" w:name="_qb6lfjvk7j1c" w:id="40"/>
+      <w:bookmarkEnd w:id="40"/>
       <w:r>
         <w:rPr>
           <w:vertAlign w:val="baseline"/>
@@ -25003,7 +24710,7 @@
       <w:pPr>
         <w:numPr>
           <w:ilvl w:val="0"/>
-          <w:numId w:val="6"/>
+          <w:numId w:val="8"/>
         </w:numPr>
         <w:tabs>
           <w:tab w:val="left" w:leader="none" w:pos="0"/>
@@ -25025,7 +24732,7 @@
       <w:pPr>
         <w:numPr>
           <w:ilvl w:val="0"/>
-          <w:numId w:val="6"/>
+          <w:numId w:val="8"/>
         </w:numPr>
         <w:tabs>
           <w:tab w:val="left" w:leader="none" w:pos="0"/>
@@ -25047,7 +24754,7 @@
       <w:pPr>
         <w:numPr>
           <w:ilvl w:val="0"/>
-          <w:numId w:val="6"/>
+          <w:numId w:val="8"/>
         </w:numPr>
         <w:tabs>
           <w:tab w:val="left" w:leader="none" w:pos="0"/>
@@ -25069,7 +24776,7 @@
       <w:pPr>
         <w:numPr>
           <w:ilvl w:val="0"/>
-          <w:numId w:val="6"/>
+          <w:numId w:val="8"/>
         </w:numPr>
         <w:tabs>
           <w:tab w:val="left" w:leader="none" w:pos="0"/>
@@ -25099,8 +24806,8 @@
         <w:ind w:left="0"/>
         <w:rPr/>
       </w:pPr>
-      <w:bookmarkStart w:colFirst="0" w:colLast="0" w:name="_cr717vgx0pia" w:id="54"/>
-      <w:bookmarkEnd w:id="54"/>
+      <w:bookmarkStart w:colFirst="0" w:colLast="0" w:name="_cr717vgx0pia" w:id="41"/>
+      <w:bookmarkEnd w:id="41"/>
       <w:r>
         <w:rPr>
           <w:vertAlign w:val="baseline"/>
@@ -25148,8 +24855,8 @@
           <w:szCs w:val="28"/>
         </w:rPr>
       </w:pPr>
-      <w:bookmarkStart w:colFirst="0" w:colLast="0" w:name="_5o72kkh36gjk" w:id="55"/>
-      <w:bookmarkEnd w:id="55"/>
+      <w:bookmarkStart w:colFirst="0" w:colLast="0" w:name="_5o72kkh36gjk" w:id="42"/>
+      <w:bookmarkEnd w:id="42"/>
       <w:r>
         <w:rPr>
           <w:rtl w:val="0"/>
@@ -26002,12 +25709,12 @@
           <wp:extent cx="669290" cy="669290"/>
           <wp:effectExtent b="0" l="0" r="0" t="0"/>
           <wp:wrapSquare wrapText="bothSides" distB="0" distT="0" distL="114300" distR="114300"/>
-          <wp:docPr descr="psi-negro.png" id="14" name="image3.png"/>
+          <wp:docPr descr="psi-negro.png" id="13" name="image1.png"/>
           <a:graphic>
             <a:graphicData uri="http://schemas.openxmlformats.org/drawingml/2006/picture">
               <pic:pic>
                 <pic:nvPicPr>
-                  <pic:cNvPr descr="psi-negro.png" id="0" name="image3.png"/>
+                  <pic:cNvPr descr="psi-negro.png" id="0" name="image1.png"/>
                   <pic:cNvPicPr preferRelativeResize="0"/>
                 </pic:nvPicPr>
                 <pic:blipFill>
@@ -26047,12 +25754,12 @@
           <wp:extent cx="425450" cy="666750"/>
           <wp:effectExtent b="0" l="0" r="0" t="0"/>
           <wp:wrapSquare wrapText="bothSides" distB="0" distT="0" distL="114300" distR="114300"/>
-          <wp:docPr descr="UNPA.JPG" id="18" name="image4.jpg"/>
+          <wp:docPr descr="UNPA.JPG" id="18" name="image5.jpg"/>
           <a:graphic>
             <a:graphicData uri="http://schemas.openxmlformats.org/drawingml/2006/picture">
               <pic:pic>
                 <pic:nvPicPr>
-                  <pic:cNvPr descr="UNPA.JPG" id="0" name="image4.jpg"/>
+                  <pic:cNvPr descr="UNPA.JPG" id="0" name="image5.jpg"/>
                   <pic:cNvPicPr preferRelativeResize="0"/>
                 </pic:nvPicPr>
                 <pic:blipFill>
@@ -26851,7 +26558,7 @@
     <w:lvl w:ilvl="0">
       <w:start w:val="1"/>
       <w:numFmt w:val="bullet"/>
-      <w:lvlText w:val="●"/>
+      <w:lvlText w:val="★"/>
       <w:lvlJc w:val="left"/>
       <w:pPr>
         <w:ind w:left="720" w:hanging="360"/>
@@ -26961,7 +26668,7 @@
     <w:lvl w:ilvl="0">
       <w:start w:val="1"/>
       <w:numFmt w:val="bullet"/>
-      <w:lvlText w:val="●"/>
+      <w:lvlText w:val="★"/>
       <w:lvlJc w:val="left"/>
       <w:pPr>
         <w:ind w:left="720" w:hanging="360"/>
@@ -27068,6 +26775,336 @@
     </w:lvl>
   </w:abstractNum>
   <w:abstractNum w:abstractNumId="7">
+    <w:lvl w:ilvl="0">
+      <w:start w:val="1"/>
+      <w:numFmt w:val="bullet"/>
+      <w:lvlText w:val="●"/>
+      <w:lvlJc w:val="left"/>
+      <w:pPr>
+        <w:ind w:left="720" w:hanging="360"/>
+      </w:pPr>
+      <w:rPr>
+        <w:u w:val="none"/>
+      </w:rPr>
+    </w:lvl>
+    <w:lvl w:ilvl="1">
+      <w:start w:val="1"/>
+      <w:numFmt w:val="bullet"/>
+      <w:lvlText w:val="○"/>
+      <w:lvlJc w:val="left"/>
+      <w:pPr>
+        <w:ind w:left="1440" w:hanging="360"/>
+      </w:pPr>
+      <w:rPr>
+        <w:u w:val="none"/>
+      </w:rPr>
+    </w:lvl>
+    <w:lvl w:ilvl="2">
+      <w:start w:val="1"/>
+      <w:numFmt w:val="bullet"/>
+      <w:lvlText w:val="■"/>
+      <w:lvlJc w:val="left"/>
+      <w:pPr>
+        <w:ind w:left="2160" w:hanging="360"/>
+      </w:pPr>
+      <w:rPr>
+        <w:u w:val="none"/>
+      </w:rPr>
+    </w:lvl>
+    <w:lvl w:ilvl="3">
+      <w:start w:val="1"/>
+      <w:numFmt w:val="bullet"/>
+      <w:lvlText w:val="●"/>
+      <w:lvlJc w:val="left"/>
+      <w:pPr>
+        <w:ind w:left="2880" w:hanging="360"/>
+      </w:pPr>
+      <w:rPr>
+        <w:u w:val="none"/>
+      </w:rPr>
+    </w:lvl>
+    <w:lvl w:ilvl="4">
+      <w:start w:val="1"/>
+      <w:numFmt w:val="bullet"/>
+      <w:lvlText w:val="○"/>
+      <w:lvlJc w:val="left"/>
+      <w:pPr>
+        <w:ind w:left="3600" w:hanging="360"/>
+      </w:pPr>
+      <w:rPr>
+        <w:u w:val="none"/>
+      </w:rPr>
+    </w:lvl>
+    <w:lvl w:ilvl="5">
+      <w:start w:val="1"/>
+      <w:numFmt w:val="bullet"/>
+      <w:lvlText w:val="■"/>
+      <w:lvlJc w:val="left"/>
+      <w:pPr>
+        <w:ind w:left="4320" w:hanging="360"/>
+      </w:pPr>
+      <w:rPr>
+        <w:u w:val="none"/>
+      </w:rPr>
+    </w:lvl>
+    <w:lvl w:ilvl="6">
+      <w:start w:val="1"/>
+      <w:numFmt w:val="bullet"/>
+      <w:lvlText w:val="●"/>
+      <w:lvlJc w:val="left"/>
+      <w:pPr>
+        <w:ind w:left="5040" w:hanging="360"/>
+      </w:pPr>
+      <w:rPr>
+        <w:u w:val="none"/>
+      </w:rPr>
+    </w:lvl>
+    <w:lvl w:ilvl="7">
+      <w:start w:val="1"/>
+      <w:numFmt w:val="bullet"/>
+      <w:lvlText w:val="○"/>
+      <w:lvlJc w:val="left"/>
+      <w:pPr>
+        <w:ind w:left="5760" w:hanging="360"/>
+      </w:pPr>
+      <w:rPr>
+        <w:u w:val="none"/>
+      </w:rPr>
+    </w:lvl>
+    <w:lvl w:ilvl="8">
+      <w:start w:val="1"/>
+      <w:numFmt w:val="bullet"/>
+      <w:lvlText w:val="■"/>
+      <w:lvlJc w:val="left"/>
+      <w:pPr>
+        <w:ind w:left="6480" w:hanging="360"/>
+      </w:pPr>
+      <w:rPr>
+        <w:u w:val="none"/>
+      </w:rPr>
+    </w:lvl>
+  </w:abstractNum>
+  <w:abstractNum w:abstractNumId="8">
+    <w:lvl w:ilvl="0">
+      <w:start w:val="1"/>
+      <w:numFmt w:val="bullet"/>
+      <w:lvlText w:val="●"/>
+      <w:lvlJc w:val="left"/>
+      <w:pPr>
+        <w:ind w:left="720" w:hanging="360"/>
+      </w:pPr>
+      <w:rPr>
+        <w:u w:val="none"/>
+      </w:rPr>
+    </w:lvl>
+    <w:lvl w:ilvl="1">
+      <w:start w:val="1"/>
+      <w:numFmt w:val="bullet"/>
+      <w:lvlText w:val="○"/>
+      <w:lvlJc w:val="left"/>
+      <w:pPr>
+        <w:ind w:left="1440" w:hanging="360"/>
+      </w:pPr>
+      <w:rPr>
+        <w:u w:val="none"/>
+      </w:rPr>
+    </w:lvl>
+    <w:lvl w:ilvl="2">
+      <w:start w:val="1"/>
+      <w:numFmt w:val="bullet"/>
+      <w:lvlText w:val="■"/>
+      <w:lvlJc w:val="left"/>
+      <w:pPr>
+        <w:ind w:left="2160" w:hanging="360"/>
+      </w:pPr>
+      <w:rPr>
+        <w:u w:val="none"/>
+      </w:rPr>
+    </w:lvl>
+    <w:lvl w:ilvl="3">
+      <w:start w:val="1"/>
+      <w:numFmt w:val="bullet"/>
+      <w:lvlText w:val="●"/>
+      <w:lvlJc w:val="left"/>
+      <w:pPr>
+        <w:ind w:left="2880" w:hanging="360"/>
+      </w:pPr>
+      <w:rPr>
+        <w:u w:val="none"/>
+      </w:rPr>
+    </w:lvl>
+    <w:lvl w:ilvl="4">
+      <w:start w:val="1"/>
+      <w:numFmt w:val="bullet"/>
+      <w:lvlText w:val="○"/>
+      <w:lvlJc w:val="left"/>
+      <w:pPr>
+        <w:ind w:left="3600" w:hanging="360"/>
+      </w:pPr>
+      <w:rPr>
+        <w:u w:val="none"/>
+      </w:rPr>
+    </w:lvl>
+    <w:lvl w:ilvl="5">
+      <w:start w:val="1"/>
+      <w:numFmt w:val="bullet"/>
+      <w:lvlText w:val="■"/>
+      <w:lvlJc w:val="left"/>
+      <w:pPr>
+        <w:ind w:left="4320" w:hanging="360"/>
+      </w:pPr>
+      <w:rPr>
+        <w:u w:val="none"/>
+      </w:rPr>
+    </w:lvl>
+    <w:lvl w:ilvl="6">
+      <w:start w:val="1"/>
+      <w:numFmt w:val="bullet"/>
+      <w:lvlText w:val="●"/>
+      <w:lvlJc w:val="left"/>
+      <w:pPr>
+        <w:ind w:left="5040" w:hanging="360"/>
+      </w:pPr>
+      <w:rPr>
+        <w:u w:val="none"/>
+      </w:rPr>
+    </w:lvl>
+    <w:lvl w:ilvl="7">
+      <w:start w:val="1"/>
+      <w:numFmt w:val="bullet"/>
+      <w:lvlText w:val="○"/>
+      <w:lvlJc w:val="left"/>
+      <w:pPr>
+        <w:ind w:left="5760" w:hanging="360"/>
+      </w:pPr>
+      <w:rPr>
+        <w:u w:val="none"/>
+      </w:rPr>
+    </w:lvl>
+    <w:lvl w:ilvl="8">
+      <w:start w:val="1"/>
+      <w:numFmt w:val="bullet"/>
+      <w:lvlText w:val="■"/>
+      <w:lvlJc w:val="left"/>
+      <w:pPr>
+        <w:ind w:left="6480" w:hanging="360"/>
+      </w:pPr>
+      <w:rPr>
+        <w:u w:val="none"/>
+      </w:rPr>
+    </w:lvl>
+  </w:abstractNum>
+  <w:abstractNum w:abstractNumId="9">
+    <w:lvl w:ilvl="0">
+      <w:start w:val="1"/>
+      <w:numFmt w:val="bullet"/>
+      <w:lvlText w:val="★"/>
+      <w:lvlJc w:val="left"/>
+      <w:pPr>
+        <w:ind w:left="720" w:hanging="360"/>
+      </w:pPr>
+      <w:rPr>
+        <w:u w:val="none"/>
+      </w:rPr>
+    </w:lvl>
+    <w:lvl w:ilvl="1">
+      <w:start w:val="1"/>
+      <w:numFmt w:val="bullet"/>
+      <w:lvlText w:val="○"/>
+      <w:lvlJc w:val="left"/>
+      <w:pPr>
+        <w:ind w:left="1440" w:hanging="360"/>
+      </w:pPr>
+      <w:rPr>
+        <w:u w:val="none"/>
+      </w:rPr>
+    </w:lvl>
+    <w:lvl w:ilvl="2">
+      <w:start w:val="1"/>
+      <w:numFmt w:val="bullet"/>
+      <w:lvlText w:val="■"/>
+      <w:lvlJc w:val="left"/>
+      <w:pPr>
+        <w:ind w:left="2160" w:hanging="360"/>
+      </w:pPr>
+      <w:rPr>
+        <w:u w:val="none"/>
+      </w:rPr>
+    </w:lvl>
+    <w:lvl w:ilvl="3">
+      <w:start w:val="1"/>
+      <w:numFmt w:val="bullet"/>
+      <w:lvlText w:val="●"/>
+      <w:lvlJc w:val="left"/>
+      <w:pPr>
+        <w:ind w:left="2880" w:hanging="360"/>
+      </w:pPr>
+      <w:rPr>
+        <w:u w:val="none"/>
+      </w:rPr>
+    </w:lvl>
+    <w:lvl w:ilvl="4">
+      <w:start w:val="1"/>
+      <w:numFmt w:val="bullet"/>
+      <w:lvlText w:val="○"/>
+      <w:lvlJc w:val="left"/>
+      <w:pPr>
+        <w:ind w:left="3600" w:hanging="360"/>
+      </w:pPr>
+      <w:rPr>
+        <w:u w:val="none"/>
+      </w:rPr>
+    </w:lvl>
+    <w:lvl w:ilvl="5">
+      <w:start w:val="1"/>
+      <w:numFmt w:val="bullet"/>
+      <w:lvlText w:val="■"/>
+      <w:lvlJc w:val="left"/>
+      <w:pPr>
+        <w:ind w:left="4320" w:hanging="360"/>
+      </w:pPr>
+      <w:rPr>
+        <w:u w:val="none"/>
+      </w:rPr>
+    </w:lvl>
+    <w:lvl w:ilvl="6">
+      <w:start w:val="1"/>
+      <w:numFmt w:val="bullet"/>
+      <w:lvlText w:val="●"/>
+      <w:lvlJc w:val="left"/>
+      <w:pPr>
+        <w:ind w:left="5040" w:hanging="360"/>
+      </w:pPr>
+      <w:rPr>
+        <w:u w:val="none"/>
+      </w:rPr>
+    </w:lvl>
+    <w:lvl w:ilvl="7">
+      <w:start w:val="1"/>
+      <w:numFmt w:val="bullet"/>
+      <w:lvlText w:val="○"/>
+      <w:lvlJc w:val="left"/>
+      <w:pPr>
+        <w:ind w:left="5760" w:hanging="360"/>
+      </w:pPr>
+      <w:rPr>
+        <w:u w:val="none"/>
+      </w:rPr>
+    </w:lvl>
+    <w:lvl w:ilvl="8">
+      <w:start w:val="1"/>
+      <w:numFmt w:val="bullet"/>
+      <w:lvlText w:val="■"/>
+      <w:lvlJc w:val="left"/>
+      <w:pPr>
+        <w:ind w:left="6480" w:hanging="360"/>
+      </w:pPr>
+      <w:rPr>
+        <w:u w:val="none"/>
+      </w:rPr>
+    </w:lvl>
+  </w:abstractNum>
+  <w:abstractNum w:abstractNumId="10">
     <w:lvl w:ilvl="0">
       <w:start w:val="1"/>
       <w:numFmt w:val="bullet"/>
@@ -27181,7 +27218,7 @@
       </w:rPr>
     </w:lvl>
   </w:abstractNum>
-  <w:abstractNum w:abstractNumId="8">
+  <w:abstractNum w:abstractNumId="11">
     <w:lvl w:ilvl="0">
       <w:start w:val="1"/>
       <w:numFmt w:val="bullet"/>
@@ -27295,7 +27332,117 @@
       </w:rPr>
     </w:lvl>
   </w:abstractNum>
-  <w:abstractNum w:abstractNumId="9">
+  <w:abstractNum w:abstractNumId="12">
+    <w:lvl w:ilvl="0">
+      <w:start w:val="1"/>
+      <w:numFmt w:val="bullet"/>
+      <w:lvlText w:val="★"/>
+      <w:lvlJc w:val="left"/>
+      <w:pPr>
+        <w:ind w:left="720" w:hanging="360"/>
+      </w:pPr>
+      <w:rPr>
+        <w:u w:val="none"/>
+      </w:rPr>
+    </w:lvl>
+    <w:lvl w:ilvl="1">
+      <w:start w:val="1"/>
+      <w:numFmt w:val="bullet"/>
+      <w:lvlText w:val="○"/>
+      <w:lvlJc w:val="left"/>
+      <w:pPr>
+        <w:ind w:left="1440" w:hanging="360"/>
+      </w:pPr>
+      <w:rPr>
+        <w:u w:val="none"/>
+      </w:rPr>
+    </w:lvl>
+    <w:lvl w:ilvl="2">
+      <w:start w:val="1"/>
+      <w:numFmt w:val="bullet"/>
+      <w:lvlText w:val="■"/>
+      <w:lvlJc w:val="left"/>
+      <w:pPr>
+        <w:ind w:left="2160" w:hanging="360"/>
+      </w:pPr>
+      <w:rPr>
+        <w:u w:val="none"/>
+      </w:rPr>
+    </w:lvl>
+    <w:lvl w:ilvl="3">
+      <w:start w:val="1"/>
+      <w:numFmt w:val="bullet"/>
+      <w:lvlText w:val="●"/>
+      <w:lvlJc w:val="left"/>
+      <w:pPr>
+        <w:ind w:left="2880" w:hanging="360"/>
+      </w:pPr>
+      <w:rPr>
+        <w:u w:val="none"/>
+      </w:rPr>
+    </w:lvl>
+    <w:lvl w:ilvl="4">
+      <w:start w:val="1"/>
+      <w:numFmt w:val="bullet"/>
+      <w:lvlText w:val="○"/>
+      <w:lvlJc w:val="left"/>
+      <w:pPr>
+        <w:ind w:left="3600" w:hanging="360"/>
+      </w:pPr>
+      <w:rPr>
+        <w:u w:val="none"/>
+      </w:rPr>
+    </w:lvl>
+    <w:lvl w:ilvl="5">
+      <w:start w:val="1"/>
+      <w:numFmt w:val="bullet"/>
+      <w:lvlText w:val="■"/>
+      <w:lvlJc w:val="left"/>
+      <w:pPr>
+        <w:ind w:left="4320" w:hanging="360"/>
+      </w:pPr>
+      <w:rPr>
+        <w:u w:val="none"/>
+      </w:rPr>
+    </w:lvl>
+    <w:lvl w:ilvl="6">
+      <w:start w:val="1"/>
+      <w:numFmt w:val="bullet"/>
+      <w:lvlText w:val="●"/>
+      <w:lvlJc w:val="left"/>
+      <w:pPr>
+        <w:ind w:left="5040" w:hanging="360"/>
+      </w:pPr>
+      <w:rPr>
+        <w:u w:val="none"/>
+      </w:rPr>
+    </w:lvl>
+    <w:lvl w:ilvl="7">
+      <w:start w:val="1"/>
+      <w:numFmt w:val="bullet"/>
+      <w:lvlText w:val="○"/>
+      <w:lvlJc w:val="left"/>
+      <w:pPr>
+        <w:ind w:left="5760" w:hanging="360"/>
+      </w:pPr>
+      <w:rPr>
+        <w:u w:val="none"/>
+      </w:rPr>
+    </w:lvl>
+    <w:lvl w:ilvl="8">
+      <w:start w:val="1"/>
+      <w:numFmt w:val="bullet"/>
+      <w:lvlText w:val="■"/>
+      <w:lvlJc w:val="left"/>
+      <w:pPr>
+        <w:ind w:left="6480" w:hanging="360"/>
+      </w:pPr>
+      <w:rPr>
+        <w:u w:val="none"/>
+      </w:rPr>
+    </w:lvl>
+  </w:abstractNum>
+  <w:abstractNum w:abstractNumId="13">
     <w:lvl w:ilvl="0">
       <w:start w:val="1"/>
       <w:numFmt w:val="bullet"/>
@@ -27409,7 +27556,7 @@
       </w:rPr>
     </w:lvl>
   </w:abstractNum>
-  <w:abstractNum w:abstractNumId="10">
+  <w:abstractNum w:abstractNumId="14">
     <w:lvl w:ilvl="0">
       <w:start w:val="1"/>
       <w:numFmt w:val="bullet"/>
@@ -27523,117 +27670,7 @@
       </w:rPr>
     </w:lvl>
   </w:abstractNum>
-  <w:abstractNum w:abstractNumId="11">
-    <w:lvl w:ilvl="0">
-      <w:start w:val="1"/>
-      <w:numFmt w:val="bullet"/>
-      <w:lvlText w:val="★"/>
-      <w:lvlJc w:val="left"/>
-      <w:pPr>
-        <w:ind w:left="720" w:hanging="360"/>
-      </w:pPr>
-      <w:rPr>
-        <w:u w:val="none"/>
-      </w:rPr>
-    </w:lvl>
-    <w:lvl w:ilvl="1">
-      <w:start w:val="1"/>
-      <w:numFmt w:val="bullet"/>
-      <w:lvlText w:val="○"/>
-      <w:lvlJc w:val="left"/>
-      <w:pPr>
-        <w:ind w:left="1440" w:hanging="360"/>
-      </w:pPr>
-      <w:rPr>
-        <w:u w:val="none"/>
-      </w:rPr>
-    </w:lvl>
-    <w:lvl w:ilvl="2">
-      <w:start w:val="1"/>
-      <w:numFmt w:val="bullet"/>
-      <w:lvlText w:val="■"/>
-      <w:lvlJc w:val="left"/>
-      <w:pPr>
-        <w:ind w:left="2160" w:hanging="360"/>
-      </w:pPr>
-      <w:rPr>
-        <w:u w:val="none"/>
-      </w:rPr>
-    </w:lvl>
-    <w:lvl w:ilvl="3">
-      <w:start w:val="1"/>
-      <w:numFmt w:val="bullet"/>
-      <w:lvlText w:val="●"/>
-      <w:lvlJc w:val="left"/>
-      <w:pPr>
-        <w:ind w:left="2880" w:hanging="360"/>
-      </w:pPr>
-      <w:rPr>
-        <w:u w:val="none"/>
-      </w:rPr>
-    </w:lvl>
-    <w:lvl w:ilvl="4">
-      <w:start w:val="1"/>
-      <w:numFmt w:val="bullet"/>
-      <w:lvlText w:val="○"/>
-      <w:lvlJc w:val="left"/>
-      <w:pPr>
-        <w:ind w:left="3600" w:hanging="360"/>
-      </w:pPr>
-      <w:rPr>
-        <w:u w:val="none"/>
-      </w:rPr>
-    </w:lvl>
-    <w:lvl w:ilvl="5">
-      <w:start w:val="1"/>
-      <w:numFmt w:val="bullet"/>
-      <w:lvlText w:val="■"/>
-      <w:lvlJc w:val="left"/>
-      <w:pPr>
-        <w:ind w:left="4320" w:hanging="360"/>
-      </w:pPr>
-      <w:rPr>
-        <w:u w:val="none"/>
-      </w:rPr>
-    </w:lvl>
-    <w:lvl w:ilvl="6">
-      <w:start w:val="1"/>
-      <w:numFmt w:val="bullet"/>
-      <w:lvlText w:val="●"/>
-      <w:lvlJc w:val="left"/>
-      <w:pPr>
-        <w:ind w:left="5040" w:hanging="360"/>
-      </w:pPr>
-      <w:rPr>
-        <w:u w:val="none"/>
-      </w:rPr>
-    </w:lvl>
-    <w:lvl w:ilvl="7">
-      <w:start w:val="1"/>
-      <w:numFmt w:val="bullet"/>
-      <w:lvlText w:val="○"/>
-      <w:lvlJc w:val="left"/>
-      <w:pPr>
-        <w:ind w:left="5760" w:hanging="360"/>
-      </w:pPr>
-      <w:rPr>
-        <w:u w:val="none"/>
-      </w:rPr>
-    </w:lvl>
-    <w:lvl w:ilvl="8">
-      <w:start w:val="1"/>
-      <w:numFmt w:val="bullet"/>
-      <w:lvlText w:val="■"/>
-      <w:lvlJc w:val="left"/>
-      <w:pPr>
-        <w:ind w:left="6480" w:hanging="360"/>
-      </w:pPr>
-      <w:rPr>
-        <w:u w:val="none"/>
-      </w:rPr>
-    </w:lvl>
-  </w:abstractNum>
-  <w:abstractNum w:abstractNumId="12">
+  <w:abstractNum w:abstractNumId="15">
     <w:lvl w:ilvl="0">
       <w:start w:val="1"/>
       <w:numFmt w:val="bullet"/>
@@ -27747,7 +27784,7 @@
       </w:rPr>
     </w:lvl>
   </w:abstractNum>
-  <w:abstractNum w:abstractNumId="13">
+  <w:abstractNum w:abstractNumId="16">
     <w:lvl w:ilvl="0">
       <w:start w:val="1"/>
       <w:numFmt w:val="bullet"/>
@@ -27861,11 +27898,121 @@
       </w:rPr>
     </w:lvl>
   </w:abstractNum>
-  <w:abstractNum w:abstractNumId="14">
+  <w:abstractNum w:abstractNumId="17">
     <w:lvl w:ilvl="0">
       <w:start w:val="1"/>
       <w:numFmt w:val="bullet"/>
       <w:lvlText w:val="●"/>
+      <w:lvlJc w:val="left"/>
+      <w:pPr>
+        <w:ind w:left="720" w:hanging="360"/>
+      </w:pPr>
+      <w:rPr>
+        <w:u w:val="none"/>
+      </w:rPr>
+    </w:lvl>
+    <w:lvl w:ilvl="1">
+      <w:start w:val="1"/>
+      <w:numFmt w:val="bullet"/>
+      <w:lvlText w:val="○"/>
+      <w:lvlJc w:val="left"/>
+      <w:pPr>
+        <w:ind w:left="1440" w:hanging="360"/>
+      </w:pPr>
+      <w:rPr>
+        <w:u w:val="none"/>
+      </w:rPr>
+    </w:lvl>
+    <w:lvl w:ilvl="2">
+      <w:start w:val="1"/>
+      <w:numFmt w:val="bullet"/>
+      <w:lvlText w:val="■"/>
+      <w:lvlJc w:val="left"/>
+      <w:pPr>
+        <w:ind w:left="2160" w:hanging="360"/>
+      </w:pPr>
+      <w:rPr>
+        <w:u w:val="none"/>
+      </w:rPr>
+    </w:lvl>
+    <w:lvl w:ilvl="3">
+      <w:start w:val="1"/>
+      <w:numFmt w:val="bullet"/>
+      <w:lvlText w:val="●"/>
+      <w:lvlJc w:val="left"/>
+      <w:pPr>
+        <w:ind w:left="2880" w:hanging="360"/>
+      </w:pPr>
+      <w:rPr>
+        <w:u w:val="none"/>
+      </w:rPr>
+    </w:lvl>
+    <w:lvl w:ilvl="4">
+      <w:start w:val="1"/>
+      <w:numFmt w:val="bullet"/>
+      <w:lvlText w:val="○"/>
+      <w:lvlJc w:val="left"/>
+      <w:pPr>
+        <w:ind w:left="3600" w:hanging="360"/>
+      </w:pPr>
+      <w:rPr>
+        <w:u w:val="none"/>
+      </w:rPr>
+    </w:lvl>
+    <w:lvl w:ilvl="5">
+      <w:start w:val="1"/>
+      <w:numFmt w:val="bullet"/>
+      <w:lvlText w:val="■"/>
+      <w:lvlJc w:val="left"/>
+      <w:pPr>
+        <w:ind w:left="4320" w:hanging="360"/>
+      </w:pPr>
+      <w:rPr>
+        <w:u w:val="none"/>
+      </w:rPr>
+    </w:lvl>
+    <w:lvl w:ilvl="6">
+      <w:start w:val="1"/>
+      <w:numFmt w:val="bullet"/>
+      <w:lvlText w:val="●"/>
+      <w:lvlJc w:val="left"/>
+      <w:pPr>
+        <w:ind w:left="5040" w:hanging="360"/>
+      </w:pPr>
+      <w:rPr>
+        <w:u w:val="none"/>
+      </w:rPr>
+    </w:lvl>
+    <w:lvl w:ilvl="7">
+      <w:start w:val="1"/>
+      <w:numFmt w:val="bullet"/>
+      <w:lvlText w:val="○"/>
+      <w:lvlJc w:val="left"/>
+      <w:pPr>
+        <w:ind w:left="5760" w:hanging="360"/>
+      </w:pPr>
+      <w:rPr>
+        <w:u w:val="none"/>
+      </w:rPr>
+    </w:lvl>
+    <w:lvl w:ilvl="8">
+      <w:start w:val="1"/>
+      <w:numFmt w:val="bullet"/>
+      <w:lvlText w:val="■"/>
+      <w:lvlJc w:val="left"/>
+      <w:pPr>
+        <w:ind w:left="6480" w:hanging="360"/>
+      </w:pPr>
+      <w:rPr>
+        <w:u w:val="none"/>
+      </w:rPr>
+    </w:lvl>
+  </w:abstractNum>
+  <w:abstractNum w:abstractNumId="18">
+    <w:lvl w:ilvl="0">
+      <w:start w:val="1"/>
+      <w:numFmt w:val="bullet"/>
+      <w:lvlText w:val="★"/>
       <w:lvlJc w:val="left"/>
       <w:pPr>
         <w:ind w:left="720" w:hanging="360"/>
@@ -28012,6 +28159,18 @@
   </w:num>
   <w:num w:numId="14">
     <w:abstractNumId w:val="14"/>
+  </w:num>
+  <w:num w:numId="15">
+    <w:abstractNumId w:val="15"/>
+  </w:num>
+  <w:num w:numId="16">
+    <w:abstractNumId w:val="16"/>
+  </w:num>
+  <w:num w:numId="17">
+    <w:abstractNumId w:val="17"/>
+  </w:num>
+  <w:num w:numId="18">
+    <w:abstractNumId w:val="18"/>
   </w:num>
 </w:numbering>
 </file>
